--- a/Modul_3/Bilješke/Predavanje 3.docx
+++ b/Modul_3/Bilješke/Predavanje 3.docx
@@ -3920,6 +3920,9 @@
             <m:t>195000=(180000×0.5)+(200000×0.25)+(220000×0.25)</m:t>
           </m:r>
           <m:r>
+            <m:rPr>
+              <m:sty m:val="p"/>
+            </m:rPr>
             <w:br/>
           </m:r>
         </m:oMath>
@@ -3974,6 +3977,9 @@
             <m:t>y=a⋅x+b</m:t>
           </m:r>
           <m:r>
+            <m:rPr>
+              <m:sty m:val="p"/>
+            </m:rPr>
             <w:br/>
           </m:r>
         </m:oMath>
@@ -10862,23 +10868,7 @@
           <w:color w:val="0070C0"/>
         </w:rPr>
         <w:lastRenderedPageBreak/>
-        <w:t xml:space="preserve">Predavanje </w:t>
-      </w:r>
-      <w:r>
-        <w:rPr>
-          <w:b/>
-          <w:bCs/>
-          <w:color w:val="0070C0"/>
-        </w:rPr>
-        <w:t>7</w:t>
-      </w:r>
-      <w:r>
-        <w:rPr>
-          <w:b/>
-          <w:bCs/>
-          <w:color w:val="0070C0"/>
-        </w:rPr>
-        <w:t xml:space="preserve"> – Ocjenjivanje regresora</w:t>
+        <w:t>Predavanje 7 – Ocjenjivanje regresora</w:t>
       </w:r>
     </w:p>
     <w:p>
@@ -10899,7 +10889,7 @@
           <w14:ligatures w14:val="none"/>
         </w:rPr>
         <w:pict w14:anchorId="38984D3E">
-          <v:rect id="_x0000_i1109" style="width:0;height:1.5pt" o:hralign="center" o:hrstd="t" o:hr="t" fillcolor="#a0a0a0" stroked="f"/>
+          <v:rect id="_x0000_i1061" style="width:0;height:1.5pt" o:hralign="center" o:hrstd="t" o:hr="t" fillcolor="#a0a0a0" stroked="f"/>
         </w:pict>
       </w:r>
     </w:p>
@@ -10957,29 +10947,7 @@
           <w:lang w:eastAsia="hr-HR"/>
           <w14:ligatures w14:val="none"/>
         </w:rPr>
-        <w:t>nadz</w:t>
-      </w:r>
-      <w:r>
-        <w:rPr>
-          <w:rFonts w:ascii="Times New Roman" w:eastAsia="Times New Roman" w:hAnsi="Times New Roman" w:cs="Times New Roman"/>
-          <w:b/>
-          <w:bCs/>
-          <w:kern w:val="0"/>
-          <w:lang w:eastAsia="hr-HR"/>
-          <w14:ligatures w14:val="none"/>
-        </w:rPr>
-        <w:t>ir</w:t>
-      </w:r>
-      <w:r>
-        <w:rPr>
-          <w:rFonts w:ascii="Times New Roman" w:eastAsia="Times New Roman" w:hAnsi="Times New Roman" w:cs="Times New Roman"/>
-          <w:b/>
-          <w:bCs/>
-          <w:kern w:val="0"/>
-          <w:lang w:eastAsia="hr-HR"/>
-          <w14:ligatures w14:val="none"/>
-        </w:rPr>
-        <w:t>ani model strojnog učenja</w:t>
+        <w:t>nadzirani model strojnog učenja</w:t>
       </w:r>
       <w:r>
         <w:rPr>
@@ -11069,7 +11037,7 @@
           <w14:ligatures w14:val="none"/>
         </w:rPr>
         <w:pict w14:anchorId="45D80409">
-          <v:rect id="_x0000_i1110" style="width:0;height:1.5pt" o:hralign="center" o:hrstd="t" o:hr="t" fillcolor="#a0a0a0" stroked="f"/>
+          <v:rect id="_x0000_i1062" style="width:0;height:1.5pt" o:hralign="center" o:hrstd="t" o:hr="t" fillcolor="#a0a0a0" stroked="f"/>
         </w:pict>
       </w:r>
     </w:p>
@@ -11805,7 +11773,7 @@
           <w14:ligatures w14:val="none"/>
         </w:rPr>
         <w:pict w14:anchorId="56FC7F4C">
-          <v:rect id="_x0000_i1151" style="width:0;height:1.5pt" o:hralign="center" o:hrstd="t" o:hr="t" fillcolor="#a0a0a0" stroked="f"/>
+          <v:rect id="_x0000_i1063" style="width:0;height:1.5pt" o:hralign="center" o:hrstd="t" o:hr="t" fillcolor="#a0a0a0" stroked="f"/>
         </w:pict>
       </w:r>
     </w:p>
@@ -11857,18 +11825,7 @@
           <w:lang w:eastAsia="hr-HR"/>
           <w14:ligatures w14:val="none"/>
         </w:rPr>
-        <w:t>Što je</w:t>
-      </w:r>
-      <w:r>
-        <w:rPr>
-          <w:rFonts w:ascii="Times New Roman" w:eastAsia="Times New Roman" w:hAnsi="Times New Roman" w:cs="Times New Roman"/>
-          <w:b/>
-          <w:bCs/>
-          <w:kern w:val="0"/>
-          <w:lang w:eastAsia="hr-HR"/>
-          <w14:ligatures w14:val="none"/>
-        </w:rPr>
-        <w:t>?</w:t>
+        <w:t>Što je?</w:t>
       </w:r>
     </w:p>
     <w:p>
@@ -12176,6 +12133,9 @@
             </m:den>
           </m:f>
           <m:r>
+            <m:rPr>
+              <m:sty m:val="p"/>
+            </m:rPr>
             <w:rPr>
               <w:rFonts w:ascii="Cambria Math" w:eastAsia="Times New Roman" w:hAnsi="Cambria Math" w:cs="Times New Roman"/>
               <w:kern w:val="0"/>
@@ -12459,7 +12419,6 @@
           <m:r>
             <w:rPr>
               <w:rFonts w:ascii="Cambria Math" w:eastAsia="Times New Roman" w:hAnsi="Cambria Math" w:cs="Times New Roman"/>
-              <w:i/>
               <w:kern w:val="0"/>
               <w:lang w:eastAsia="hr-HR"/>
               <w14:ligatures w14:val="none"/>
@@ -12527,7 +12486,7 @@
           <w14:ligatures w14:val="none"/>
         </w:rPr>
         <w:pict w14:anchorId="2FAC73A2">
-          <v:rect id="_x0000_i1152" style="width:0;height:1.5pt" o:hralign="center" o:hrstd="t" o:hr="t" fillcolor="#a0a0a0" stroked="f"/>
+          <v:rect id="_x0000_i1064" style="width:0;height:1.5pt" o:hralign="center" o:hrstd="t" o:hr="t" fillcolor="#a0a0a0" stroked="f"/>
         </w:pict>
       </w:r>
     </w:p>
@@ -12584,18 +12543,7 @@
           <w:lang w:eastAsia="hr-HR"/>
           <w14:ligatures w14:val="none"/>
         </w:rPr>
-        <w:t>Što je</w:t>
-      </w:r>
-      <w:r>
-        <w:rPr>
-          <w:rFonts w:ascii="Times New Roman" w:eastAsia="Times New Roman" w:hAnsi="Times New Roman" w:cs="Times New Roman"/>
-          <w:b/>
-          <w:bCs/>
-          <w:kern w:val="0"/>
-          <w:lang w:eastAsia="hr-HR"/>
-          <w14:ligatures w14:val="none"/>
-        </w:rPr>
-        <w:t>?</w:t>
+        <w:t>Što je?</w:t>
       </w:r>
     </w:p>
     <w:p>
@@ -12818,6 +12766,9 @@
             <m:t>∣</m:t>
           </m:r>
           <m:r>
+            <m:rPr>
+              <m:sty m:val="p"/>
+            </m:rPr>
             <w:rPr>
               <w:rFonts w:ascii="Cambria Math" w:eastAsia="Times New Roman" w:hAnsi="Cambria Math" w:cs="Times New Roman"/>
               <w:kern w:val="0"/>
@@ -12940,7 +12891,7 @@
           <w14:ligatures w14:val="none"/>
         </w:rPr>
         <w:pict w14:anchorId="05DCCC58">
-          <v:rect id="_x0000_i1153" style="width:0;height:1.5pt" o:hralign="center" o:hrstd="t" o:hr="t" fillcolor="#a0a0a0" stroked="f"/>
+          <v:rect id="_x0000_i1065" style="width:0;height:1.5pt" o:hralign="center" o:hrstd="t" o:hr="t" fillcolor="#a0a0a0" stroked="f"/>
         </w:pict>
       </w:r>
     </w:p>
@@ -12996,18 +12947,7 @@
           <w:lang w:eastAsia="hr-HR"/>
           <w14:ligatures w14:val="none"/>
         </w:rPr>
-        <w:t>Što je</w:t>
-      </w:r>
-      <w:r>
-        <w:rPr>
-          <w:rFonts w:ascii="Times New Roman" w:eastAsia="Times New Roman" w:hAnsi="Times New Roman" w:cs="Times New Roman"/>
-          <w:b/>
-          <w:bCs/>
-          <w:kern w:val="0"/>
-          <w:lang w:eastAsia="hr-HR"/>
-          <w14:ligatures w14:val="none"/>
-        </w:rPr>
-        <w:t>?</w:t>
+        <w:t>Što je?</w:t>
       </w:r>
     </w:p>
     <w:p>
@@ -13220,6 +13160,9 @@
             </m:sup>
           </m:sSup>
           <m:r>
+            <m:rPr>
+              <m:sty m:val="p"/>
+            </m:rPr>
             <w:rPr>
               <w:rFonts w:ascii="Cambria Math" w:eastAsia="Times New Roman" w:hAnsi="Cambria Math" w:cs="Times New Roman"/>
               <w:kern w:val="0"/>
@@ -13342,7 +13285,7 @@
           <w14:ligatures w14:val="none"/>
         </w:rPr>
         <w:pict w14:anchorId="0298122E">
-          <v:rect id="_x0000_i1154" style="width:0;height:1.5pt" o:hralign="center" o:hrstd="t" o:hr="t" fillcolor="#a0a0a0" stroked="f"/>
+          <v:rect id="_x0000_i1066" style="width:0;height:1.5pt" o:hralign="center" o:hrstd="t" o:hr="t" fillcolor="#a0a0a0" stroked="f"/>
         </w:pict>
       </w:r>
     </w:p>
@@ -13399,18 +13342,7 @@
           <w:lang w:eastAsia="hr-HR"/>
           <w14:ligatures w14:val="none"/>
         </w:rPr>
-        <w:t>Što je</w:t>
-      </w:r>
-      <w:r>
-        <w:rPr>
-          <w:rFonts w:ascii="Times New Roman" w:eastAsia="Times New Roman" w:hAnsi="Times New Roman" w:cs="Times New Roman"/>
-          <w:b/>
-          <w:bCs/>
-          <w:kern w:val="0"/>
-          <w:lang w:eastAsia="hr-HR"/>
-          <w14:ligatures w14:val="none"/>
-        </w:rPr>
-        <w:t>?</w:t>
+        <w:t>Što je?</w:t>
       </w:r>
     </w:p>
     <w:p>
@@ -13481,7 +13413,7 @@
           <w14:ligatures w14:val="none"/>
         </w:rPr>
         <w:pict w14:anchorId="1EFE29C2">
-          <v:rect id="_x0000_i1155" style="width:0;height:1.5pt" o:hralign="center" o:hrstd="t" o:hr="t" fillcolor="#a0a0a0" stroked="f"/>
+          <v:rect id="_x0000_i1067" style="width:0;height:1.5pt" o:hralign="center" o:hrstd="t" o:hr="t" fillcolor="#a0a0a0" stroked="f"/>
         </w:pict>
       </w:r>
     </w:p>
@@ -13631,7 +13563,7 @@
       </w:pPr>
       <w:r>
         <w:pict w14:anchorId="69DA2F35">
-          <v:rect id="_x0000_i1203" style="width:0;height:1.5pt" o:hralign="center" o:hrstd="t" o:hr="t" fillcolor="#a0a0a0" stroked="f"/>
+          <v:rect id="_x0000_i1068" style="width:0;height:1.5pt" o:hralign="center" o:hrstd="t" o:hr="t" fillcolor="#a0a0a0" stroked="f"/>
         </w:pict>
       </w:r>
     </w:p>
@@ -13664,14 +13596,7 @@
           <w:b/>
           <w:bCs/>
         </w:rPr>
-        <w:t>Što su reziduali</w:t>
-      </w:r>
-      <w:r>
-        <w:rPr>
-          <w:b/>
-          <w:bCs/>
-        </w:rPr>
-        <w:t>?</w:t>
+        <w:t>Što su reziduali?</w:t>
       </w:r>
     </w:p>
     <w:p>
@@ -13745,6 +13670,9 @@
             </m:sub>
           </m:sSub>
           <m:r>
+            <m:rPr>
+              <m:sty m:val="p"/>
+            </m:rPr>
             <w:br/>
           </m:r>
         </m:oMath>
@@ -13768,7 +13696,7 @@
     <w:p>
       <w:r>
         <w:pict w14:anchorId="3FF4E6B4">
-          <v:rect id="_x0000_i1193" style="width:0;height:1.5pt" o:hralign="center" o:hrstd="t" o:hr="t" fillcolor="#a0a0a0" stroked="f"/>
+          <v:rect id="_x0000_i1069" style="width:0;height:1.5pt" o:hralign="center" o:hrstd="t" o:hr="t" fillcolor="#a0a0a0" stroked="f"/>
         </w:pict>
       </w:r>
     </w:p>
@@ -13827,7 +13755,7 @@
     <w:p>
       <w:r>
         <w:pict w14:anchorId="31435325">
-          <v:rect id="_x0000_i1194" style="width:0;height:1.5pt" o:hralign="center" o:hrstd="t" o:hr="t" fillcolor="#a0a0a0" stroked="f"/>
+          <v:rect id="_x0000_i1070" style="width:0;height:1.5pt" o:hralign="center" o:hrstd="t" o:hr="t" fillcolor="#a0a0a0" stroked="f"/>
         </w:pict>
       </w:r>
     </w:p>
@@ -13885,7 +13813,7 @@
     <w:p>
       <w:r>
         <w:pict w14:anchorId="7ED97E6A">
-          <v:rect id="_x0000_i1195" style="width:0;height:1.5pt" o:hralign="center" o:hrstd="t" o:hr="t" fillcolor="#a0a0a0" stroked="f"/>
+          <v:rect id="_x0000_i1071" style="width:0;height:1.5pt" o:hralign="center" o:hrstd="t" o:hr="t" fillcolor="#a0a0a0" stroked="f"/>
         </w:pict>
       </w:r>
     </w:p>
@@ -13955,14 +13883,7 @@
           <w:b/>
           <w:bCs/>
         </w:rPr>
-        <w:t>Što je normalizacija</w:t>
-      </w:r>
-      <w:r>
-        <w:rPr>
-          <w:b/>
-          <w:bCs/>
-        </w:rPr>
-        <w:t>?</w:t>
+        <w:t>Što je normalizacija?</w:t>
       </w:r>
     </w:p>
     <w:p>
@@ -14002,14 +13923,7 @@
           <w:b/>
           <w:bCs/>
         </w:rPr>
-        <w:t>Kako se radi</w:t>
-      </w:r>
-      <w:r>
-        <w:rPr>
-          <w:b/>
-          <w:bCs/>
-        </w:rPr>
-        <w:t>?</w:t>
+        <w:t>Kako se radi?</w:t>
       </w:r>
     </w:p>
     <w:p>
@@ -14051,7 +13965,7 @@
     <w:p>
       <w:r>
         <w:pict w14:anchorId="78D3AFC0">
-          <v:rect id="_x0000_i1196" style="width:0;height:1.5pt" o:hralign="center" o:hrstd="t" o:hr="t" fillcolor="#a0a0a0" stroked="f"/>
+          <v:rect id="_x0000_i1072" style="width:0;height:1.5pt" o:hralign="center" o:hrstd="t" o:hr="t" fillcolor="#a0a0a0" stroked="f"/>
         </w:pict>
       </w:r>
     </w:p>
@@ -14067,14 +13981,7 @@
           <w:b/>
           <w:bCs/>
         </w:rPr>
-        <w:t>Što je standardizacija</w:t>
-      </w:r>
-      <w:r>
-        <w:rPr>
-          <w:b/>
-          <w:bCs/>
-        </w:rPr>
-        <w:t>?</w:t>
+        <w:t>Što je standardizacija?</w:t>
       </w:r>
     </w:p>
     <w:p>
@@ -14143,6 +14050,9 @@
             </m:den>
           </m:f>
           <m:r>
+            <m:rPr>
+              <m:sty m:val="p"/>
+            </m:rPr>
             <w:br/>
           </m:r>
         </m:oMath>
@@ -14165,7 +14075,7 @@
     <w:p>
       <w:r>
         <w:pict w14:anchorId="6C0A53B4">
-          <v:rect id="_x0000_i1197" style="width:0;height:1.5pt" o:hralign="center" o:hrstd="t" o:hr="t" fillcolor="#a0a0a0" stroked="f"/>
+          <v:rect id="_x0000_i1073" style="width:0;height:1.5pt" o:hralign="center" o:hrstd="t" o:hr="t" fillcolor="#a0a0a0" stroked="f"/>
         </w:pict>
       </w:r>
     </w:p>
@@ -14198,14 +14108,7 @@
           <w:b/>
           <w:bCs/>
         </w:rPr>
-        <w:t>Što je</w:t>
-      </w:r>
-      <w:r>
-        <w:rPr>
-          <w:b/>
-          <w:bCs/>
-        </w:rPr>
-        <w:t>?</w:t>
+        <w:t>Što je?</w:t>
       </w:r>
     </w:p>
     <w:p>
@@ -14261,14 +14164,7 @@
           <w:b/>
           <w:bCs/>
         </w:rPr>
-        <w:t>Prednosti</w:t>
-      </w:r>
-      <w:r>
-        <w:rPr>
-          <w:b/>
-          <w:bCs/>
-        </w:rPr>
-        <w:t>?</w:t>
+        <w:t>Prednosti?</w:t>
       </w:r>
     </w:p>
     <w:p>
@@ -14431,7 +14327,7 @@
     <w:p>
       <w:r>
         <w:pict w14:anchorId="2C37766A">
-          <v:rect id="_x0000_i1210" style="width:0;height:1.5pt" o:hralign="center" o:hrstd="t" o:hr="t" fillcolor="#a0a0a0" stroked="f"/>
+          <v:rect id="_x0000_i1074" style="width:0;height:1.5pt" o:hralign="center" o:hrstd="t" o:hr="t" fillcolor="#a0a0a0" stroked="f"/>
         </w:pict>
       </w:r>
     </w:p>
@@ -14517,7 +14413,7 @@
     <w:p>
       <w:r>
         <w:pict w14:anchorId="3BA04334">
-          <v:rect id="_x0000_i1226" style="width:0;height:1.5pt" o:hralign="center" o:hrstd="t" o:hr="t" fillcolor="#a0a0a0" stroked="f"/>
+          <v:rect id="_x0000_i1075" style="width:0;height:1.5pt" o:hralign="center" o:hrstd="t" o:hr="t" fillcolor="#a0a0a0" stroked="f"/>
         </w:pict>
       </w:r>
     </w:p>
@@ -14605,7 +14501,7 @@
     <w:p>
       <w:r>
         <w:pict w14:anchorId="5D9C7DF1">
-          <v:rect id="_x0000_i1224" style="width:0;height:1.5pt" o:hralign="center" o:hrstd="t" o:hr="t" fillcolor="#a0a0a0" stroked="f"/>
+          <v:rect id="_x0000_i1076" style="width:0;height:1.5pt" o:hralign="center" o:hrstd="t" o:hr="t" fillcolor="#a0a0a0" stroked="f"/>
         </w:pict>
       </w:r>
     </w:p>
@@ -14905,7 +14801,7 @@
           <w14:ligatures w14:val="none"/>
         </w:rPr>
         <w:pict w14:anchorId="34B33FD0">
-          <v:rect id="_x0000_i1227" style="width:0;height:1.5pt" o:hralign="center" o:hrstd="t" o:hr="t" fillcolor="#a0a0a0" stroked="f"/>
+          <v:rect id="_x0000_i1077" style="width:0;height:1.5pt" o:hralign="center" o:hrstd="t" o:hr="t" fillcolor="#a0a0a0" stroked="f"/>
         </w:pict>
       </w:r>
     </w:p>
@@ -15176,7 +15072,7 @@
           <w14:ligatures w14:val="none"/>
         </w:rPr>
         <w:pict w14:anchorId="5BA3D07F">
-          <v:rect id="_x0000_i1228" style="width:0;height:1.5pt" o:hralign="center" o:hrstd="t" o:hr="t" fillcolor="#a0a0a0" stroked="f"/>
+          <v:rect id="_x0000_i1078" style="width:0;height:1.5pt" o:hralign="center" o:hrstd="t" o:hr="t" fillcolor="#a0a0a0" stroked="f"/>
         </w:pict>
       </w:r>
     </w:p>
@@ -15468,6 +15364,9 @@
             </m:e>
           </m:rad>
           <m:r>
+            <m:rPr>
+              <m:sty m:val="p"/>
+            </m:rPr>
             <w:rPr>
               <w:rFonts w:ascii="Cambria Math" w:eastAsia="Times New Roman" w:hAnsi="Cambria Math"/>
               <w:kern w:val="0"/>
@@ -15638,7 +15537,7 @@
           <w14:ligatures w14:val="none"/>
         </w:rPr>
         <w:pict w14:anchorId="43CE1D69">
-          <v:rect id="_x0000_i1231" style="width:0;height:1.5pt" o:hralign="center" o:hrstd="t" o:hr="t" fillcolor="#a0a0a0" stroked="f"/>
+          <v:rect id="_x0000_i1079" style="width:0;height:1.5pt" o:hralign="center" o:hrstd="t" o:hr="t" fillcolor="#a0a0a0" stroked="f"/>
         </w:pict>
       </w:r>
     </w:p>
@@ -15971,7 +15870,7 @@
           <w14:ligatures w14:val="none"/>
         </w:rPr>
         <w:pict w14:anchorId="701FB11F">
-          <v:rect id="_x0000_i1233" style="width:0;height:1.5pt" o:hralign="center" o:hrstd="t" o:hr="t" fillcolor="#a0a0a0" stroked="f"/>
+          <v:rect id="_x0000_i1080" style="width:0;height:1.5pt" o:hralign="center" o:hrstd="t" o:hr="t" fillcolor="#a0a0a0" stroked="f"/>
         </w:pict>
       </w:r>
     </w:p>
@@ -16115,7 +16014,7 @@
           <w14:ligatures w14:val="none"/>
         </w:rPr>
         <w:pict w14:anchorId="75456219">
-          <v:rect id="_x0000_i1234" style="width:0;height:1.5pt" o:hralign="center" o:hrstd="t" o:hr="t" fillcolor="#a0a0a0" stroked="f"/>
+          <v:rect id="_x0000_i1081" style="width:0;height:1.5pt" o:hralign="center" o:hrstd="t" o:hr="t" fillcolor="#a0a0a0" stroked="f"/>
         </w:pict>
       </w:r>
     </w:p>
@@ -16191,7 +16090,7 @@
     <w:p>
       <w:r>
         <w:pict w14:anchorId="22A1F08E">
-          <v:rect id="_x0000_i1241" style="width:0;height:1.5pt" o:hralign="center" o:hrstd="t" o:hr="t" fillcolor="#a0a0a0" stroked="f"/>
+          <v:rect id="_x0000_i1082" style="width:0;height:1.5pt" o:hralign="center" o:hrstd="t" o:hr="t" fillcolor="#a0a0a0" stroked="f"/>
         </w:pict>
       </w:r>
     </w:p>
@@ -16281,7 +16180,7 @@
     <w:p>
       <w:r>
         <w:pict w14:anchorId="44D4C1C9">
-          <v:rect id="_x0000_i1249" style="width:0;height:1.5pt" o:hralign="center" o:hrstd="t" o:hr="t" fillcolor="#a0a0a0" stroked="f"/>
+          <v:rect id="_x0000_i1083" style="width:0;height:1.5pt" o:hralign="center" o:hrstd="t" o:hr="t" fillcolor="#a0a0a0" stroked="f"/>
         </w:pict>
       </w:r>
     </w:p>
@@ -16379,7 +16278,7 @@
     <w:p>
       <w:r>
         <w:pict w14:anchorId="6F0D1794">
-          <v:rect id="_x0000_i1257" style="width:0;height:1.5pt" o:hralign="center" o:hrstd="t" o:hr="t" fillcolor="#a0a0a0" stroked="f"/>
+          <v:rect id="_x0000_i1084" style="width:0;height:1.5pt" o:hralign="center" o:hrstd="t" o:hr="t" fillcolor="#a0a0a0" stroked="f"/>
         </w:pict>
       </w:r>
     </w:p>
@@ -16538,7 +16437,7 @@
     <w:p>
       <w:r>
         <w:pict w14:anchorId="703DB713">
-          <v:rect id="_x0000_i1259" style="width:0;height:1.5pt" o:hralign="center" o:hrstd="t" o:hr="t" fillcolor="#a0a0a0" stroked="f"/>
+          <v:rect id="_x0000_i1085" style="width:0;height:1.5pt" o:hralign="center" o:hrstd="t" o:hr="t" fillcolor="#a0a0a0" stroked="f"/>
         </w:pict>
       </w:r>
     </w:p>
@@ -16613,7 +16512,7 @@
     <w:p>
       <w:r>
         <w:pict w14:anchorId="44843C82">
-          <v:rect id="_x0000_i1278" style="width:0;height:1.5pt" o:hralign="center" o:hrstd="t" o:hr="t" fillcolor="#a0a0a0" stroked="f"/>
+          <v:rect id="_x0000_i1086" style="width:0;height:1.5pt" o:hralign="center" o:hrstd="t" o:hr="t" fillcolor="#a0a0a0" stroked="f"/>
         </w:pict>
       </w:r>
     </w:p>
@@ -16680,7 +16579,7 @@
     <w:p>
       <w:r>
         <w:pict w14:anchorId="20122590">
-          <v:rect id="_x0000_i1279" style="width:0;height:1.5pt" o:hralign="center" o:hrstd="t" o:hr="t" fillcolor="#a0a0a0" stroked="f"/>
+          <v:rect id="_x0000_i1087" style="width:0;height:1.5pt" o:hralign="center" o:hrstd="t" o:hr="t" fillcolor="#a0a0a0" stroked="f"/>
         </w:pict>
       </w:r>
     </w:p>
@@ -16746,7 +16645,7 @@
     <w:p>
       <w:r>
         <w:pict w14:anchorId="7337D316">
-          <v:rect id="_x0000_i1280" style="width:0;height:1.5pt" o:hralign="center" o:hrstd="t" o:hr="t" fillcolor="#a0a0a0" stroked="f"/>
+          <v:rect id="_x0000_i1088" style="width:0;height:1.5pt" o:hralign="center" o:hrstd="t" o:hr="t" fillcolor="#a0a0a0" stroked="f"/>
         </w:pict>
       </w:r>
     </w:p>
@@ -16923,7 +16822,7 @@
     <w:p>
       <w:r>
         <w:pict w14:anchorId="358DBC00">
-          <v:rect id="_x0000_i1290" style="width:0;height:1.5pt" o:hralign="center" o:hrstd="t" o:hr="t" fillcolor="#a0a0a0" stroked="f"/>
+          <v:rect id="_x0000_i1089" style="width:0;height:1.5pt" o:hralign="center" o:hrstd="t" o:hr="t" fillcolor="#a0a0a0" stroked="f"/>
         </w:pict>
       </w:r>
     </w:p>
@@ -17216,7 +17115,7 @@
     <w:p>
       <w:r>
         <w:pict w14:anchorId="5A265B82">
-          <v:rect id="_x0000_i1304" style="width:0;height:1.5pt" o:hralign="center" o:hrstd="t" o:hr="t" fillcolor="#a0a0a0" stroked="f"/>
+          <v:rect id="_x0000_i1090" style="width:0;height:1.5pt" o:hralign="center" o:hrstd="t" o:hr="t" fillcolor="#a0a0a0" stroked="f"/>
         </w:pict>
       </w:r>
     </w:p>
@@ -17243,7 +17142,7 @@
     <w:p>
       <w:r>
         <w:pict w14:anchorId="0C916F88">
-          <v:rect id="_x0000_i1305" style="width:0;height:1.5pt" o:hralign="center" o:hrstd="t" o:hr="t" fillcolor="#a0a0a0" stroked="f"/>
+          <v:rect id="_x0000_i1091" style="width:0;height:1.5pt" o:hralign="center" o:hrstd="t" o:hr="t" fillcolor="#a0a0a0" stroked="f"/>
         </w:pict>
       </w:r>
     </w:p>
@@ -17313,7 +17212,7 @@
     <w:p>
       <w:r>
         <w:pict w14:anchorId="42C7B099">
-          <v:rect id="_x0000_i1308" style="width:0;height:1.5pt" o:hralign="center" o:hrstd="t" o:hr="t" fillcolor="#a0a0a0" stroked="f"/>
+          <v:rect id="_x0000_i1092" style="width:0;height:1.5pt" o:hralign="center" o:hrstd="t" o:hr="t" fillcolor="#a0a0a0" stroked="f"/>
         </w:pict>
       </w:r>
     </w:p>
@@ -17640,7 +17539,7 @@
     <w:p>
       <w:r>
         <w:pict w14:anchorId="333DC8B0">
-          <v:rect id="_x0000_i1333" style="width:0;height:1.5pt" o:hralign="center" o:hrstd="t" o:hr="t" fillcolor="#a0a0a0" stroked="f"/>
+          <v:rect id="_x0000_i1093" style="width:0;height:1.5pt" o:hralign="center" o:hrstd="t" o:hr="t" fillcolor="#a0a0a0" stroked="f"/>
         </w:pict>
       </w:r>
     </w:p>
@@ -17799,6 +17698,9 @@
             </m:den>
           </m:f>
           <m:r>
+            <m:rPr>
+              <m:sty m:val="p"/>
+            </m:rPr>
             <w:br/>
           </m:r>
         </m:oMath>
@@ -18018,7 +17920,7 @@
     <w:p>
       <w:r>
         <w:pict w14:anchorId="48B582AD">
-          <v:rect id="_x0000_i1327" style="width:0;height:1.5pt" o:hralign="center" o:hrstd="t" o:hr="t" fillcolor="#a0a0a0" stroked="f"/>
+          <v:rect id="_x0000_i1094" style="width:0;height:1.5pt" o:hralign="center" o:hrstd="t" o:hr="t" fillcolor="#a0a0a0" stroked="f"/>
         </w:pict>
       </w:r>
     </w:p>
@@ -18094,7 +17996,7 @@
     <w:p>
       <w:r>
         <w:pict w14:anchorId="76631118">
-          <v:rect id="_x0000_i1328" style="width:0;height:1.5pt" o:hralign="center" o:hrstd="t" o:hr="t" fillcolor="#a0a0a0" stroked="f"/>
+          <v:rect id="_x0000_i1095" style="width:0;height:1.5pt" o:hralign="center" o:hrstd="t" o:hr="t" fillcolor="#a0a0a0" stroked="f"/>
         </w:pict>
       </w:r>
     </w:p>
@@ -18253,6 +18155,9 @@
             </m:den>
           </m:f>
           <m:r>
+            <m:rPr>
+              <m:sty m:val="p"/>
+            </m:rPr>
             <w:br/>
           </m:r>
         </m:oMath>
@@ -18292,7 +18197,7 @@
     <w:p>
       <w:r>
         <w:pict w14:anchorId="5193B549">
-          <v:rect id="_x0000_i1329" style="width:0;height:1.5pt" o:hralign="center" o:hrstd="t" o:hr="t" fillcolor="#a0a0a0" stroked="f"/>
+          <v:rect id="_x0000_i1096" style="width:0;height:1.5pt" o:hralign="center" o:hrstd="t" o:hr="t" fillcolor="#a0a0a0" stroked="f"/>
         </w:pict>
       </w:r>
     </w:p>
@@ -18426,7 +18331,7 @@
     <w:p>
       <w:r>
         <w:pict w14:anchorId="277DEE45">
-          <v:rect id="_x0000_i1346" style="width:0;height:1.5pt" o:hralign="center" o:hrstd="t" o:hr="t" fillcolor="#a0a0a0" stroked="f"/>
+          <v:rect id="_x0000_i1097" style="width:0;height:1.5pt" o:hralign="center" o:hrstd="t" o:hr="t" fillcolor="#a0a0a0" stroked="f"/>
         </w:pict>
       </w:r>
     </w:p>
@@ -18473,7 +18378,7 @@
     <w:p>
       <w:r>
         <w:pict w14:anchorId="252A8557">
-          <v:rect id="_x0000_i1347" style="width:0;height:1.5pt" o:hralign="center" o:hrstd="t" o:hr="t" fillcolor="#a0a0a0" stroked="f"/>
+          <v:rect id="_x0000_i1098" style="width:0;height:1.5pt" o:hralign="center" o:hrstd="t" o:hr="t" fillcolor="#a0a0a0" stroked="f"/>
         </w:pict>
       </w:r>
     </w:p>
@@ -18687,6 +18592,9 @@
             <m:t>no</m:t>
           </m:r>
           <m:r>
+            <m:rPr>
+              <m:sty m:val="p"/>
+            </m:rPr>
             <w:br/>
           </m:r>
         </m:oMath>
@@ -18729,6 +18637,9 @@
             <m:t>→ koliko stvarnih pozitivnih je otkriveno</m:t>
           </m:r>
           <m:r>
+            <m:rPr>
+              <m:sty m:val="p"/>
+            </m:rPr>
             <w:br/>
           </m:r>
         </m:oMath>
@@ -18795,6 +18706,9 @@
             <m:t>a između Precision i Recall</m:t>
           </m:r>
           <m:r>
+            <m:rPr>
+              <m:sty m:val="p"/>
+            </m:rPr>
             <w:br/>
           </m:r>
         </m:oMath>
@@ -18855,7 +18769,7 @@
       <w:r>
         <w:lastRenderedPageBreak/>
         <w:pict w14:anchorId="59F0121F">
-          <v:rect id="_x0000_i1356" style="width:0;height:1.5pt" o:hralign="center" o:hrstd="t" o:hr="t" fillcolor="#a0a0a0" stroked="f"/>
+          <v:rect id="_x0000_i1099" style="width:0;height:1.5pt" o:hralign="center" o:hrstd="t" o:hr="t" fillcolor="#a0a0a0" stroked="f"/>
         </w:pict>
       </w:r>
     </w:p>
@@ -18964,16 +18878,13 @@
     <w:p>
       <w:r>
         <w:pict w14:anchorId="12078CE8">
-          <v:rect id="_x0000_i1358" style="width:0;height:1.5pt" o:hralign="center" o:hrstd="t" o:hr="t" fillcolor="#a0a0a0" stroked="f"/>
+          <v:rect id="_x0000_i1100" style="width:0;height:1.5pt" o:hralign="center" o:hrstd="t" o:hr="t" fillcolor="#a0a0a0" stroked="f"/>
         </w:pict>
       </w:r>
     </w:p>
     <w:p>
       <w:r>
-        <w:t>Zaključak predavanja</w:t>
-      </w:r>
-      <w:r>
-        <w:t>:</w:t>
+        <w:t>Zaključak predavanja:</w:t>
       </w:r>
     </w:p>
     <w:tbl>
@@ -19234,23 +19145,7 @@
           <w:color w:val="0070C0"/>
         </w:rPr>
         <w:lastRenderedPageBreak/>
-        <w:t xml:space="preserve">Predavanje </w:t>
-      </w:r>
-      <w:r>
-        <w:rPr>
-          <w:b/>
-          <w:bCs/>
-          <w:color w:val="0070C0"/>
-        </w:rPr>
-        <w:t>8</w:t>
-      </w:r>
-      <w:r>
-        <w:rPr>
-          <w:b/>
-          <w:bCs/>
-          <w:color w:val="0070C0"/>
-        </w:rPr>
-        <w:t xml:space="preserve"> – </w:t>
+        <w:t xml:space="preserve">Predavanje 8 – </w:t>
       </w:r>
       <w:r>
         <w:rPr>
@@ -19403,7 +19298,7 @@
           <w14:ligatures w14:val="none"/>
         </w:rPr>
         <w:pict w14:anchorId="59BD0B21">
-          <v:rect id="_x0000_i1359" style="width:0;height:1.5pt" o:hralign="center" o:hrstd="t" o:hr="t" fillcolor="#a0a0a0" stroked="f"/>
+          <v:rect id="_x0000_i1101" style="width:0;height:1.5pt" o:hralign="center" o:hrstd="t" o:hr="t" fillcolor="#a0a0a0" stroked="f"/>
         </w:pict>
       </w:r>
     </w:p>
@@ -19779,7 +19674,7 @@
     <w:p>
       <w:r>
         <w:pict w14:anchorId="4700BE1F">
-          <v:rect id="_x0000_i1450" style="width:0;height:1.5pt" o:hralign="center" o:hrstd="t" o:hr="t" fillcolor="#a0a0a0" stroked="f"/>
+          <v:rect id="_x0000_i1102" style="width:0;height:1.5pt" o:hralign="center" o:hrstd="t" o:hr="t" fillcolor="#a0a0a0" stroked="f"/>
         </w:pict>
       </w:r>
     </w:p>
@@ -19865,7 +19760,7 @@
     <w:p>
       <w:r>
         <w:pict w14:anchorId="028A8E05">
-          <v:rect id="_x0000_i1451" style="width:0;height:1.5pt" o:hralign="center" o:hrstd="t" o:hr="t" fillcolor="#a0a0a0" stroked="f"/>
+          <v:rect id="_x0000_i1103" style="width:0;height:1.5pt" o:hralign="center" o:hrstd="t" o:hr="t" fillcolor="#a0a0a0" stroked="f"/>
         </w:pict>
       </w:r>
     </w:p>
@@ -20032,7 +19927,7 @@
     <w:p>
       <w:r>
         <w:pict w14:anchorId="791DBB8B">
-          <v:rect id="_x0000_i1460" style="width:0;height:1.5pt" o:hralign="center" o:hrstd="t" o:hr="t" fillcolor="#a0a0a0" stroked="f"/>
+          <v:rect id="_x0000_i1104" style="width:0;height:1.5pt" o:hralign="center" o:hrstd="t" o:hr="t" fillcolor="#a0a0a0" stroked="f"/>
         </w:pict>
       </w:r>
     </w:p>
@@ -20178,7 +20073,7 @@
     <w:p>
       <w:r>
         <w:pict w14:anchorId="323E49B2">
-          <v:rect id="_x0000_i1486" style="width:0;height:1.5pt" o:hralign="center" o:hrstd="t" o:hr="t" fillcolor="#a0a0a0" stroked="f"/>
+          <v:rect id="_x0000_i1105" style="width:0;height:1.5pt" o:hralign="center" o:hrstd="t" o:hr="t" fillcolor="#a0a0a0" stroked="f"/>
         </w:pict>
       </w:r>
     </w:p>
@@ -20239,7 +20134,7 @@
     <w:p>
       <w:r>
         <w:pict w14:anchorId="1A9E02D0">
-          <v:rect id="_x0000_i1487" style="width:0;height:1.5pt" o:hralign="center" o:hrstd="t" o:hr="t" fillcolor="#a0a0a0" stroked="f"/>
+          <v:rect id="_x0000_i1106" style="width:0;height:1.5pt" o:hralign="center" o:hrstd="t" o:hr="t" fillcolor="#a0a0a0" stroked="f"/>
         </w:pict>
       </w:r>
     </w:p>
@@ -20383,7 +20278,7 @@
     <w:p>
       <w:r>
         <w:pict w14:anchorId="3ADEB48A">
-          <v:rect id="_x0000_i1488" style="width:0;height:1.5pt" o:hralign="center" o:hrstd="t" o:hr="t" fillcolor="#a0a0a0" stroked="f"/>
+          <v:rect id="_x0000_i1107" style="width:0;height:1.5pt" o:hralign="center" o:hrstd="t" o:hr="t" fillcolor="#a0a0a0" stroked="f"/>
         </w:pict>
       </w:r>
     </w:p>
@@ -20528,6 +20423,9 @@
             </m:den>
           </m:f>
           <m:r>
+            <m:rPr>
+              <m:sty m:val="p"/>
+            </m:rPr>
             <w:br/>
           </m:r>
         </m:oMath>
@@ -20536,7 +20434,7 @@
     <w:p>
       <w:r>
         <w:pict w14:anchorId="0CC0D6D8">
-          <v:rect id="_x0000_i1489" style="width:0;height:1.5pt" o:hralign="center" o:hrstd="t" o:hr="t" fillcolor="#a0a0a0" stroked="f"/>
+          <v:rect id="_x0000_i1108" style="width:0;height:1.5pt" o:hralign="center" o:hrstd="t" o:hr="t" fillcolor="#a0a0a0" stroked="f"/>
         </w:pict>
       </w:r>
     </w:p>
@@ -20605,7 +20503,7 @@
     <w:p>
       <w:r>
         <w:pict w14:anchorId="19CCC05C">
-          <v:rect id="_x0000_i1518" style="width:0;height:1.5pt" o:hralign="center" o:hrstd="t" o:hr="t" fillcolor="#a0a0a0" stroked="f"/>
+          <v:rect id="_x0000_i1109" style="width:0;height:1.5pt" o:hralign="center" o:hrstd="t" o:hr="t" fillcolor="#a0a0a0" stroked="f"/>
         </w:pict>
       </w:r>
     </w:p>
@@ -20652,7 +20550,7 @@
     <w:p>
       <w:r>
         <w:pict w14:anchorId="5EFC4177">
-          <v:rect id="_x0000_i1519" style="width:0;height:1.5pt" o:hralign="center" o:hrstd="t" o:hr="t" fillcolor="#a0a0a0" stroked="f"/>
+          <v:rect id="_x0000_i1110" style="width:0;height:1.5pt" o:hralign="center" o:hrstd="t" o:hr="t" fillcolor="#a0a0a0" stroked="f"/>
         </w:pict>
       </w:r>
     </w:p>
@@ -20736,7 +20634,7 @@
     <w:p>
       <w:r>
         <w:pict w14:anchorId="0E686D57">
-          <v:rect id="_x0000_i1520" style="width:0;height:1.5pt" o:hralign="center" o:hrstd="t" o:hr="t" fillcolor="#a0a0a0" stroked="f"/>
+          <v:rect id="_x0000_i1111" style="width:0;height:1.5pt" o:hralign="center" o:hrstd="t" o:hr="t" fillcolor="#a0a0a0" stroked="f"/>
         </w:pict>
       </w:r>
     </w:p>
@@ -20848,7 +20746,7 @@
     <w:p>
       <w:r>
         <w:pict w14:anchorId="573766CA">
-          <v:rect id="_x0000_i1521" style="width:0;height:1.5pt" o:hralign="center" o:hrstd="t" o:hr="t" fillcolor="#a0a0a0" stroked="f"/>
+          <v:rect id="_x0000_i1112" style="width:0;height:1.5pt" o:hralign="center" o:hrstd="t" o:hr="t" fillcolor="#a0a0a0" stroked="f"/>
         </w:pict>
       </w:r>
     </w:p>
@@ -21115,7 +21013,7 @@
     <w:p>
       <w:r>
         <w:pict w14:anchorId="2B15068E">
-          <v:rect id="_x0000_i1526" style="width:0;height:1.5pt" o:hralign="center" o:hrstd="t" o:hr="t" fillcolor="#a0a0a0" stroked="f"/>
+          <v:rect id="_x0000_i1113" style="width:0;height:1.5pt" o:hralign="center" o:hrstd="t" o:hr="t" fillcolor="#a0a0a0" stroked="f"/>
         </w:pict>
       </w:r>
     </w:p>
@@ -21218,7 +21116,7 @@
     <w:p>
       <w:r>
         <w:pict w14:anchorId="084E15B4">
-          <v:rect id="_x0000_i1533" style="width:0;height:1.5pt" o:hralign="center" o:hrstd="t" o:hr="t" fillcolor="#a0a0a0" stroked="f"/>
+          <v:rect id="_x0000_i1114" style="width:0;height:1.5pt" o:hralign="center" o:hrstd="t" o:hr="t" fillcolor="#a0a0a0" stroked="f"/>
         </w:pict>
       </w:r>
     </w:p>
@@ -21474,7 +21372,7 @@
           <w14:ligatures w14:val="none"/>
         </w:rPr>
         <w:pict w14:anchorId="28224AEE">
-          <v:rect id="_x0000_i1535" style="width:0;height:1.5pt" o:hralign="center" o:hrstd="t" o:hr="t" fillcolor="#a0a0a0" stroked="f"/>
+          <v:rect id="_x0000_i1115" style="width:0;height:1.5pt" o:hralign="center" o:hrstd="t" o:hr="t" fillcolor="#a0a0a0" stroked="f"/>
         </w:pict>
       </w:r>
     </w:p>
@@ -21681,6 +21579,9 @@
             <m:t>Complexity</m:t>
           </m:r>
           <m:r>
+            <m:rPr>
+              <m:sty m:val="p"/>
+            </m:rPr>
             <w:rPr>
               <w:rFonts w:ascii="Times New Roman" w:eastAsia="Times New Roman" w:hAnsi="Times New Roman" w:cs="Times New Roman"/>
               <w:kern w:val="0"/>
@@ -21750,7 +21651,7 @@
           <w14:ligatures w14:val="none"/>
         </w:rPr>
         <w:pict w14:anchorId="46A14B40">
-          <v:rect id="_x0000_i1536" style="width:0;height:1.5pt" o:hralign="center" o:hrstd="t" o:hr="t" fillcolor="#a0a0a0" stroked="f"/>
+          <v:rect id="_x0000_i1116" style="width:0;height:1.5pt" o:hralign="center" o:hrstd="t" o:hr="t" fillcolor="#a0a0a0" stroked="f"/>
         </w:pict>
       </w:r>
     </w:p>
@@ -22049,6 +21950,9 @@
             </m:sub>
           </m:sSub>
           <m:r>
+            <m:rPr>
+              <m:sty m:val="p"/>
+            </m:rPr>
             <w:rPr>
               <w:rFonts w:ascii="Cambria Math" w:eastAsia="Times New Roman" w:hAnsi="Cambria Math" w:cs="Times New Roman"/>
               <w:kern w:val="0"/>
@@ -22186,7 +22090,7 @@
           <w14:ligatures w14:val="none"/>
         </w:rPr>
         <w:pict w14:anchorId="34D0B855">
-          <v:rect id="_x0000_i1537" style="width:0;height:1.5pt" o:hralign="center" o:hrstd="t" o:hr="t" fillcolor="#a0a0a0" stroked="f"/>
+          <v:rect id="_x0000_i1117" style="width:0;height:1.5pt" o:hralign="center" o:hrstd="t" o:hr="t" fillcolor="#a0a0a0" stroked="f"/>
         </w:pict>
       </w:r>
     </w:p>
@@ -22441,7 +22345,7 @@
     <w:p>
       <w:r>
         <w:pict w14:anchorId="08F07439">
-          <v:rect id="_x0000_i1658" style="width:0;height:1.5pt" o:hralign="center" o:hrstd="t" o:hr="t" fillcolor="#a0a0a0" stroked="f"/>
+          <v:rect id="_x0000_i1118" style="width:0;height:1.5pt" o:hralign="center" o:hrstd="t" o:hr="t" fillcolor="#a0a0a0" stroked="f"/>
         </w:pict>
       </w:r>
     </w:p>
@@ -22490,7 +22394,7 @@
     <w:p>
       <w:r>
         <w:pict w14:anchorId="0BA77418">
-          <v:rect id="_x0000_i1659" style="width:0;height:1.5pt" o:hralign="center" o:hrstd="t" o:hr="t" fillcolor="#a0a0a0" stroked="f"/>
+          <v:rect id="_x0000_i1119" style="width:0;height:1.5pt" o:hralign="center" o:hrstd="t" o:hr="t" fillcolor="#a0a0a0" stroked="f"/>
         </w:pict>
       </w:r>
     </w:p>
@@ -22594,6 +22498,9 @@
             <m:t>Complexity</m:t>
           </m:r>
           <m:r>
+            <m:rPr>
+              <m:sty m:val="p"/>
+            </m:rPr>
             <w:br/>
           </m:r>
         </m:oMath>
@@ -22602,7 +22509,7 @@
     <w:p>
       <w:r>
         <w:pict w14:anchorId="321D77D7">
-          <v:rect id="_x0000_i1660" style="width:0;height:1.5pt" o:hralign="center" o:hrstd="t" o:hr="t" fillcolor="#a0a0a0" stroked="f"/>
+          <v:rect id="_x0000_i1120" style="width:0;height:1.5pt" o:hralign="center" o:hrstd="t" o:hr="t" fillcolor="#a0a0a0" stroked="f"/>
         </w:pict>
       </w:r>
     </w:p>
@@ -22724,9 +22631,6 @@
             <m:t>-ϵ,0)</m:t>
           </m:r>
           <m:r>
-            <w:rPr>
-              <w:i/>
-            </w:rPr>
             <w:br/>
           </m:r>
         </m:oMath>
@@ -22740,7 +22644,7 @@
     <w:p>
       <w:r>
         <w:pict w14:anchorId="2F8B32A5">
-          <v:rect id="_x0000_i1661" style="width:0;height:1.5pt" o:hralign="center" o:hrstd="t" o:hr="t" fillcolor="#a0a0a0" stroked="f"/>
+          <v:rect id="_x0000_i1121" style="width:0;height:1.5pt" o:hralign="center" o:hrstd="t" o:hr="t" fillcolor="#a0a0a0" stroked="f"/>
         </w:pict>
       </w:r>
     </w:p>
@@ -22998,7 +22902,7 @@
     <w:p>
       <w:r>
         <w:pict w14:anchorId="1EEDFF5A">
-          <v:rect id="_x0000_i1678" style="width:0;height:1.5pt" o:hralign="center" o:hrstd="t" o:hr="t" fillcolor="#a0a0a0" stroked="f"/>
+          <v:rect id="_x0000_i1122" style="width:0;height:1.5pt" o:hralign="center" o:hrstd="t" o:hr="t" fillcolor="#a0a0a0" stroked="f"/>
         </w:pict>
       </w:r>
     </w:p>
@@ -23035,7 +22939,7 @@
     <w:p>
       <w:r>
         <w:pict w14:anchorId="2B69E528">
-          <v:rect id="_x0000_i1679" style="width:0;height:1.5pt" o:hralign="center" o:hrstd="t" o:hr="t" fillcolor="#a0a0a0" stroked="f"/>
+          <v:rect id="_x0000_i1123" style="width:0;height:1.5pt" o:hralign="center" o:hrstd="t" o:hr="t" fillcolor="#a0a0a0" stroked="f"/>
         </w:pict>
       </w:r>
     </w:p>
@@ -23102,7 +23006,7 @@
     <w:p>
       <w:r>
         <w:pict w14:anchorId="4602108F">
-          <v:rect id="_x0000_i1682" style="width:0;height:1.5pt" o:hralign="center" o:hrstd="t" o:hr="t" fillcolor="#a0a0a0" stroked="f"/>
+          <v:rect id="_x0000_i1124" style="width:0;height:1.5pt" o:hralign="center" o:hrstd="t" o:hr="t" fillcolor="#a0a0a0" stroked="f"/>
         </w:pict>
       </w:r>
     </w:p>
@@ -23216,7 +23120,7 @@
     <w:p>
       <w:r>
         <w:pict w14:anchorId="78F8A6B4">
-          <v:rect id="_x0000_i1689" style="width:0;height:1.5pt" o:hralign="center" o:hrstd="t" o:hr="t" fillcolor="#a0a0a0" stroked="f"/>
+          <v:rect id="_x0000_i1125" style="width:0;height:1.5pt" o:hralign="center" o:hrstd="t" o:hr="t" fillcolor="#a0a0a0" stroked="f"/>
         </w:pict>
       </w:r>
     </w:p>
@@ -23372,7 +23276,7 @@
     <w:p>
       <w:r>
         <w:pict w14:anchorId="6A08979D">
-          <v:rect id="_x0000_i1715" style="width:0;height:1.5pt" o:hralign="center" o:hrstd="t" o:hr="t" fillcolor="#a0a0a0" stroked="f"/>
+          <v:rect id="_x0000_i1126" style="width:0;height:1.5pt" o:hralign="center" o:hrstd="t" o:hr="t" fillcolor="#a0a0a0" stroked="f"/>
         </w:pict>
       </w:r>
     </w:p>
@@ -23468,7 +23372,7 @@
     <w:p>
       <w:r>
         <w:pict w14:anchorId="66AD57D2">
-          <v:rect id="_x0000_i1716" style="width:0;height:1.5pt" o:hralign="center" o:hrstd="t" o:hr="t" fillcolor="#a0a0a0" stroked="f"/>
+          <v:rect id="_x0000_i1127" style="width:0;height:1.5pt" o:hralign="center" o:hrstd="t" o:hr="t" fillcolor="#a0a0a0" stroked="f"/>
         </w:pict>
       </w:r>
     </w:p>
@@ -23615,7 +23519,7 @@
     <w:p>
       <w:r>
         <w:pict w14:anchorId="230F01CF">
-          <v:rect id="_x0000_i1717" style="width:0;height:1.5pt" o:hralign="center" o:hrstd="t" o:hr="t" fillcolor="#a0a0a0" stroked="f"/>
+          <v:rect id="_x0000_i1128" style="width:0;height:1.5pt" o:hralign="center" o:hrstd="t" o:hr="t" fillcolor="#a0a0a0" stroked="f"/>
         </w:pict>
       </w:r>
     </w:p>
@@ -23754,7 +23658,7 @@
     <w:p>
       <w:r>
         <w:pict w14:anchorId="11C538F8">
-          <v:rect id="_x0000_i1718" style="width:0;height:1.5pt" o:hralign="center" o:hrstd="t" o:hr="t" fillcolor="#a0a0a0" stroked="f"/>
+          <v:rect id="_x0000_i1129" style="width:0;height:1.5pt" o:hralign="center" o:hrstd="t" o:hr="t" fillcolor="#a0a0a0" stroked="f"/>
         </w:pict>
       </w:r>
     </w:p>
@@ -24062,6 +23966,3736 @@
       </w:tr>
     </w:tbl>
     <w:p/>
+    <w:p>
+      <w:r>
+        <w:br w:type="page"/>
+      </w:r>
+    </w:p>
+    <w:p>
+      <w:pPr>
+        <w:pStyle w:val="Heading2"/>
+        <w:rPr>
+          <w:b/>
+          <w:bCs/>
+          <w:color w:val="0070C0"/>
+        </w:rPr>
+      </w:pPr>
+      <w:r>
+        <w:rPr>
+          <w:b/>
+          <w:bCs/>
+          <w:color w:val="0070C0"/>
+        </w:rPr>
+        <w:lastRenderedPageBreak/>
+        <w:t xml:space="preserve">Predavanje </w:t>
+      </w:r>
+      <w:r>
+        <w:rPr>
+          <w:b/>
+          <w:bCs/>
+          <w:color w:val="0070C0"/>
+        </w:rPr>
+        <w:t>10</w:t>
+      </w:r>
+      <w:r>
+        <w:rPr>
+          <w:b/>
+          <w:bCs/>
+          <w:color w:val="0070C0"/>
+        </w:rPr>
+        <w:t xml:space="preserve"> – </w:t>
+      </w:r>
+      <w:r>
+        <w:rPr>
+          <w:b/>
+          <w:bCs/>
+          <w:color w:val="0070C0"/>
+        </w:rPr>
+        <w:t>Manipulacija značajkama</w:t>
+      </w:r>
+    </w:p>
+    <w:p>
+      <w:r>
+        <w:pict w14:anchorId="78A14102">
+          <v:rect id="_x0000_i1130" style="width:0;height:1.5pt" o:hralign="center" o:hrstd="t" o:hr="t" fillcolor="#a0a0a0" stroked="f"/>
+        </w:pict>
+      </w:r>
+    </w:p>
+    <w:p>
+      <w:pPr>
+        <w:rPr>
+          <w:b/>
+          <w:bCs/>
+          <w:color w:val="0070C0"/>
+        </w:rPr>
+      </w:pPr>
+      <w:r>
+        <w:rPr>
+          <w:b/>
+          <w:bCs/>
+          <w:color w:val="0070C0"/>
+        </w:rPr>
+        <w:t>10.1 Terminologija i motivacija</w:t>
+      </w:r>
+    </w:p>
+    <w:p>
+      <w:r>
+        <w:t>Manipulacija značajkama (feature engineering) obuhvaća skup tehnika koje poboljšavaju kvalitetu podataka i pripremaju ih za treniranje modela.</w:t>
+      </w:r>
+      <w:r>
+        <w:br/>
+        <w:t>Cilj je da model bolje „razumije“ podatke i postigne bolju generalizaciju.</w:t>
+      </w:r>
+    </w:p>
+    <w:p>
+      <w:r>
+        <w:rPr>
+          <w:b/>
+          <w:bCs/>
+        </w:rPr>
+        <w:t>Primjeri manipulacija značajki:</w:t>
+      </w:r>
+    </w:p>
+    <w:p>
+      <w:pPr>
+        <w:numPr>
+          <w:ilvl w:val="0"/>
+          <w:numId w:val="129"/>
+        </w:numPr>
+      </w:pPr>
+      <w:r>
+        <w:rPr>
+          <w:b/>
+          <w:bCs/>
+        </w:rPr>
+        <w:t>Skaliranje i normalizacija</w:t>
+      </w:r>
+      <w:r>
+        <w:t xml:space="preserve"> – dovode vrijednosti u usporedive raspon</w:t>
+      </w:r>
+      <w:r>
+        <w:t>e</w:t>
+      </w:r>
+    </w:p>
+    <w:p>
+      <w:pPr>
+        <w:numPr>
+          <w:ilvl w:val="0"/>
+          <w:numId w:val="129"/>
+        </w:numPr>
+      </w:pPr>
+      <w:r>
+        <w:rPr>
+          <w:b/>
+          <w:bCs/>
+        </w:rPr>
+        <w:t>Popunjavanje vrijednosti (imputation)</w:t>
+      </w:r>
+      <w:r>
+        <w:t xml:space="preserve"> – zamjena nedostajućih podataka (npr. medijanom)</w:t>
+      </w:r>
+    </w:p>
+    <w:p>
+      <w:pPr>
+        <w:numPr>
+          <w:ilvl w:val="0"/>
+          <w:numId w:val="129"/>
+        </w:numPr>
+      </w:pPr>
+      <w:r>
+        <w:rPr>
+          <w:b/>
+          <w:bCs/>
+        </w:rPr>
+        <w:t>Odabir značajki (feature selection)</w:t>
+      </w:r>
+      <w:r>
+        <w:t xml:space="preserve"> – zadržavanje samo relevantnih značajki</w:t>
+      </w:r>
+    </w:p>
+    <w:p>
+      <w:pPr>
+        <w:numPr>
+          <w:ilvl w:val="0"/>
+          <w:numId w:val="129"/>
+        </w:numPr>
+      </w:pPr>
+      <w:r>
+        <w:rPr>
+          <w:b/>
+          <w:bCs/>
+        </w:rPr>
+        <w:t>Kodiranje značajki (encoding)</w:t>
+      </w:r>
+      <w:r>
+        <w:t xml:space="preserve"> – pretvaranje kategorijskih u numeričke</w:t>
+      </w:r>
+    </w:p>
+    <w:p>
+      <w:pPr>
+        <w:numPr>
+          <w:ilvl w:val="0"/>
+          <w:numId w:val="129"/>
+        </w:numPr>
+      </w:pPr>
+      <w:r>
+        <w:rPr>
+          <w:b/>
+          <w:bCs/>
+        </w:rPr>
+        <w:t>Konstrukcija značajki</w:t>
+      </w:r>
+      <w:r>
+        <w:t xml:space="preserve"> – stvaranje novih značajki kombiniranjem postojećih</w:t>
+      </w:r>
+    </w:p>
+    <w:p>
+      <w:pPr>
+        <w:numPr>
+          <w:ilvl w:val="0"/>
+          <w:numId w:val="129"/>
+        </w:numPr>
+      </w:pPr>
+      <w:r>
+        <w:rPr>
+          <w:b/>
+          <w:bCs/>
+        </w:rPr>
+        <w:t>Ekstrakcija značajki</w:t>
+      </w:r>
+      <w:r>
+        <w:t xml:space="preserve"> – izdvajanje najvažnijih komponenti (npr. PCA)</w:t>
+      </w:r>
+    </w:p>
+    <w:p>
+      <w:r>
+        <w:pict w14:anchorId="5FE8E110">
+          <v:rect id="_x0000_i1167" style="width:0;height:1.5pt" o:hralign="center" o:hrstd="t" o:hr="t" fillcolor="#a0a0a0" stroked="f"/>
+        </w:pict>
+      </w:r>
+    </w:p>
+    <w:p>
+      <w:pPr>
+        <w:rPr>
+          <w:b/>
+          <w:bCs/>
+          <w:color w:val="0070C0"/>
+        </w:rPr>
+      </w:pPr>
+      <w:r>
+        <w:rPr>
+          <w:b/>
+          <w:bCs/>
+          <w:color w:val="0070C0"/>
+        </w:rPr>
+        <w:t>10.2 Redukcija</w:t>
+      </w:r>
+    </w:p>
+    <w:p>
+      <w:r>
+        <w:t>Redukcija znači smanjenje broja značajki kako bi se model pojednostavio i ubrzao.</w:t>
+      </w:r>
+      <w:r>
+        <w:br/>
+      </w:r>
+      <w:r>
+        <w:rPr>
+          <w:b/>
+          <w:bCs/>
+        </w:rPr>
+        <w:t>Razlozi redukcije:</w:t>
+      </w:r>
+    </w:p>
+    <w:p>
+      <w:pPr>
+        <w:numPr>
+          <w:ilvl w:val="0"/>
+          <w:numId w:val="130"/>
+        </w:numPr>
+      </w:pPr>
+      <w:r>
+        <w:rPr>
+          <w:b/>
+          <w:bCs/>
+        </w:rPr>
+        <w:t>Redundancija</w:t>
+      </w:r>
+      <w:r>
+        <w:t xml:space="preserve"> – značajke koje nose istu informaciju</w:t>
+      </w:r>
+    </w:p>
+    <w:p>
+      <w:pPr>
+        <w:numPr>
+          <w:ilvl w:val="0"/>
+          <w:numId w:val="130"/>
+        </w:numPr>
+      </w:pPr>
+      <w:r>
+        <w:rPr>
+          <w:b/>
+          <w:bCs/>
+        </w:rPr>
+        <w:t>Irelevantnost</w:t>
+      </w:r>
+      <w:r>
+        <w:t xml:space="preserve"> – značajke koje ne utječu na ciljnu varijablu</w:t>
+      </w:r>
+    </w:p>
+    <w:p>
+      <w:pPr>
+        <w:numPr>
+          <w:ilvl w:val="0"/>
+          <w:numId w:val="130"/>
+        </w:numPr>
+      </w:pPr>
+      <w:r>
+        <w:rPr>
+          <w:b/>
+          <w:bCs/>
+        </w:rPr>
+        <w:t>Preopterećenost modela</w:t>
+      </w:r>
+      <w:r>
+        <w:t xml:space="preserve"> – previše značajki vodi do overfittinga</w:t>
+      </w:r>
+    </w:p>
+    <w:p>
+      <w:r>
+        <w:pict w14:anchorId="040EFAC8">
+          <v:rect id="_x0000_i1168" style="width:0;height:1.5pt" o:hralign="center" o:hrstd="t" o:hr="t" fillcolor="#a0a0a0" stroked="f"/>
+        </w:pict>
+      </w:r>
+    </w:p>
+    <w:p>
+      <w:pPr>
+        <w:rPr>
+          <w:b/>
+          <w:bCs/>
+          <w:color w:val="0070C0"/>
+        </w:rPr>
+      </w:pPr>
+      <w:r>
+        <w:rPr>
+          <w:b/>
+          <w:bCs/>
+          <w:color w:val="0070C0"/>
+        </w:rPr>
+        <w:t>10.3 Skaliranje</w:t>
+      </w:r>
+    </w:p>
+    <w:p>
+      <w:r>
+        <w:t>Skaliranje standardizira vrijednosti značajki, npr. da sve imaju sličan raspon.</w:t>
+      </w:r>
+      <w:r>
+        <w:br/>
+        <w:t>Primjeri metoda:</w:t>
+      </w:r>
+    </w:p>
+    <w:p>
+      <w:pPr>
+        <w:numPr>
+          <w:ilvl w:val="0"/>
+          <w:numId w:val="131"/>
+        </w:numPr>
+      </w:pPr>
+      <w:r>
+        <w:rPr>
+          <w:b/>
+          <w:bCs/>
+        </w:rPr>
+        <w:t>MinMaxScaler</w:t>
+      </w:r>
+      <w:r>
+        <w:t xml:space="preserve"> – svodi vrijednosti u [0,1]</w:t>
+      </w:r>
+    </w:p>
+    <w:p>
+      <w:pPr>
+        <w:numPr>
+          <w:ilvl w:val="0"/>
+          <w:numId w:val="131"/>
+        </w:numPr>
+      </w:pPr>
+      <w:r>
+        <w:rPr>
+          <w:b/>
+          <w:bCs/>
+        </w:rPr>
+        <w:t>StandardScaler</w:t>
+      </w:r>
+      <w:r>
+        <w:t xml:space="preserve"> – standardizira tako da sredina bude 0, a standardna devijacija 1</w:t>
+      </w:r>
+    </w:p>
+    <w:p>
+      <w:r>
+        <w:t>Time modelu pomažemo da ne favorizira značajke s većim apsolutnim vrijednostima.</w:t>
+      </w:r>
+    </w:p>
+    <w:p/>
+    <w:p>
+      <w:r>
+        <w:lastRenderedPageBreak/>
+        <w:pict w14:anchorId="4DB78793">
+          <v:rect id="_x0000_i1169" style="width:0;height:1.5pt" o:hralign="center" o:hrstd="t" o:hr="t" fillcolor="#a0a0a0" stroked="f"/>
+        </w:pict>
+      </w:r>
+    </w:p>
+    <w:p>
+      <w:pPr>
+        <w:rPr>
+          <w:b/>
+          <w:bCs/>
+          <w:color w:val="0070C0"/>
+        </w:rPr>
+      </w:pPr>
+      <w:r>
+        <w:rPr>
+          <w:b/>
+          <w:bCs/>
+          <w:color w:val="0070C0"/>
+        </w:rPr>
+        <w:t>10.4 Diskretizacija</w:t>
+      </w:r>
+    </w:p>
+    <w:p>
+      <w:r>
+        <w:t>Pretvaranje kontinuiranih vrijednosti u diskretne intervale (npr. dob → mladi, srednji, stariji).</w:t>
+      </w:r>
+      <w:r>
+        <w:br/>
+        <w:t>Ova tehnika može pomoći kod algoritama koji bolje rade s kategorijama (npr. stabla odluke).</w:t>
+      </w:r>
+    </w:p>
+    <w:p>
+      <w:r>
+        <w:pict w14:anchorId="14D8DFBB">
+          <v:rect id="_x0000_i1170" style="width:0;height:1.5pt" o:hralign="center" o:hrstd="t" o:hr="t" fillcolor="#a0a0a0" stroked="f"/>
+        </w:pict>
+      </w:r>
+    </w:p>
+    <w:p>
+      <w:pPr>
+        <w:rPr>
+          <w:b/>
+          <w:bCs/>
+          <w:color w:val="0070C0"/>
+        </w:rPr>
+      </w:pPr>
+      <w:r>
+        <w:rPr>
+          <w:b/>
+          <w:bCs/>
+          <w:color w:val="0070C0"/>
+        </w:rPr>
+        <w:t>10.5 Kategorijsko kodiranje</w:t>
+      </w:r>
+    </w:p>
+    <w:p>
+      <w:r>
+        <w:t>Kategorijske značajke (tekstualne) potrebno je pretvoriti u numeričke.</w:t>
+      </w:r>
+    </w:p>
+    <w:p>
+      <w:r>
+        <w:t>Najpoznatije metode:</w:t>
+      </w:r>
+    </w:p>
+    <w:p>
+      <w:pPr>
+        <w:numPr>
+          <w:ilvl w:val="0"/>
+          <w:numId w:val="132"/>
+        </w:numPr>
+      </w:pPr>
+      <w:r>
+        <w:rPr>
+          <w:b/>
+          <w:bCs/>
+        </w:rPr>
+        <w:t>Label encoding</w:t>
+      </w:r>
+      <w:r>
+        <w:t xml:space="preserve"> – svakoj kategoriji dodjeljuje broj (npr. Diesel=1, Petrol=2)</w:t>
+      </w:r>
+    </w:p>
+    <w:p>
+      <w:pPr>
+        <w:numPr>
+          <w:ilvl w:val="0"/>
+          <w:numId w:val="132"/>
+        </w:numPr>
+      </w:pPr>
+      <w:r>
+        <w:rPr>
+          <w:b/>
+          <w:bCs/>
+        </w:rPr>
+        <w:t>One-Hot Encoding (OHE)</w:t>
+      </w:r>
+      <w:r>
+        <w:t xml:space="preserve"> – svaku kategoriju pretvara u poseban binarni stupac</w:t>
+      </w:r>
+      <w:r>
+        <w:br/>
+        <w:t>Primjer:</w:t>
+      </w:r>
+      <w:r>
+        <w:br/>
+        <w:t>Fuel_Type = [Diesel, Petrol, CNG] → Fuel_Diesel, Fuel_Petrol, Fuel_CNG</w:t>
+      </w:r>
+    </w:p>
+    <w:p>
+      <w:r>
+        <w:rPr>
+          <w:i/>
+          <w:iCs/>
+        </w:rPr>
+        <w:t>Zašto izbacujemo jedan stupac kod OHE (drop='first')?</w:t>
+      </w:r>
+      <w:r>
+        <w:br/>
+        <w:t xml:space="preserve">Zbog </w:t>
+      </w:r>
+      <w:r>
+        <w:rPr>
+          <w:b/>
+          <w:bCs/>
+        </w:rPr>
+        <w:t>multikolinearnosti</w:t>
+      </w:r>
+      <w:r>
+        <w:t xml:space="preserve"> – kad su svi stupci linearno ovisni, model ne može naučiti pravilne težine. Uklanjanje jednog stupca rješava taj problem.</w:t>
+      </w:r>
+    </w:p>
+    <w:p>
+      <w:r>
+        <w:pict w14:anchorId="5F0BCDCB">
+          <v:rect id="_x0000_i1171" style="width:0;height:1.5pt" o:hralign="center" o:hrstd="t" o:hr="t" fillcolor="#a0a0a0" stroked="f"/>
+        </w:pict>
+      </w:r>
+    </w:p>
+    <w:p>
+      <w:pPr>
+        <w:rPr>
+          <w:b/>
+          <w:bCs/>
+          <w:color w:val="0070C0"/>
+        </w:rPr>
+      </w:pPr>
+      <w:r>
+        <w:rPr>
+          <w:b/>
+          <w:bCs/>
+          <w:color w:val="0070C0"/>
+        </w:rPr>
+        <w:t>Primjer: Linearna regresija s OneHotEncoderom</w:t>
+      </w:r>
+    </w:p>
+    <w:p>
+      <w:r>
+        <w:rPr>
+          <w:b/>
+          <w:bCs/>
+        </w:rPr>
+        <w:t>Zadatak:</w:t>
+      </w:r>
+    </w:p>
+    <w:p>
+      <w:pPr>
+        <w:numPr>
+          <w:ilvl w:val="0"/>
+          <w:numId w:val="133"/>
+        </w:numPr>
+      </w:pPr>
+      <w:r>
+        <w:t>Učitati dataset cars.csv</w:t>
+      </w:r>
+    </w:p>
+    <w:p>
+      <w:pPr>
+        <w:numPr>
+          <w:ilvl w:val="0"/>
+          <w:numId w:val="133"/>
+        </w:numPr>
+      </w:pPr>
+      <w:r>
+        <w:t>Definirati ciljnu varijablu Price</w:t>
+      </w:r>
+    </w:p>
+    <w:p>
+      <w:pPr>
+        <w:numPr>
+          <w:ilvl w:val="0"/>
+          <w:numId w:val="133"/>
+        </w:numPr>
+      </w:pPr>
+      <w:r>
+        <w:t>Izbaciti nenumeričke značajke osim jedne kategorijske (Fuel_Type)</w:t>
+      </w:r>
+    </w:p>
+    <w:p>
+      <w:pPr>
+        <w:numPr>
+          <w:ilvl w:val="0"/>
+          <w:numId w:val="133"/>
+        </w:numPr>
+      </w:pPr>
+      <w:r>
+        <w:t>Popuniti prazne vrijednosti medijanom</w:t>
+      </w:r>
+    </w:p>
+    <w:p>
+      <w:pPr>
+        <w:numPr>
+          <w:ilvl w:val="0"/>
+          <w:numId w:val="133"/>
+        </w:numPr>
+      </w:pPr>
+      <w:r>
+        <w:t xml:space="preserve">Pretvoriti kategorijsku značajku pomoću </w:t>
+      </w:r>
+      <w:r>
+        <w:rPr>
+          <w:b/>
+          <w:bCs/>
+        </w:rPr>
+        <w:t>OneHotEncoder</w:t>
+      </w:r>
+    </w:p>
+    <w:p>
+      <w:pPr>
+        <w:numPr>
+          <w:ilvl w:val="0"/>
+          <w:numId w:val="133"/>
+        </w:numPr>
+      </w:pPr>
+      <w:r>
+        <w:t xml:space="preserve">Trenirati model s </w:t>
+      </w:r>
+      <w:r>
+        <w:rPr>
+          <w:b/>
+          <w:bCs/>
+        </w:rPr>
+        <w:t>LinearRegression</w:t>
+      </w:r>
+    </w:p>
+    <w:p>
+      <w:pPr>
+        <w:numPr>
+          <w:ilvl w:val="0"/>
+          <w:numId w:val="133"/>
+        </w:numPr>
+      </w:pPr>
+      <w:r>
+        <w:t xml:space="preserve">Izračunati </w:t>
+      </w:r>
+      <w:r>
+        <w:rPr>
+          <w:b/>
+          <w:bCs/>
+        </w:rPr>
+        <w:t>RMSE</w:t>
+      </w:r>
+      <w:r>
+        <w:t xml:space="preserve"> i </w:t>
+      </w:r>
+      <w:r>
+        <w:rPr>
+          <w:b/>
+          <w:bCs/>
+        </w:rPr>
+        <w:t>R²</w:t>
+      </w:r>
+    </w:p>
+    <w:p/>
+    <w:p/>
+    <w:p/>
+    <w:p>
+      <w:r>
+        <w:lastRenderedPageBreak/>
+        <w:pict w14:anchorId="62E2BBD0">
+          <v:rect id="_x0000_i1172" style="width:0;height:1.5pt" o:hralign="center" o:hrstd="t" o:hr="t" fillcolor="#a0a0a0" stroked="f"/>
+        </w:pict>
+      </w:r>
+    </w:p>
+    <w:p>
+      <w:pPr>
+        <w:rPr>
+          <w:b/>
+          <w:bCs/>
+        </w:rPr>
+      </w:pPr>
+      <w:r>
+        <w:rPr>
+          <w:b/>
+          <w:bCs/>
+        </w:rPr>
+        <w:t>Kod (objašnjen korak po korak)</w:t>
+      </w:r>
+    </w:p>
+    <w:p>
+      <w:pPr>
+        <w:pStyle w:val="CodeConsolas"/>
+      </w:pPr>
+      <w:r>
+        <w:t>from sklearn import datasets, linear_model, preprocessing as skpre</w:t>
+      </w:r>
+    </w:p>
+    <w:p>
+      <w:pPr>
+        <w:pStyle w:val="CodeConsolas"/>
+      </w:pPr>
+      <w:r>
+        <w:t>from sklearn import model_selection as skms</w:t>
+      </w:r>
+    </w:p>
+    <w:p>
+      <w:pPr>
+        <w:pStyle w:val="CodeConsolas"/>
+      </w:pPr>
+      <w:r>
+        <w:t>from sklearn.model_selection import train_test_split</w:t>
+      </w:r>
+    </w:p>
+    <w:p>
+      <w:pPr>
+        <w:pStyle w:val="CodeConsolas"/>
+      </w:pPr>
+      <w:r>
+        <w:t>from sklearn.linear_model import LinearRegression</w:t>
+      </w:r>
+    </w:p>
+    <w:p>
+      <w:pPr>
+        <w:pStyle w:val="CodeConsolas"/>
+      </w:pPr>
+      <w:r>
+        <w:t>from sklearn.metrics import mean_squared_error</w:t>
+      </w:r>
+    </w:p>
+    <w:p>
+      <w:pPr>
+        <w:pStyle w:val="CodeConsolas"/>
+      </w:pPr>
+      <w:r>
+        <w:t>from sklearn.compose import ColumnTransformer</w:t>
+      </w:r>
+    </w:p>
+    <w:p>
+      <w:pPr>
+        <w:pStyle w:val="CodeConsolas"/>
+      </w:pPr>
+      <w:r>
+        <w:t>from sklearn.pipeline import Pipeline</w:t>
+      </w:r>
+    </w:p>
+    <w:p>
+      <w:pPr>
+        <w:pStyle w:val="CodeConsolas"/>
+      </w:pPr>
+      <w:r>
+        <w:t>import pandas as pd</w:t>
+      </w:r>
+    </w:p>
+    <w:p>
+      <w:pPr>
+        <w:pStyle w:val="CodeConsolas"/>
+      </w:pPr>
+      <w:r>
+        <w:t>import numpy as np</w:t>
+      </w:r>
+    </w:p>
+    <w:p>
+      <w:pPr>
+        <w:pStyle w:val="CodeConsolas"/>
+      </w:pPr>
+    </w:p>
+    <w:p>
+      <w:pPr>
+        <w:pStyle w:val="CodeConsolas"/>
+      </w:pPr>
+      <w:r>
+        <w:t># 1️</w:t>
+      </w:r>
+      <w:r>
+        <w:rPr>
+          <w:rFonts w:ascii="Segoe UI Symbol" w:hAnsi="Segoe UI Symbol" w:cs="Segoe UI Symbol"/>
+        </w:rPr>
+        <w:t>⃣</w:t>
+      </w:r>
+      <w:r>
+        <w:t xml:space="preserve"> Učitavanje podataka</w:t>
+      </w:r>
+    </w:p>
+    <w:p>
+      <w:pPr>
+        <w:pStyle w:val="CodeConsolas"/>
+      </w:pPr>
+      <w:r>
+        <w:t>df = pd.read_csv('/content/cars.csv')</w:t>
+      </w:r>
+    </w:p>
+    <w:p>
+      <w:pPr>
+        <w:pStyle w:val="CodeConsolas"/>
+      </w:pPr>
+    </w:p>
+    <w:p>
+      <w:pPr>
+        <w:pStyle w:val="CodeConsolas"/>
+      </w:pPr>
+      <w:r>
+        <w:t># 2️</w:t>
+      </w:r>
+      <w:r>
+        <w:rPr>
+          <w:rFonts w:ascii="Segoe UI Symbol" w:hAnsi="Segoe UI Symbol" w:cs="Segoe UI Symbol"/>
+        </w:rPr>
+        <w:t>⃣</w:t>
+      </w:r>
+      <w:r>
+        <w:t xml:space="preserve"> Uklanjamo nepotrebne stupce</w:t>
+      </w:r>
+    </w:p>
+    <w:p>
+      <w:pPr>
+        <w:pStyle w:val="CodeConsolas"/>
+      </w:pPr>
+      <w:r>
+        <w:t>df = df.drop(columns=['Car_ID', 'Brand', 'Model', 'Transmission', 'Owner_Type'])</w:t>
+      </w:r>
+    </w:p>
+    <w:p>
+      <w:pPr>
+        <w:pStyle w:val="CodeConsolas"/>
+      </w:pPr>
+    </w:p>
+    <w:p>
+      <w:pPr>
+        <w:pStyle w:val="CodeConsolas"/>
+      </w:pPr>
+      <w:r>
+        <w:t># 3️</w:t>
+      </w:r>
+      <w:r>
+        <w:rPr>
+          <w:rFonts w:ascii="Segoe UI Symbol" w:hAnsi="Segoe UI Symbol" w:cs="Segoe UI Symbol"/>
+        </w:rPr>
+        <w:t>⃣</w:t>
+      </w:r>
+      <w:r>
+        <w:t xml:space="preserve"> Definiramo ciljnu varijablu</w:t>
+      </w:r>
+    </w:p>
+    <w:p>
+      <w:pPr>
+        <w:pStyle w:val="CodeConsolas"/>
+      </w:pPr>
+      <w:r>
+        <w:t>y = df['Price']</w:t>
+      </w:r>
+    </w:p>
+    <w:p>
+      <w:pPr>
+        <w:pStyle w:val="CodeConsolas"/>
+      </w:pPr>
+    </w:p>
+    <w:p>
+      <w:pPr>
+        <w:pStyle w:val="CodeConsolas"/>
+      </w:pPr>
+      <w:r>
+        <w:t># 4️</w:t>
+      </w:r>
+      <w:r>
+        <w:rPr>
+          <w:rFonts w:ascii="Segoe UI Symbol" w:hAnsi="Segoe UI Symbol" w:cs="Segoe UI Symbol"/>
+        </w:rPr>
+        <w:t>⃣</w:t>
+      </w:r>
+      <w:r>
+        <w:t xml:space="preserve"> Odabiremo numeričke i kategorijske značajke</w:t>
+      </w:r>
+    </w:p>
+    <w:p>
+      <w:pPr>
+        <w:pStyle w:val="CodeConsolas"/>
+      </w:pPr>
+      <w:r>
+        <w:t>cat_col = ['Fuel_Type']</w:t>
+      </w:r>
+    </w:p>
+    <w:p>
+      <w:pPr>
+        <w:pStyle w:val="CodeConsolas"/>
+      </w:pPr>
+      <w:r>
+        <w:t>num_cols = ['Year', 'Kilometers_Driven', 'Mileage', 'Engine', 'Power', 'Seats']</w:t>
+      </w:r>
+    </w:p>
+    <w:p>
+      <w:pPr>
+        <w:pStyle w:val="CodeConsolas"/>
+      </w:pPr>
+      <w:r>
+        <w:t>X = df[num_cols + cat_col]</w:t>
+      </w:r>
+    </w:p>
+    <w:p>
+      <w:pPr>
+        <w:pStyle w:val="CodeConsolas"/>
+      </w:pPr>
+    </w:p>
+    <w:p>
+      <w:pPr>
+        <w:pStyle w:val="CodeConsolas"/>
+      </w:pPr>
+      <w:r>
+        <w:t># 5️</w:t>
+      </w:r>
+      <w:r>
+        <w:rPr>
+          <w:rFonts w:ascii="Segoe UI Symbol" w:hAnsi="Segoe UI Symbol" w:cs="Segoe UI Symbol"/>
+        </w:rPr>
+        <w:t>⃣</w:t>
+      </w:r>
+      <w:r>
+        <w:t xml:space="preserve"> Definiramo preprocesiranje</w:t>
+      </w:r>
+    </w:p>
+    <w:p>
+      <w:pPr>
+        <w:pStyle w:val="CodeConsolas"/>
+      </w:pPr>
+      <w:r>
+        <w:t>pre = ColumnTransformer(</w:t>
+      </w:r>
+    </w:p>
+    <w:p>
+      <w:pPr>
+        <w:pStyle w:val="CodeConsolas"/>
+      </w:pPr>
+      <w:r>
+        <w:t xml:space="preserve">    transformers=[</w:t>
+      </w:r>
+    </w:p>
+    <w:p>
+      <w:pPr>
+        <w:pStyle w:val="CodeConsolas"/>
+      </w:pPr>
+      <w:r>
+        <w:t xml:space="preserve">        ('cat', skpre.OneHotEncoder(drop='first', handle_unknown='ignore'), cat_col),</w:t>
+      </w:r>
+    </w:p>
+    <w:p>
+      <w:pPr>
+        <w:pStyle w:val="CodeConsolas"/>
+      </w:pPr>
+      <w:r>
+        <w:t xml:space="preserve">        ('num', 'passthrough', num_cols)</w:t>
+      </w:r>
+    </w:p>
+    <w:p>
+      <w:pPr>
+        <w:pStyle w:val="CodeConsolas"/>
+      </w:pPr>
+      <w:r>
+        <w:t xml:space="preserve">    ]</w:t>
+      </w:r>
+    </w:p>
+    <w:p>
+      <w:pPr>
+        <w:pStyle w:val="CodeConsolas"/>
+      </w:pPr>
+      <w:r>
+        <w:t>)</w:t>
+      </w:r>
+    </w:p>
+    <w:p>
+      <w:pPr>
+        <w:pStyle w:val="CodeConsolas"/>
+      </w:pPr>
+    </w:p>
+    <w:p>
+      <w:pPr>
+        <w:pStyle w:val="CodeConsolas"/>
+      </w:pPr>
+      <w:r>
+        <w:t># 6️</w:t>
+      </w:r>
+      <w:r>
+        <w:rPr>
+          <w:rFonts w:ascii="Segoe UI Symbol" w:hAnsi="Segoe UI Symbol" w:cs="Segoe UI Symbol"/>
+        </w:rPr>
+        <w:t>⃣</w:t>
+      </w:r>
+      <w:r>
+        <w:t xml:space="preserve"> Kreiramo pipeline s linearnom regresijom</w:t>
+      </w:r>
+    </w:p>
+    <w:p>
+      <w:pPr>
+        <w:pStyle w:val="CodeConsolas"/>
+      </w:pPr>
+      <w:r>
+        <w:t>model = Pipeline(steps=[</w:t>
+      </w:r>
+    </w:p>
+    <w:p>
+      <w:pPr>
+        <w:pStyle w:val="CodeConsolas"/>
+      </w:pPr>
+      <w:r>
+        <w:t xml:space="preserve">    ('pre', pre),</w:t>
+      </w:r>
+    </w:p>
+    <w:p>
+      <w:pPr>
+        <w:pStyle w:val="CodeConsolas"/>
+      </w:pPr>
+      <w:r>
+        <w:t xml:space="preserve">    ('lin', LinearRegression())</w:t>
+      </w:r>
+    </w:p>
+    <w:p>
+      <w:pPr>
+        <w:pStyle w:val="CodeConsolas"/>
+      </w:pPr>
+      <w:r>
+        <w:t>])</w:t>
+      </w:r>
+    </w:p>
+    <w:p>
+      <w:pPr>
+        <w:pStyle w:val="CodeConsolas"/>
+      </w:pPr>
+    </w:p>
+    <w:p>
+      <w:pPr>
+        <w:pStyle w:val="CodeConsolas"/>
+      </w:pPr>
+      <w:r>
+        <w:lastRenderedPageBreak/>
+        <w:t># 7️</w:t>
+      </w:r>
+      <w:r>
+        <w:rPr>
+          <w:rFonts w:ascii="Segoe UI Symbol" w:hAnsi="Segoe UI Symbol" w:cs="Segoe UI Symbol"/>
+        </w:rPr>
+        <w:t>⃣</w:t>
+      </w:r>
+      <w:r>
+        <w:t xml:space="preserve"> Razdvajamo skupove</w:t>
+      </w:r>
+    </w:p>
+    <w:p>
+      <w:pPr>
+        <w:pStyle w:val="CodeConsolas"/>
+      </w:pPr>
+      <w:r>
+        <w:t>X_train, X_test, y_train, y_test = train_test_split(X, y, test_size=0.2, random_state=21)</w:t>
+      </w:r>
+    </w:p>
+    <w:p>
+      <w:pPr>
+        <w:pStyle w:val="CodeConsolas"/>
+      </w:pPr>
+    </w:p>
+    <w:p>
+      <w:pPr>
+        <w:pStyle w:val="CodeConsolas"/>
+      </w:pPr>
+      <w:r>
+        <w:t># 8️</w:t>
+      </w:r>
+      <w:r>
+        <w:rPr>
+          <w:rFonts w:ascii="Segoe UI Symbol" w:hAnsi="Segoe UI Symbol" w:cs="Segoe UI Symbol"/>
+        </w:rPr>
+        <w:t>⃣</w:t>
+      </w:r>
+      <w:r>
+        <w:t xml:space="preserve"> Treniramo model i testiramo</w:t>
+      </w:r>
+    </w:p>
+    <w:p>
+      <w:pPr>
+        <w:pStyle w:val="CodeConsolas"/>
+      </w:pPr>
+      <w:r>
+        <w:t>model.fit(X_train, y_train)</w:t>
+      </w:r>
+    </w:p>
+    <w:p>
+      <w:pPr>
+        <w:pStyle w:val="CodeConsolas"/>
+      </w:pPr>
+      <w:r>
+        <w:t>y_pred = model.predict(X_test)</w:t>
+      </w:r>
+    </w:p>
+    <w:p>
+      <w:pPr>
+        <w:pStyle w:val="CodeConsolas"/>
+      </w:pPr>
+    </w:p>
+    <w:p>
+      <w:pPr>
+        <w:pStyle w:val="CodeConsolas"/>
+      </w:pPr>
+      <w:r>
+        <w:t># 9️</w:t>
+      </w:r>
+      <w:r>
+        <w:rPr>
+          <w:rFonts w:ascii="Segoe UI Symbol" w:hAnsi="Segoe UI Symbol" w:cs="Segoe UI Symbol"/>
+        </w:rPr>
+        <w:t>⃣</w:t>
+      </w:r>
+      <w:r>
+        <w:t xml:space="preserve"> Metričke vrijednosti</w:t>
+      </w:r>
+    </w:p>
+    <w:p>
+      <w:pPr>
+        <w:pStyle w:val="CodeConsolas"/>
+      </w:pPr>
+      <w:r>
+        <w:t>rmse = np.sqrt(mean_squared_error(y_test, y_pred))</w:t>
+      </w:r>
+    </w:p>
+    <w:p>
+      <w:pPr>
+        <w:pStyle w:val="CodeConsolas"/>
+      </w:pPr>
+      <w:r>
+        <w:t>r2 = model.score(X_test, y_test)</w:t>
+      </w:r>
+    </w:p>
+    <w:p>
+      <w:pPr>
+        <w:pStyle w:val="CodeConsolas"/>
+      </w:pPr>
+    </w:p>
+    <w:p>
+      <w:pPr>
+        <w:pStyle w:val="CodeConsolas"/>
+      </w:pPr>
+      <w:r>
+        <w:t>print("RMSE:", rmse)</w:t>
+      </w:r>
+    </w:p>
+    <w:p>
+      <w:pPr>
+        <w:pStyle w:val="CodeConsolas"/>
+      </w:pPr>
+      <w:r>
+        <w:t>print("R2:", r2)</w:t>
+      </w:r>
+    </w:p>
+    <w:p>
+      <w:pPr>
+        <w:pStyle w:val="CodeConsolas"/>
+      </w:pPr>
+    </w:p>
+    <w:p>
+      <w:pPr>
+        <w:pStyle w:val="CodeConsolas"/>
+      </w:pPr>
+      <w:r>
+        <w:t>#Rezultat:</w:t>
+      </w:r>
+    </w:p>
+    <w:p>
+      <w:pPr>
+        <w:pStyle w:val="CodeConsolas"/>
+      </w:pPr>
+      <w:r>
+        <w:t>RMSE: 389135.08</w:t>
+      </w:r>
+    </w:p>
+    <w:p>
+      <w:pPr>
+        <w:pStyle w:val="CodeConsolas"/>
+      </w:pPr>
+      <w:r>
+        <w:t>R2: 0.8177</w:t>
+      </w:r>
+    </w:p>
+    <w:p>
+      <w:pPr>
+        <w:rPr>
+          <w:rFonts w:ascii="Consolas" w:hAnsi="Consolas"/>
+          <w:b/>
+          <w:bCs/>
+          <w:sz w:val="22"/>
+          <w:szCs w:val="22"/>
+        </w:rPr>
+      </w:pPr>
+    </w:p>
+    <w:p>
+      <w:r>
+        <w:t xml:space="preserve">To znači da model </w:t>
+      </w:r>
+      <w:r>
+        <w:rPr>
+          <w:b/>
+          <w:bCs/>
+        </w:rPr>
+        <w:t>dobro objašnjava oko 81.7% varijance</w:t>
+      </w:r>
+      <w:r>
+        <w:t xml:space="preserve"> cijena automobila, a prosječna pogreška predviđanja (RMSE) je oko 389.000 u istim jedinicama kao Price.</w:t>
+      </w:r>
+    </w:p>
+    <w:p>
+      <w:r>
+        <w:pict w14:anchorId="4EA38421">
+          <v:rect id="_x0000_i1185" style="width:0;height:1.5pt" o:hralign="center" o:hrstd="t" o:hr="t" fillcolor="#a0a0a0" stroked="f"/>
+        </w:pict>
+      </w:r>
+    </w:p>
+    <w:p>
+      <w:pPr>
+        <w:rPr>
+          <w:b/>
+          <w:bCs/>
+        </w:rPr>
+      </w:pPr>
+      <w:r>
+        <w:rPr>
+          <w:b/>
+          <w:bCs/>
+        </w:rPr>
+        <w:t>Sažetak predavanja</w:t>
+      </w:r>
+    </w:p>
+    <w:tbl>
+      <w:tblPr>
+        <w:tblStyle w:val="TableGridLight"/>
+        <w:tblW w:w="0" w:type="auto"/>
+        <w:tblLook w:val="04A0" w:firstRow="1" w:lastRow="0" w:firstColumn="1" w:lastColumn="0" w:noHBand="0" w:noVBand="1"/>
+      </w:tblPr>
+      <w:tblGrid>
+        <w:gridCol w:w="2405"/>
+        <w:gridCol w:w="6611"/>
+      </w:tblGrid>
+      <w:tr>
+        <w:trPr>
+          <w:trHeight w:val="642"/>
+        </w:trPr>
+        <w:tc>
+          <w:tcPr>
+            <w:tcW w:w="2405" w:type="dxa"/>
+            <w:vAlign w:val="center"/>
+          </w:tcPr>
+          <w:p>
+            <w:r>
+              <w:rPr>
+                <w:b/>
+                <w:bCs/>
+              </w:rPr>
+              <w:t>Pojam</w:t>
+            </w:r>
+          </w:p>
+        </w:tc>
+        <w:tc>
+          <w:tcPr>
+            <w:tcW w:w="6611" w:type="dxa"/>
+            <w:vAlign w:val="center"/>
+          </w:tcPr>
+          <w:p>
+            <w:r>
+              <w:rPr>
+                <w:b/>
+                <w:bCs/>
+              </w:rPr>
+              <w:t>Opis</w:t>
+            </w:r>
+          </w:p>
+        </w:tc>
+      </w:tr>
+      <w:tr>
+        <w:tc>
+          <w:tcPr>
+            <w:tcW w:w="2405" w:type="dxa"/>
+            <w:vAlign w:val="center"/>
+          </w:tcPr>
+          <w:p>
+            <w:r>
+              <w:rPr>
+                <w:rStyle w:val="Strong"/>
+              </w:rPr>
+              <w:t>Skaliranje</w:t>
+            </w:r>
+          </w:p>
+        </w:tc>
+        <w:tc>
+          <w:tcPr>
+            <w:tcW w:w="6611" w:type="dxa"/>
+            <w:vAlign w:val="center"/>
+          </w:tcPr>
+          <w:p>
+            <w:r>
+              <w:t>Ujednačavanje raspona vrijednosti značajki</w:t>
+            </w:r>
+          </w:p>
+        </w:tc>
+      </w:tr>
+      <w:tr>
+        <w:tc>
+          <w:tcPr>
+            <w:tcW w:w="2405" w:type="dxa"/>
+            <w:vAlign w:val="center"/>
+          </w:tcPr>
+          <w:p>
+            <w:r>
+              <w:rPr>
+                <w:rStyle w:val="Strong"/>
+              </w:rPr>
+              <w:t>Normalizacija</w:t>
+            </w:r>
+          </w:p>
+        </w:tc>
+        <w:tc>
+          <w:tcPr>
+            <w:tcW w:w="6611" w:type="dxa"/>
+            <w:vAlign w:val="center"/>
+          </w:tcPr>
+          <w:p>
+            <w:r>
+              <w:t>Prilagodba vrijednosti u [0,1] ili na prosjek 0</w:t>
+            </w:r>
+          </w:p>
+        </w:tc>
+      </w:tr>
+      <w:tr>
+        <w:tc>
+          <w:tcPr>
+            <w:tcW w:w="2405" w:type="dxa"/>
+            <w:vAlign w:val="center"/>
+          </w:tcPr>
+          <w:p>
+            <w:r>
+              <w:rPr>
+                <w:rStyle w:val="Strong"/>
+              </w:rPr>
+              <w:t>Redukcija značajki</w:t>
+            </w:r>
+          </w:p>
+        </w:tc>
+        <w:tc>
+          <w:tcPr>
+            <w:tcW w:w="6611" w:type="dxa"/>
+            <w:vAlign w:val="center"/>
+          </w:tcPr>
+          <w:p>
+            <w:r>
+              <w:t>Uklanjanje suvišnih ili nebitnih značajki</w:t>
+            </w:r>
+          </w:p>
+        </w:tc>
+      </w:tr>
+      <w:tr>
+        <w:tc>
+          <w:tcPr>
+            <w:tcW w:w="2405" w:type="dxa"/>
+            <w:vAlign w:val="center"/>
+          </w:tcPr>
+          <w:p>
+            <w:r>
+              <w:rPr>
+                <w:rStyle w:val="Strong"/>
+              </w:rPr>
+              <w:t>Diskretizacija</w:t>
+            </w:r>
+          </w:p>
+        </w:tc>
+        <w:tc>
+          <w:tcPr>
+            <w:tcW w:w="6611" w:type="dxa"/>
+            <w:vAlign w:val="center"/>
+          </w:tcPr>
+          <w:p>
+            <w:r>
+              <w:t>Grupiranje kontinuiranih vrijednosti u kategorije</w:t>
+            </w:r>
+          </w:p>
+        </w:tc>
+      </w:tr>
+      <w:tr>
+        <w:tc>
+          <w:tcPr>
+            <w:tcW w:w="2405" w:type="dxa"/>
+            <w:vAlign w:val="center"/>
+          </w:tcPr>
+          <w:p>
+            <w:r>
+              <w:rPr>
+                <w:rStyle w:val="Strong"/>
+              </w:rPr>
+              <w:t>Kodiranje</w:t>
+            </w:r>
+          </w:p>
+        </w:tc>
+        <w:tc>
+          <w:tcPr>
+            <w:tcW w:w="6611" w:type="dxa"/>
+            <w:vAlign w:val="center"/>
+          </w:tcPr>
+          <w:p>
+            <w:r>
+              <w:t>Pretvorba kategorijskih vrijednosti u numeričke</w:t>
+            </w:r>
+          </w:p>
+        </w:tc>
+      </w:tr>
+      <w:tr>
+        <w:tc>
+          <w:tcPr>
+            <w:tcW w:w="2405" w:type="dxa"/>
+            <w:vAlign w:val="center"/>
+          </w:tcPr>
+          <w:p>
+            <w:r>
+              <w:rPr>
+                <w:rStyle w:val="Strong"/>
+              </w:rPr>
+              <w:t>One-Hot Encoding</w:t>
+            </w:r>
+          </w:p>
+        </w:tc>
+        <w:tc>
+          <w:tcPr>
+            <w:tcW w:w="6611" w:type="dxa"/>
+            <w:vAlign w:val="center"/>
+          </w:tcPr>
+          <w:p>
+            <w:r>
+              <w:t>Svaka kategorija → zaseban binarni stupac</w:t>
+            </w:r>
+          </w:p>
+        </w:tc>
+      </w:tr>
+      <w:tr>
+        <w:tc>
+          <w:tcPr>
+            <w:tcW w:w="2405" w:type="dxa"/>
+            <w:vAlign w:val="center"/>
+          </w:tcPr>
+          <w:p>
+            <w:r>
+              <w:rPr>
+                <w:rStyle w:val="Strong"/>
+              </w:rPr>
+              <w:t>Multikolinearnost</w:t>
+            </w:r>
+          </w:p>
+        </w:tc>
+        <w:tc>
+          <w:tcPr>
+            <w:tcW w:w="6611" w:type="dxa"/>
+            <w:vAlign w:val="center"/>
+          </w:tcPr>
+          <w:p>
+            <w:r>
+              <w:t xml:space="preserve">Linearna zavisnost među značajkama; rješava se </w:t>
+            </w:r>
+            <w:r>
+              <w:rPr>
+                <w:rStyle w:val="HTMLCode"/>
+                <w:rFonts w:eastAsiaTheme="majorEastAsia"/>
+              </w:rPr>
+              <w:t>drop='first'</w:t>
+            </w:r>
+          </w:p>
+        </w:tc>
+      </w:tr>
+      <w:tr>
+        <w:tc>
+          <w:tcPr>
+            <w:tcW w:w="2405" w:type="dxa"/>
+            <w:vAlign w:val="center"/>
+          </w:tcPr>
+          <w:p>
+            <w:r>
+              <w:rPr>
+                <w:rStyle w:val="Strong"/>
+              </w:rPr>
+              <w:t>RMSE</w:t>
+            </w:r>
+          </w:p>
+        </w:tc>
+        <w:tc>
+          <w:tcPr>
+            <w:tcW w:w="6611" w:type="dxa"/>
+            <w:vAlign w:val="center"/>
+          </w:tcPr>
+          <w:p>
+            <w:r>
+              <w:t>Prosječna pogreška predviđanja modela</w:t>
+            </w:r>
+          </w:p>
+        </w:tc>
+      </w:tr>
+      <w:tr>
+        <w:tc>
+          <w:tcPr>
+            <w:tcW w:w="2405" w:type="dxa"/>
+            <w:vAlign w:val="center"/>
+          </w:tcPr>
+          <w:p>
+            <w:r>
+              <w:rPr>
+                <w:rStyle w:val="Strong"/>
+              </w:rPr>
+              <w:t>R²</w:t>
+            </w:r>
+          </w:p>
+        </w:tc>
+        <w:tc>
+          <w:tcPr>
+            <w:tcW w:w="6611" w:type="dxa"/>
+            <w:vAlign w:val="center"/>
+          </w:tcPr>
+          <w:p>
+            <w:r>
+              <w:t>Postotak objašnjene varijance ciljne varijable</w:t>
+            </w:r>
+          </w:p>
+        </w:tc>
+      </w:tr>
+    </w:tbl>
+    <w:p/>
+    <w:p>
+      <w:r>
+        <w:br w:type="page"/>
+      </w:r>
+    </w:p>
+    <w:p>
+      <w:pPr>
+        <w:pStyle w:val="Heading2"/>
+        <w:rPr>
+          <w:b/>
+          <w:bCs/>
+          <w:color w:val="0070C0"/>
+        </w:rPr>
+      </w:pPr>
+      <w:r>
+        <w:rPr>
+          <w:b/>
+          <w:bCs/>
+          <w:color w:val="0070C0"/>
+        </w:rPr>
+        <w:lastRenderedPageBreak/>
+        <w:t>Predavanje 1</w:t>
+      </w:r>
+      <w:r>
+        <w:rPr>
+          <w:b/>
+          <w:bCs/>
+          <w:color w:val="0070C0"/>
+        </w:rPr>
+        <w:t>1</w:t>
+      </w:r>
+      <w:r>
+        <w:rPr>
+          <w:b/>
+          <w:bCs/>
+          <w:color w:val="0070C0"/>
+        </w:rPr>
+        <w:t xml:space="preserve"> – </w:t>
+      </w:r>
+      <w:r>
+        <w:rPr>
+          <w:b/>
+          <w:bCs/>
+          <w:color w:val="0070C0"/>
+        </w:rPr>
+        <w:t>Hiperparametri i cjevovodi (Pipelines)</w:t>
+      </w:r>
+    </w:p>
+    <w:p>
+      <w:r>
+        <w:pict w14:anchorId="0FED2B4F">
+          <v:rect id="_x0000_i1193" style="width:0;height:1.5pt" o:hralign="center" o:hrstd="t" o:hr="t" fillcolor="#a0a0a0" stroked="f"/>
+        </w:pict>
+      </w:r>
+    </w:p>
+    <w:p>
+      <w:pPr>
+        <w:rPr>
+          <w:b/>
+          <w:bCs/>
+          <w:color w:val="0070C0"/>
+        </w:rPr>
+      </w:pPr>
+      <w:r>
+        <w:rPr>
+          <w:b/>
+          <w:bCs/>
+          <w:color w:val="0070C0"/>
+        </w:rPr>
+        <w:t>11.1. Hiperparametri i GridSearchCV</w:t>
+      </w:r>
+    </w:p>
+    <w:p>
+      <w:pPr>
+        <w:numPr>
+          <w:ilvl w:val="0"/>
+          <w:numId w:val="134"/>
+        </w:numPr>
+      </w:pPr>
+      <w:r>
+        <w:rPr>
+          <w:b/>
+          <w:bCs/>
+        </w:rPr>
+        <w:t>Parametri</w:t>
+      </w:r>
+      <w:r>
+        <w:t xml:space="preserve"> se podešavaju automatski tijekom treniranja (npr. težine u regresiji).</w:t>
+      </w:r>
+    </w:p>
+    <w:p>
+      <w:pPr>
+        <w:numPr>
+          <w:ilvl w:val="0"/>
+          <w:numId w:val="134"/>
+        </w:numPr>
+      </w:pPr>
+      <w:r>
+        <w:rPr>
+          <w:b/>
+          <w:bCs/>
+        </w:rPr>
+        <w:t>Hiperparametri</w:t>
+      </w:r>
+      <w:r>
+        <w:t xml:space="preserve"> se određuju </w:t>
+      </w:r>
+      <w:r>
+        <w:rPr>
+          <w:b/>
+          <w:bCs/>
+        </w:rPr>
+        <w:t>ručno prije treniranja</w:t>
+      </w:r>
+      <w:r>
+        <w:t xml:space="preserve"> (npr. broj susjeda u KNN, C u SVM, dubina stabla i sl.).</w:t>
+      </w:r>
+    </w:p>
+    <w:p>
+      <w:r>
+        <w:rPr>
+          <w:b/>
+          <w:bCs/>
+          <w:color w:val="0070C0"/>
+        </w:rPr>
+        <w:t>GridSearchCV</w:t>
+      </w:r>
+      <w:r>
+        <w:t xml:space="preserve"> – pretražuje zadanu mrežu (grid) mogućih vrijednosti hiperparametara i pronalazi kombinaciju koja daje najbolji rezultat pomoću </w:t>
+      </w:r>
+      <w:r>
+        <w:rPr>
+          <w:b/>
+          <w:bCs/>
+        </w:rPr>
+        <w:t>križne validacije (CV)</w:t>
+      </w:r>
+      <w:r>
+        <w:t>.</w:t>
+      </w:r>
+    </w:p>
+    <w:p>
+      <w:r>
+        <w:rPr>
+          <w:b/>
+          <w:bCs/>
+        </w:rPr>
+        <w:t>Osnovna ideja:</w:t>
+      </w:r>
+    </w:p>
+    <w:p>
+      <w:pPr>
+        <w:pStyle w:val="CodeConsolas"/>
+      </w:pPr>
+      <w:r>
+        <w:t>from sklearn import neighbors, model_selection as skms, datasets</w:t>
+      </w:r>
+    </w:p>
+    <w:p>
+      <w:pPr>
+        <w:pStyle w:val="CodeConsolas"/>
+      </w:pPr>
+      <w:r>
+        <w:t>digits = datasets.load_digits()</w:t>
+      </w:r>
+    </w:p>
+    <w:p>
+      <w:pPr>
+        <w:pStyle w:val="CodeConsolas"/>
+      </w:pPr>
+      <w:r>
+        <w:t>knn = neighbors.KNeighborsClassifier()</w:t>
+      </w:r>
+    </w:p>
+    <w:p>
+      <w:pPr>
+        <w:pStyle w:val="CodeConsolas"/>
+      </w:pPr>
+    </w:p>
+    <w:p>
+      <w:pPr>
+        <w:pStyle w:val="CodeConsolas"/>
+      </w:pPr>
+      <w:r>
+        <w:t>param_grid = {"n_neighbors": [1, 3, 5, 10, 20]}</w:t>
+      </w:r>
+    </w:p>
+    <w:p>
+      <w:pPr>
+        <w:pStyle w:val="CodeConsolas"/>
+      </w:pPr>
+    </w:p>
+    <w:p>
+      <w:pPr>
+        <w:pStyle w:val="CodeConsolas"/>
+      </w:pPr>
+      <w:r>
+        <w:t>grid_model = skms.GridSearchCV(knn, param_grid=param_grid, cv=10, return_train_score=True)</w:t>
+      </w:r>
+    </w:p>
+    <w:p>
+      <w:pPr>
+        <w:pStyle w:val="CodeConsolas"/>
+      </w:pPr>
+      <w:r>
+        <w:t>grid_model.fit(digits.data, digits.target)</w:t>
+      </w:r>
+    </w:p>
+    <w:p/>
+    <w:p>
+      <w:pPr>
+        <w:pStyle w:val="ListParagraph"/>
+        <w:numPr>
+          <w:ilvl w:val="0"/>
+          <w:numId w:val="135"/>
+        </w:numPr>
+      </w:pPr>
+      <w:r>
+        <w:t xml:space="preserve">cv=10 znači da se koristi </w:t>
+      </w:r>
+      <w:r>
+        <w:rPr>
+          <w:b/>
+          <w:bCs/>
+        </w:rPr>
+        <w:t>10-fold cross-validation</w:t>
+      </w:r>
+      <w:r>
+        <w:t>.</w:t>
+      </w:r>
+    </w:p>
+    <w:p>
+      <w:pPr>
+        <w:pStyle w:val="ListParagraph"/>
+        <w:numPr>
+          <w:ilvl w:val="0"/>
+          <w:numId w:val="135"/>
+        </w:numPr>
+      </w:pPr>
+      <w:r>
+        <w:t>return_train_score=True omogućuje uvid i u rezultate na treniranju.</w:t>
+      </w:r>
+    </w:p>
+    <w:p>
+      <w:pPr>
+        <w:pStyle w:val="ListParagraph"/>
+        <w:numPr>
+          <w:ilvl w:val="0"/>
+          <w:numId w:val="135"/>
+        </w:numPr>
+      </w:pPr>
+      <w:r>
+        <w:t>Nakon fit(), najbolji model i parametri dostupni su u:</w:t>
+      </w:r>
+    </w:p>
+    <w:p>
+      <w:pPr>
+        <w:pStyle w:val="CodeConsolas"/>
+      </w:pPr>
+      <w:r>
+        <w:t>grid_model.best_estimator_</w:t>
+      </w:r>
+    </w:p>
+    <w:p>
+      <w:pPr>
+        <w:pStyle w:val="CodeConsolas"/>
+      </w:pPr>
+      <w:r>
+        <w:t>grid_model.best_score_</w:t>
+      </w:r>
+    </w:p>
+    <w:p>
+      <w:pPr>
+        <w:pStyle w:val="CodeConsolas"/>
+      </w:pPr>
+      <w:r>
+        <w:t>grid_model.best_params_</w:t>
+      </w:r>
+    </w:p>
+    <w:p>
+      <w:pPr>
+        <w:rPr>
+          <w:rFonts w:ascii="Consolas" w:hAnsi="Consolas"/>
+          <w:b/>
+          <w:bCs/>
+          <w:sz w:val="22"/>
+          <w:szCs w:val="22"/>
+        </w:rPr>
+      </w:pPr>
+    </w:p>
+    <w:p>
+      <w:r>
+        <w:t>Primjer rezultata:</w:t>
+      </w:r>
+    </w:p>
+    <w:tbl>
+      <w:tblPr>
+        <w:tblStyle w:val="TableGridLight"/>
+        <w:tblW w:w="0" w:type="auto"/>
+        <w:tblLook w:val="04A0" w:firstRow="1" w:lastRow="0" w:firstColumn="1" w:lastColumn="0" w:noHBand="0" w:noVBand="1"/>
+      </w:tblPr>
+      <w:tblGrid>
+        <w:gridCol w:w="3005"/>
+        <w:gridCol w:w="3005"/>
+        <w:gridCol w:w="3006"/>
+      </w:tblGrid>
+      <w:tr>
+        <w:trPr>
+          <w:trHeight w:val="591"/>
+        </w:trPr>
+        <w:tc>
+          <w:tcPr>
+            <w:tcW w:w="3005" w:type="dxa"/>
+            <w:vAlign w:val="center"/>
+          </w:tcPr>
+          <w:p>
+            <w:r>
+              <w:rPr>
+                <w:b/>
+                <w:bCs/>
+              </w:rPr>
+              <w:t>n_neighbors</w:t>
+            </w:r>
+          </w:p>
+        </w:tc>
+        <w:tc>
+          <w:tcPr>
+            <w:tcW w:w="3005" w:type="dxa"/>
+            <w:vAlign w:val="center"/>
+          </w:tcPr>
+          <w:p>
+            <w:r>
+              <w:rPr>
+                <w:b/>
+                <w:bCs/>
+              </w:rPr>
+              <w:t>mean_train_score</w:t>
+            </w:r>
+          </w:p>
+        </w:tc>
+        <w:tc>
+          <w:tcPr>
+            <w:tcW w:w="3006" w:type="dxa"/>
+            <w:vAlign w:val="center"/>
+          </w:tcPr>
+          <w:p>
+            <w:r>
+              <w:rPr>
+                <w:b/>
+                <w:bCs/>
+              </w:rPr>
+              <w:t>mean_test_score</w:t>
+            </w:r>
+          </w:p>
+        </w:tc>
+      </w:tr>
+      <w:tr>
+        <w:tc>
+          <w:tcPr>
+            <w:tcW w:w="3005" w:type="dxa"/>
+            <w:vAlign w:val="center"/>
+          </w:tcPr>
+          <w:p>
+            <w:pPr>
+              <w:jc w:val="center"/>
+            </w:pPr>
+            <w:r>
+              <w:t>1</w:t>
+            </w:r>
+          </w:p>
+        </w:tc>
+        <w:tc>
+          <w:tcPr>
+            <w:tcW w:w="3005" w:type="dxa"/>
+            <w:vAlign w:val="center"/>
+          </w:tcPr>
+          <w:p>
+            <w:pPr>
+              <w:jc w:val="center"/>
+            </w:pPr>
+            <w:r>
+              <w:t>1.000</w:t>
+            </w:r>
+          </w:p>
+        </w:tc>
+        <w:tc>
+          <w:tcPr>
+            <w:tcW w:w="3006" w:type="dxa"/>
+            <w:vAlign w:val="center"/>
+          </w:tcPr>
+          <w:p>
+            <w:pPr>
+              <w:jc w:val="center"/>
+            </w:pPr>
+            <w:r>
+              <w:t>0.975</w:t>
+            </w:r>
+          </w:p>
+        </w:tc>
+      </w:tr>
+      <w:tr>
+        <w:tc>
+          <w:tcPr>
+            <w:tcW w:w="3005" w:type="dxa"/>
+            <w:vAlign w:val="center"/>
+          </w:tcPr>
+          <w:p>
+            <w:pPr>
+              <w:jc w:val="center"/>
+            </w:pPr>
+            <w:r>
+              <w:t>3</w:t>
+            </w:r>
+          </w:p>
+        </w:tc>
+        <w:tc>
+          <w:tcPr>
+            <w:tcW w:w="3005" w:type="dxa"/>
+            <w:vAlign w:val="center"/>
+          </w:tcPr>
+          <w:p>
+            <w:pPr>
+              <w:jc w:val="center"/>
+            </w:pPr>
+            <w:r>
+              <w:t>0.993</w:t>
+            </w:r>
+          </w:p>
+        </w:tc>
+        <w:tc>
+          <w:tcPr>
+            <w:tcW w:w="3006" w:type="dxa"/>
+            <w:vAlign w:val="center"/>
+          </w:tcPr>
+          <w:p>
+            <w:pPr>
+              <w:jc w:val="center"/>
+            </w:pPr>
+            <w:r>
+              <w:t>0.977</w:t>
+            </w:r>
+          </w:p>
+        </w:tc>
+      </w:tr>
+      <w:tr>
+        <w:tc>
+          <w:tcPr>
+            <w:tcW w:w="3005" w:type="dxa"/>
+            <w:vAlign w:val="center"/>
+          </w:tcPr>
+          <w:p>
+            <w:pPr>
+              <w:jc w:val="center"/>
+            </w:pPr>
+            <w:r>
+              <w:t>5</w:t>
+            </w:r>
+          </w:p>
+        </w:tc>
+        <w:tc>
+          <w:tcPr>
+            <w:tcW w:w="3005" w:type="dxa"/>
+            <w:vAlign w:val="center"/>
+          </w:tcPr>
+          <w:p>
+            <w:pPr>
+              <w:jc w:val="center"/>
+            </w:pPr>
+            <w:r>
+              <w:t>0.991</w:t>
+            </w:r>
+          </w:p>
+        </w:tc>
+        <w:tc>
+          <w:tcPr>
+            <w:tcW w:w="3006" w:type="dxa"/>
+            <w:vAlign w:val="center"/>
+          </w:tcPr>
+          <w:p>
+            <w:pPr>
+              <w:jc w:val="center"/>
+            </w:pPr>
+            <w:r>
+              <w:t>0.971</w:t>
+            </w:r>
+          </w:p>
+        </w:tc>
+      </w:tr>
+      <w:tr>
+        <w:tc>
+          <w:tcPr>
+            <w:tcW w:w="3005" w:type="dxa"/>
+            <w:vAlign w:val="center"/>
+          </w:tcPr>
+          <w:p>
+            <w:pPr>
+              <w:jc w:val="center"/>
+            </w:pPr>
+            <w:r>
+              <w:t>10</w:t>
+            </w:r>
+          </w:p>
+        </w:tc>
+        <w:tc>
+          <w:tcPr>
+            <w:tcW w:w="3005" w:type="dxa"/>
+            <w:vAlign w:val="center"/>
+          </w:tcPr>
+          <w:p>
+            <w:pPr>
+              <w:jc w:val="center"/>
+            </w:pPr>
+            <w:r>
+              <w:t>0.986</w:t>
+            </w:r>
+          </w:p>
+        </w:tc>
+        <w:tc>
+          <w:tcPr>
+            <w:tcW w:w="3006" w:type="dxa"/>
+            <w:vAlign w:val="center"/>
+          </w:tcPr>
+          <w:p>
+            <w:pPr>
+              <w:jc w:val="center"/>
+            </w:pPr>
+            <w:r>
+              <w:t>0.962</w:t>
+            </w:r>
+          </w:p>
+        </w:tc>
+      </w:tr>
+      <w:tr>
+        <w:tc>
+          <w:tcPr>
+            <w:tcW w:w="3005" w:type="dxa"/>
+            <w:vAlign w:val="center"/>
+          </w:tcPr>
+          <w:p>
+            <w:pPr>
+              <w:jc w:val="center"/>
+            </w:pPr>
+            <w:r>
+              <w:t>20</w:t>
+            </w:r>
+          </w:p>
+        </w:tc>
+        <w:tc>
+          <w:tcPr>
+            <w:tcW w:w="3005" w:type="dxa"/>
+            <w:vAlign w:val="center"/>
+          </w:tcPr>
+          <w:p>
+            <w:pPr>
+              <w:jc w:val="center"/>
+            </w:pPr>
+            <w:r>
+              <w:t>0.981</w:t>
+            </w:r>
+          </w:p>
+        </w:tc>
+        <w:tc>
+          <w:tcPr>
+            <w:tcW w:w="3006" w:type="dxa"/>
+            <w:vAlign w:val="center"/>
+          </w:tcPr>
+          <w:p>
+            <w:pPr>
+              <w:jc w:val="center"/>
+            </w:pPr>
+            <w:r>
+              <w:t>0.959</w:t>
+            </w:r>
+          </w:p>
+        </w:tc>
+      </w:tr>
+    </w:tbl>
+    <w:p>
+      <w:pPr>
+        <w:rPr>
+          <w:i/>
+          <w:iCs/>
+          <w:sz w:val="22"/>
+          <w:szCs w:val="22"/>
+        </w:rPr>
+      </w:pPr>
+      <w:r>
+        <w:rPr>
+          <w:i/>
+          <w:iCs/>
+          <w:sz w:val="22"/>
+          <w:szCs w:val="22"/>
+        </w:rPr>
+        <w:t>*</w:t>
+      </w:r>
+      <w:r>
+        <w:rPr>
+          <w:i/>
+          <w:iCs/>
+          <w:sz w:val="22"/>
+          <w:szCs w:val="22"/>
+        </w:rPr>
+        <w:t xml:space="preserve">Najbolji rezultat postiže se s </w:t>
+      </w:r>
+      <w:r>
+        <w:rPr>
+          <w:b/>
+          <w:bCs/>
+          <w:i/>
+          <w:iCs/>
+          <w:sz w:val="22"/>
+          <w:szCs w:val="22"/>
+        </w:rPr>
+        <w:t>n_neighbors ≈ 3–5</w:t>
+      </w:r>
+      <w:r>
+        <w:rPr>
+          <w:i/>
+          <w:iCs/>
+          <w:sz w:val="22"/>
+          <w:szCs w:val="22"/>
+        </w:rPr>
+        <w:t>.</w:t>
+      </w:r>
+    </w:p>
+    <w:p>
+      <w:pPr>
+        <w:rPr>
+          <w:b/>
+          <w:bCs/>
+          <w:color w:val="0070C0"/>
+        </w:rPr>
+      </w:pPr>
+      <w:r>
+        <w:rPr>
+          <w:b/>
+          <w:bCs/>
+          <w:color w:val="0070C0"/>
+        </w:rPr>
+        <w:lastRenderedPageBreak/>
+        <w:t>11.2. RandomizedSearchCV</w:t>
+      </w:r>
+    </w:p>
+    <w:p>
+      <w:r>
+        <w:t xml:space="preserve">Za razliku od GridSearchCV koji </w:t>
+      </w:r>
+      <w:r>
+        <w:rPr>
+          <w:b/>
+          <w:bCs/>
+        </w:rPr>
+        <w:t>testira sve kombinacije</w:t>
+      </w:r>
+      <w:r>
+        <w:t>,</w:t>
+      </w:r>
+      <w:r>
+        <w:br/>
+      </w:r>
+      <w:r>
+        <w:rPr>
+          <w:b/>
+          <w:bCs/>
+        </w:rPr>
+        <w:t>RandomizedSearchCV</w:t>
+      </w:r>
+      <w:r>
+        <w:t xml:space="preserve"> uzima </w:t>
+      </w:r>
+      <w:r>
+        <w:rPr>
+          <w:b/>
+          <w:bCs/>
+        </w:rPr>
+        <w:t>nasumični uzorak</w:t>
+      </w:r>
+      <w:r>
+        <w:t xml:space="preserve"> hiperparametara prema zadanim distribucijama.</w:t>
+      </w:r>
+    </w:p>
+    <w:p>
+      <w:r>
+        <w:t xml:space="preserve">Prednost – </w:t>
+      </w:r>
+      <w:r>
+        <w:rPr>
+          <w:b/>
+          <w:bCs/>
+        </w:rPr>
+        <w:t>brži</w:t>
+      </w:r>
+      <w:r>
+        <w:t xml:space="preserve"> i često dovoljan za velike skupove parametara.</w:t>
+      </w:r>
+    </w:p>
+    <w:p>
+      <w:pPr>
+        <w:pStyle w:val="CodeConsolas"/>
+      </w:pPr>
+      <w:r>
+        <w:t>from sklearn import neighbors, model_selection as skms</w:t>
+      </w:r>
+    </w:p>
+    <w:p>
+      <w:pPr>
+        <w:pStyle w:val="CodeConsolas"/>
+      </w:pPr>
+      <w:r>
+        <w:t>import scipy.stats as ss</w:t>
+      </w:r>
+    </w:p>
+    <w:p>
+      <w:pPr>
+        <w:pStyle w:val="CodeConsolas"/>
+      </w:pPr>
+    </w:p>
+    <w:p>
+      <w:pPr>
+        <w:pStyle w:val="CodeConsolas"/>
+      </w:pPr>
+      <w:r>
+        <w:t>knn = neighbors.KNeighborsClassifier()</w:t>
+      </w:r>
+    </w:p>
+    <w:p>
+      <w:pPr>
+        <w:pStyle w:val="CodeConsolas"/>
+      </w:pPr>
+      <w:r>
+        <w:t>param_dists = {</w:t>
+      </w:r>
+    </w:p>
+    <w:p>
+      <w:pPr>
+        <w:pStyle w:val="CodeConsolas"/>
+      </w:pPr>
+      <w:r>
+        <w:t xml:space="preserve">    "n_neighbors": ss.randint(1, 11),</w:t>
+      </w:r>
+    </w:p>
+    <w:p>
+      <w:pPr>
+        <w:pStyle w:val="CodeConsolas"/>
+      </w:pPr>
+      <w:r>
+        <w:t xml:space="preserve">    "weights": ["uniform", "distance"],</w:t>
+      </w:r>
+    </w:p>
+    <w:p>
+      <w:pPr>
+        <w:pStyle w:val="CodeConsolas"/>
+      </w:pPr>
+      <w:r>
+        <w:t xml:space="preserve">    "p": ss.geom(p=0.5)</w:t>
+      </w:r>
+    </w:p>
+    <w:p>
+      <w:pPr>
+        <w:pStyle w:val="CodeConsolas"/>
+      </w:pPr>
+      <w:r>
+        <w:t>}</w:t>
+      </w:r>
+    </w:p>
+    <w:p>
+      <w:pPr>
+        <w:pStyle w:val="CodeConsolas"/>
+      </w:pPr>
+    </w:p>
+    <w:p>
+      <w:pPr>
+        <w:pStyle w:val="CodeConsolas"/>
+      </w:pPr>
+      <w:r>
+        <w:t>mod = skms.RandomizedSearchCV(knn, param_distributions=param_dists, cv=10, n_iter=20)</w:t>
+      </w:r>
+    </w:p>
+    <w:p>
+      <w:pPr>
+        <w:pStyle w:val="CodeConsolas"/>
+      </w:pPr>
+      <w:r>
+        <w:t>mod.fit(iris.data, iris.target)</w:t>
+      </w:r>
+    </w:p>
+    <w:p>
+      <w:pPr>
+        <w:pStyle w:val="CodeConsolas"/>
+      </w:pPr>
+      <w:r>
+        <w:t>print(mod.best_score_)</w:t>
+      </w:r>
+    </w:p>
+    <w:p/>
+    <w:p>
+      <w:r>
+        <w:t>Iako se ne testiraju svi slučajevi, rezultati često budu vrlo slični GridSearch-u — uz višestruko kraće vrijeme izvođenja.</w:t>
+      </w:r>
+    </w:p>
+    <w:p>
+      <w:pPr>
+        <w:rPr>
+          <w:rFonts w:ascii="Consolas" w:hAnsi="Consolas"/>
+          <w:b/>
+          <w:bCs/>
+          <w:sz w:val="22"/>
+          <w:szCs w:val="22"/>
+        </w:rPr>
+      </w:pPr>
+      <w:r>
+        <w:rPr>
+          <w:rFonts w:ascii="Consolas" w:hAnsi="Consolas"/>
+          <w:b/>
+          <w:bCs/>
+          <w:sz w:val="22"/>
+          <w:szCs w:val="22"/>
+        </w:rPr>
+        <w:pict w14:anchorId="139B7360">
+          <v:rect id="_x0000_i1201" style="width:0;height:1.5pt" o:hralign="center" o:hrstd="t" o:hr="t" fillcolor="#a0a0a0" stroked="f"/>
+        </w:pict>
+      </w:r>
+    </w:p>
+    <w:p>
+      <w:pPr>
+        <w:rPr>
+          <w:b/>
+          <w:bCs/>
+          <w:color w:val="0070C0"/>
+        </w:rPr>
+      </w:pPr>
+      <w:r>
+        <w:rPr>
+          <w:b/>
+          <w:bCs/>
+          <w:color w:val="0070C0"/>
+        </w:rPr>
+        <w:t>11.3. Ugniježđena (Nested) Cross-Validacija</w:t>
+      </w:r>
+    </w:p>
+    <w:p>
+      <w:pPr>
+        <w:rPr>
+          <w:b/>
+          <w:bCs/>
+        </w:rPr>
+      </w:pPr>
+      <w:r>
+        <w:rPr>
+          <w:b/>
+          <w:bCs/>
+        </w:rPr>
+        <w:t>Problem:</w:t>
+      </w:r>
+    </w:p>
+    <w:p>
+      <w:r>
+        <w:t>Ako koristimo isti skup podataka za tuning (GridSearchCV) i za evaluaciju, rezultat može biti pristran (optimističan).</w:t>
+      </w:r>
+    </w:p>
+    <w:p>
+      <w:pPr>
+        <w:rPr>
+          <w:b/>
+          <w:bCs/>
+        </w:rPr>
+      </w:pPr>
+      <w:r>
+        <w:rPr>
+          <w:b/>
+          <w:bCs/>
+        </w:rPr>
+        <w:t>Rješenje:</w:t>
+      </w:r>
+    </w:p>
+    <w:p>
+      <w:pPr>
+        <w:pStyle w:val="ListParagraph"/>
+        <w:numPr>
+          <w:ilvl w:val="0"/>
+          <w:numId w:val="138"/>
+        </w:numPr>
+      </w:pPr>
+      <w:r>
+        <w:t>Vanjska CV procjenjuje model.</w:t>
+      </w:r>
+    </w:p>
+    <w:p>
+      <w:pPr>
+        <w:pStyle w:val="ListParagraph"/>
+        <w:numPr>
+          <w:ilvl w:val="0"/>
+          <w:numId w:val="138"/>
+        </w:numPr>
+      </w:pPr>
+      <w:r>
+        <w:t>Unutarnja CV (npr. GridSearchCV) podešava hiperparametre unutar svakog vanjskog trening skupa.</w:t>
+      </w:r>
+    </w:p>
+    <w:p>
+      <w:pPr>
+        <w:pStyle w:val="CodeConsolas"/>
+      </w:pPr>
+      <w:r>
+        <w:t>from sklearn import neighbors, model_selection as skms, datasets</w:t>
+      </w:r>
+    </w:p>
+    <w:p>
+      <w:pPr>
+        <w:pStyle w:val="CodeConsolas"/>
+      </w:pPr>
+      <w:r>
+        <w:t>import numpy as np</w:t>
+      </w:r>
+    </w:p>
+    <w:p>
+      <w:pPr>
+        <w:pStyle w:val="CodeConsolas"/>
+      </w:pPr>
+    </w:p>
+    <w:p>
+      <w:pPr>
+        <w:pStyle w:val="CodeConsolas"/>
+      </w:pPr>
+      <w:r>
+        <w:t>iris = datasets.load_iris()</w:t>
+      </w:r>
+    </w:p>
+    <w:p>
+      <w:pPr>
+        <w:pStyle w:val="CodeConsolas"/>
+      </w:pPr>
+      <w:r>
+        <w:t>param_grid = {</w:t>
+      </w:r>
+    </w:p>
+    <w:p>
+      <w:pPr>
+        <w:pStyle w:val="CodeConsolas"/>
+      </w:pPr>
+      <w:r>
+        <w:lastRenderedPageBreak/>
+        <w:t xml:space="preserve">    "n_neighbors": np.arange(1, 11),</w:t>
+      </w:r>
+    </w:p>
+    <w:p>
+      <w:pPr>
+        <w:pStyle w:val="CodeConsolas"/>
+      </w:pPr>
+      <w:r>
+        <w:t xml:space="preserve">    "weights": ["uniform", "distance"],</w:t>
+      </w:r>
+    </w:p>
+    <w:p>
+      <w:pPr>
+        <w:pStyle w:val="CodeConsolas"/>
+      </w:pPr>
+      <w:r>
+        <w:t xml:space="preserve">    "p": [1, 2, 4, 8, 16]</w:t>
+      </w:r>
+    </w:p>
+    <w:p>
+      <w:pPr>
+        <w:pStyle w:val="CodeConsolas"/>
+      </w:pPr>
+      <w:r>
+        <w:t>}</w:t>
+      </w:r>
+    </w:p>
+    <w:p>
+      <w:pPr>
+        <w:pStyle w:val="CodeConsolas"/>
+      </w:pPr>
+    </w:p>
+    <w:p>
+      <w:pPr>
+        <w:pStyle w:val="CodeConsolas"/>
+      </w:pPr>
+      <w:r>
+        <w:t>knn = neighbors.KNeighborsClassifier()</w:t>
+      </w:r>
+    </w:p>
+    <w:p>
+      <w:pPr>
+        <w:pStyle w:val="CodeConsolas"/>
+      </w:pPr>
+      <w:r>
+        <w:t>grid_knn = skms.GridSearchCV(knn, param_grid=param_grid, cv=3)  # unutarnji tuning</w:t>
+      </w:r>
+    </w:p>
+    <w:p>
+      <w:pPr>
+        <w:pStyle w:val="CodeConsolas"/>
+      </w:pPr>
+      <w:r>
+        <w:t>outer_scores = skms.cross_val_score(grid_knn, iris.data, iris.target, cv=5)</w:t>
+      </w:r>
+    </w:p>
+    <w:p>
+      <w:pPr>
+        <w:pStyle w:val="CodeConsolas"/>
+      </w:pPr>
+      <w:r>
+        <w:t>print(outer_scores)</w:t>
+      </w:r>
+    </w:p>
+    <w:p>
+      <w:pPr>
+        <w:pStyle w:val="CodeConsolas"/>
+      </w:pPr>
+    </w:p>
+    <w:p>
+      <w:pPr>
+        <w:pStyle w:val="CodeConsolas"/>
+      </w:pPr>
+      <w:r>
+        <w:t>Rezultat:</w:t>
+      </w:r>
+    </w:p>
+    <w:p>
+      <w:pPr>
+        <w:pStyle w:val="CodeConsolas"/>
+      </w:pPr>
+      <w:r>
+        <w:t>[0.9667, 1.0000, 0.9333, 0.9667, 1.0000]</w:t>
+      </w:r>
+    </w:p>
+    <w:p/>
+    <w:p>
+      <w:pPr>
+        <w:spacing w:before="100" w:beforeAutospacing="1" w:after="100" w:afterAutospacing="1" w:line="240" w:lineRule="auto"/>
+        <w:rPr>
+          <w:rFonts w:ascii="Times New Roman" w:eastAsia="Times New Roman" w:hAnsi="Times New Roman" w:cs="Times New Roman"/>
+          <w:kern w:val="0"/>
+          <w:lang w:eastAsia="hr-HR"/>
+          <w14:ligatures w14:val="none"/>
+        </w:rPr>
+      </w:pPr>
+      <w:r>
+        <w:rPr>
+          <w:rFonts w:ascii="Times New Roman" w:eastAsia="Times New Roman" w:hAnsi="Times New Roman" w:cs="Times New Roman"/>
+          <w:b/>
+          <w:bCs/>
+          <w:kern w:val="0"/>
+          <w:lang w:eastAsia="hr-HR"/>
+          <w14:ligatures w14:val="none"/>
+        </w:rPr>
+        <w:t>Nested CV</w:t>
+      </w:r>
+      <w:r>
+        <w:rPr>
+          <w:rFonts w:ascii="Times New Roman" w:eastAsia="Times New Roman" w:hAnsi="Times New Roman" w:cs="Times New Roman"/>
+          <w:kern w:val="0"/>
+          <w:lang w:eastAsia="hr-HR"/>
+          <w14:ligatures w14:val="none"/>
+        </w:rPr>
+        <w:t xml:space="preserve"> pruža </w:t>
+      </w:r>
+      <w:r>
+        <w:rPr>
+          <w:rFonts w:ascii="Times New Roman" w:eastAsia="Times New Roman" w:hAnsi="Times New Roman" w:cs="Times New Roman"/>
+          <w:b/>
+          <w:bCs/>
+          <w:kern w:val="0"/>
+          <w:lang w:eastAsia="hr-HR"/>
+          <w14:ligatures w14:val="none"/>
+        </w:rPr>
+        <w:t>poštenu, nepristranu procjenu modela</w:t>
+      </w:r>
+      <w:r>
+        <w:rPr>
+          <w:rFonts w:ascii="Times New Roman" w:eastAsia="Times New Roman" w:hAnsi="Times New Roman" w:cs="Times New Roman"/>
+          <w:kern w:val="0"/>
+          <w:lang w:eastAsia="hr-HR"/>
+          <w14:ligatures w14:val="none"/>
+        </w:rPr>
+        <w:t>, jer testni skup nikada ne „vidi“ podatke korištene za tuning.</w:t>
+      </w:r>
+    </w:p>
+    <w:p>
+      <w:pPr>
+        <w:spacing w:after="0" w:line="240" w:lineRule="auto"/>
+        <w:rPr>
+          <w:rFonts w:ascii="Times New Roman" w:eastAsia="Times New Roman" w:hAnsi="Times New Roman" w:cs="Times New Roman"/>
+          <w:kern w:val="0"/>
+          <w:lang w:eastAsia="hr-HR"/>
+          <w14:ligatures w14:val="none"/>
+        </w:rPr>
+      </w:pPr>
+      <w:r>
+        <w:rPr>
+          <w:rFonts w:ascii="Times New Roman" w:eastAsia="Times New Roman" w:hAnsi="Times New Roman" w:cs="Times New Roman"/>
+          <w:kern w:val="0"/>
+          <w:lang w:eastAsia="hr-HR"/>
+          <w14:ligatures w14:val="none"/>
+        </w:rPr>
+        <w:pict w14:anchorId="56A680D8">
+          <v:rect id="_x0000_i1203" style="width:0;height:1.5pt" o:hralign="center" o:hrstd="t" o:hr="t" fillcolor="#a0a0a0" stroked="f"/>
+        </w:pict>
+      </w:r>
+    </w:p>
+    <w:p>
+      <w:pPr>
+        <w:spacing w:before="100" w:beforeAutospacing="1" w:after="100" w:afterAutospacing="1" w:line="240" w:lineRule="auto"/>
+        <w:outlineLvl w:val="2"/>
+        <w:rPr>
+          <w:rFonts w:ascii="Times New Roman" w:eastAsia="Times New Roman" w:hAnsi="Times New Roman" w:cs="Times New Roman"/>
+          <w:b/>
+          <w:bCs/>
+          <w:color w:val="0070C0"/>
+          <w:kern w:val="0"/>
+          <w:sz w:val="27"/>
+          <w:szCs w:val="27"/>
+          <w:lang w:eastAsia="hr-HR"/>
+          <w14:ligatures w14:val="none"/>
+        </w:rPr>
+      </w:pPr>
+      <w:r>
+        <w:rPr>
+          <w:rFonts w:ascii="Times New Roman" w:eastAsia="Times New Roman" w:hAnsi="Times New Roman" w:cs="Times New Roman"/>
+          <w:b/>
+          <w:bCs/>
+          <w:color w:val="0070C0"/>
+          <w:kern w:val="0"/>
+          <w:sz w:val="27"/>
+          <w:szCs w:val="27"/>
+          <w:lang w:eastAsia="hr-HR"/>
+          <w14:ligatures w14:val="none"/>
+        </w:rPr>
+        <w:t>11.4. Pipelines (cjevovodi)</w:t>
+      </w:r>
+    </w:p>
+    <w:p>
+      <w:pPr>
+        <w:spacing w:before="100" w:beforeAutospacing="1" w:after="100" w:afterAutospacing="1" w:line="240" w:lineRule="auto"/>
+        <w:rPr>
+          <w:rFonts w:ascii="Times New Roman" w:eastAsia="Times New Roman" w:hAnsi="Times New Roman" w:cs="Times New Roman"/>
+          <w:kern w:val="0"/>
+          <w:lang w:eastAsia="hr-HR"/>
+          <w14:ligatures w14:val="none"/>
+        </w:rPr>
+      </w:pPr>
+      <w:r>
+        <w:rPr>
+          <w:rFonts w:ascii="Times New Roman" w:eastAsia="Times New Roman" w:hAnsi="Times New Roman" w:cs="Times New Roman"/>
+          <w:b/>
+          <w:bCs/>
+          <w:kern w:val="0"/>
+          <w:lang w:eastAsia="hr-HR"/>
+          <w14:ligatures w14:val="none"/>
+        </w:rPr>
+        <w:t>Pipeline</w:t>
+      </w:r>
+      <w:r>
+        <w:rPr>
+          <w:rFonts w:ascii="Times New Roman" w:eastAsia="Times New Roman" w:hAnsi="Times New Roman" w:cs="Times New Roman"/>
+          <w:kern w:val="0"/>
+          <w:lang w:eastAsia="hr-HR"/>
+          <w14:ligatures w14:val="none"/>
+        </w:rPr>
+        <w:t xml:space="preserve"> povezuje više koraka obrade u jedan objekt koji se ponaša kao jedan model:</w:t>
+      </w:r>
+    </w:p>
+    <w:p>
+      <w:pPr>
+        <w:numPr>
+          <w:ilvl w:val="0"/>
+          <w:numId w:val="139"/>
+        </w:numPr>
+        <w:spacing w:before="100" w:beforeAutospacing="1" w:after="100" w:afterAutospacing="1" w:line="240" w:lineRule="auto"/>
+        <w:rPr>
+          <w:rFonts w:ascii="Times New Roman" w:eastAsia="Times New Roman" w:hAnsi="Times New Roman" w:cs="Times New Roman"/>
+          <w:kern w:val="0"/>
+          <w:lang w:eastAsia="hr-HR"/>
+          <w14:ligatures w14:val="none"/>
+        </w:rPr>
+      </w:pPr>
+      <w:r>
+        <w:rPr>
+          <w:rFonts w:ascii="Times New Roman" w:eastAsia="Times New Roman" w:hAnsi="Times New Roman" w:cs="Times New Roman"/>
+          <w:kern w:val="0"/>
+          <w:lang w:eastAsia="hr-HR"/>
+          <w14:ligatures w14:val="none"/>
+        </w:rPr>
+        <w:t>pretprocesiranje,</w:t>
+      </w:r>
+    </w:p>
+    <w:p>
+      <w:pPr>
+        <w:numPr>
+          <w:ilvl w:val="0"/>
+          <w:numId w:val="139"/>
+        </w:numPr>
+        <w:spacing w:before="100" w:beforeAutospacing="1" w:after="100" w:afterAutospacing="1" w:line="240" w:lineRule="auto"/>
+        <w:rPr>
+          <w:rFonts w:ascii="Times New Roman" w:eastAsia="Times New Roman" w:hAnsi="Times New Roman" w:cs="Times New Roman"/>
+          <w:kern w:val="0"/>
+          <w:lang w:eastAsia="hr-HR"/>
+          <w14:ligatures w14:val="none"/>
+        </w:rPr>
+      </w:pPr>
+      <w:r>
+        <w:rPr>
+          <w:rFonts w:ascii="Times New Roman" w:eastAsia="Times New Roman" w:hAnsi="Times New Roman" w:cs="Times New Roman"/>
+          <w:kern w:val="0"/>
+          <w:lang w:eastAsia="hr-HR"/>
+          <w14:ligatures w14:val="none"/>
+        </w:rPr>
+        <w:t>transformacije značajki,</w:t>
+      </w:r>
+    </w:p>
+    <w:p>
+      <w:pPr>
+        <w:numPr>
+          <w:ilvl w:val="0"/>
+          <w:numId w:val="139"/>
+        </w:numPr>
+        <w:spacing w:before="100" w:beforeAutospacing="1" w:after="100" w:afterAutospacing="1" w:line="240" w:lineRule="auto"/>
+        <w:rPr>
+          <w:rFonts w:ascii="Times New Roman" w:eastAsia="Times New Roman" w:hAnsi="Times New Roman" w:cs="Times New Roman"/>
+          <w:kern w:val="0"/>
+          <w:lang w:eastAsia="hr-HR"/>
+          <w14:ligatures w14:val="none"/>
+        </w:rPr>
+      </w:pPr>
+      <w:r>
+        <w:rPr>
+          <w:rFonts w:ascii="Times New Roman" w:eastAsia="Times New Roman" w:hAnsi="Times New Roman" w:cs="Times New Roman"/>
+          <w:kern w:val="0"/>
+          <w:lang w:eastAsia="hr-HR"/>
+          <w14:ligatures w14:val="none"/>
+        </w:rPr>
+        <w:t>treniranje modela.</w:t>
+      </w:r>
+    </w:p>
+    <w:p>
+      <w:pPr>
+        <w:spacing w:before="100" w:beforeAutospacing="1" w:after="100" w:afterAutospacing="1" w:line="240" w:lineRule="auto"/>
+        <w:rPr>
+          <w:rFonts w:ascii="Times New Roman" w:eastAsia="Times New Roman" w:hAnsi="Times New Roman" w:cs="Times New Roman"/>
+          <w:kern w:val="0"/>
+          <w:lang w:eastAsia="hr-HR"/>
+          <w14:ligatures w14:val="none"/>
+        </w:rPr>
+      </w:pPr>
+      <w:r>
+        <w:rPr>
+          <w:rFonts w:ascii="Times New Roman" w:eastAsia="Times New Roman" w:hAnsi="Times New Roman" w:cs="Times New Roman"/>
+          <w:kern w:val="0"/>
+          <w:lang w:eastAsia="hr-HR"/>
+          <w14:ligatures w14:val="none"/>
+        </w:rPr>
+        <w:t>Primjer jednostavnog pipeline-a:</w:t>
+      </w:r>
+    </w:p>
+    <w:p>
+      <w:pPr>
+        <w:pStyle w:val="CodeConsolas"/>
+      </w:pPr>
+      <w:r>
+        <w:t>from sklearn import pipeline, preprocessing as skpre, linear_model, model_selection as skms</w:t>
+      </w:r>
+    </w:p>
+    <w:p>
+      <w:pPr>
+        <w:pStyle w:val="CodeConsolas"/>
+      </w:pPr>
+      <w:r>
+        <w:t>from sklearn.datasets import load_iris</w:t>
+      </w:r>
+    </w:p>
+    <w:p>
+      <w:pPr>
+        <w:pStyle w:val="CodeConsolas"/>
+      </w:pPr>
+    </w:p>
+    <w:p>
+      <w:pPr>
+        <w:pStyle w:val="CodeConsolas"/>
+      </w:pPr>
+      <w:r>
+        <w:t>iris = load_iris()</w:t>
+      </w:r>
+    </w:p>
+    <w:p>
+      <w:pPr>
+        <w:pStyle w:val="CodeConsolas"/>
+      </w:pPr>
+      <w:r>
+        <w:t>scaler = skpre.StandardScaler()</w:t>
+      </w:r>
+    </w:p>
+    <w:p>
+      <w:pPr>
+        <w:pStyle w:val="CodeConsolas"/>
+      </w:pPr>
+      <w:r>
+        <w:t>logreg = linear_model.LogisticRegression()</w:t>
+      </w:r>
+    </w:p>
+    <w:p>
+      <w:pPr>
+        <w:pStyle w:val="CodeConsolas"/>
+      </w:pPr>
+    </w:p>
+    <w:p>
+      <w:pPr>
+        <w:pStyle w:val="CodeConsolas"/>
+      </w:pPr>
+      <w:r>
+        <w:t>pipe = pipeline.make_pipeline(scaler, logreg)</w:t>
+      </w:r>
+    </w:p>
+    <w:p>
+      <w:pPr>
+        <w:pStyle w:val="CodeConsolas"/>
+      </w:pPr>
+      <w:r>
+        <w:t>print(skms.cross_val_score(pipe, iris.data, iris.target, cv=10))</w:t>
+      </w:r>
+    </w:p>
+    <w:p>
+      <w:pPr>
+        <w:rPr>
+          <w:rFonts w:ascii="Consolas" w:hAnsi="Consolas"/>
+          <w:b/>
+          <w:bCs/>
+          <w:sz w:val="22"/>
+          <w:szCs w:val="22"/>
+        </w:rPr>
+      </w:pPr>
+    </w:p>
+    <w:p>
+      <w:r>
+        <w:t>Pipeline automatski skalira podatke unutar svake CV iteracije i trenira model bez potrebe za ručnim koracima.</w:t>
+      </w:r>
+    </w:p>
+    <w:p>
+      <w:r>
+        <w:lastRenderedPageBreak/>
+        <w:pict w14:anchorId="0525498F">
+          <v:rect id="_x0000_i1327" style="width:0;height:1.5pt" o:hralign="center" o:hrstd="t" o:hr="t" fillcolor="#a0a0a0" stroked="f"/>
+        </w:pict>
+      </w:r>
+    </w:p>
+    <w:p>
+      <w:pPr>
+        <w:rPr>
+          <w:b/>
+          <w:bCs/>
+          <w:color w:val="0070C0"/>
+        </w:rPr>
+      </w:pPr>
+      <w:r>
+        <w:rPr>
+          <w:b/>
+          <w:bCs/>
+          <w:color w:val="0070C0"/>
+        </w:rPr>
+        <w:t>Složeniji pipeline (vlastiti transformeri)</w:t>
+      </w:r>
+    </w:p>
+    <w:p>
+      <w:r>
+        <w:t xml:space="preserve">Pipeline može sadržavati i </w:t>
+      </w:r>
+      <w:r>
+        <w:rPr>
+          <w:b/>
+          <w:bCs/>
+        </w:rPr>
+        <w:t>vlastite transformere</w:t>
+      </w:r>
+      <w:r>
+        <w:t xml:space="preserve"> — npr. za označavanje vrijednosti većih od medijana:</w:t>
+      </w:r>
+    </w:p>
+    <w:p>
+      <w:pPr>
+        <w:pStyle w:val="CodeConsolas"/>
+      </w:pPr>
+      <w:r>
+        <w:t>from sklearn.base import TransformerMixin</w:t>
+      </w:r>
+    </w:p>
+    <w:p>
+      <w:pPr>
+        <w:pStyle w:val="CodeConsolas"/>
+      </w:pPr>
+      <w:r>
+        <w:t>import numpy as np</w:t>
+      </w:r>
+    </w:p>
+    <w:p>
+      <w:pPr>
+        <w:pStyle w:val="CodeConsolas"/>
+      </w:pPr>
+    </w:p>
+    <w:p>
+      <w:pPr>
+        <w:pStyle w:val="CodeConsolas"/>
+      </w:pPr>
+      <w:r>
+        <w:t>class Median_Big_Small(TransformerMixin):</w:t>
+      </w:r>
+    </w:p>
+    <w:p>
+      <w:pPr>
+        <w:pStyle w:val="CodeConsolas"/>
+      </w:pPr>
+      <w:r>
+        <w:t xml:space="preserve">    def fit(self, X, y=None):</w:t>
+      </w:r>
+    </w:p>
+    <w:p>
+      <w:pPr>
+        <w:pStyle w:val="CodeConsolas"/>
+      </w:pPr>
+      <w:r>
+        <w:t xml:space="preserve">        self.medians = np.median(X)</w:t>
+      </w:r>
+    </w:p>
+    <w:p>
+      <w:pPr>
+        <w:pStyle w:val="CodeConsolas"/>
+      </w:pPr>
+      <w:r>
+        <w:t xml:space="preserve">        return self</w:t>
+      </w:r>
+    </w:p>
+    <w:p>
+      <w:pPr>
+        <w:pStyle w:val="CodeConsolas"/>
+      </w:pPr>
+      <w:r>
+        <w:t xml:space="preserve">    def transform(self, X, y=None):</w:t>
+      </w:r>
+    </w:p>
+    <w:p>
+      <w:pPr>
+        <w:pStyle w:val="CodeConsolas"/>
+      </w:pPr>
+      <w:r>
+        <w:t xml:space="preserve">        return X &gt; self.medians</w:t>
+      </w:r>
+    </w:p>
+    <w:p>
+      <w:pPr>
+        <w:rPr>
+          <w:rFonts w:ascii="Consolas" w:hAnsi="Consolas"/>
+          <w:b/>
+          <w:bCs/>
+          <w:sz w:val="22"/>
+          <w:szCs w:val="22"/>
+        </w:rPr>
+      </w:pPr>
+    </w:p>
+    <w:p>
+      <w:r>
+        <w:t>Kombinacija s postojećim transformacijama:</w:t>
+      </w:r>
+    </w:p>
+    <w:p>
+      <w:pPr>
+        <w:pStyle w:val="CodeConsolas"/>
+      </w:pPr>
+      <w:r>
+        <w:t>from sklearn import preprocessing as skpre, neighbors, pipeline, model_selection as skms</w:t>
+      </w:r>
+    </w:p>
+    <w:p>
+      <w:pPr>
+        <w:pStyle w:val="CodeConsolas"/>
+      </w:pPr>
+    </w:p>
+    <w:p>
+      <w:pPr>
+        <w:pStyle w:val="CodeConsolas"/>
+      </w:pPr>
+      <w:r>
+        <w:t>scaler = skpre.StandardScaler()</w:t>
+      </w:r>
+    </w:p>
+    <w:p>
+      <w:pPr>
+        <w:pStyle w:val="CodeConsolas"/>
+      </w:pPr>
+      <w:r>
+        <w:t>quad_inters = skpre.PolynomialFeatures(degree=2)</w:t>
+      </w:r>
+    </w:p>
+    <w:p>
+      <w:pPr>
+        <w:pStyle w:val="CodeConsolas"/>
+      </w:pPr>
+      <w:r>
+        <w:t>median_big_small = Median_Big_Small()</w:t>
+      </w:r>
+    </w:p>
+    <w:p>
+      <w:pPr>
+        <w:pStyle w:val="CodeConsolas"/>
+      </w:pPr>
+      <w:r>
+        <w:t>knn = neighbors.KNeighborsClassifier()</w:t>
+      </w:r>
+    </w:p>
+    <w:p>
+      <w:pPr>
+        <w:pStyle w:val="CodeConsolas"/>
+      </w:pPr>
+    </w:p>
+    <w:p>
+      <w:pPr>
+        <w:pStyle w:val="CodeConsolas"/>
+      </w:pPr>
+      <w:r>
+        <w:t>pipe = pipeline.Pipeline([</w:t>
+      </w:r>
+    </w:p>
+    <w:p>
+      <w:pPr>
+        <w:pStyle w:val="CodeConsolas"/>
+      </w:pPr>
+      <w:r>
+        <w:t xml:space="preserve">    ("scaler", scaler),</w:t>
+      </w:r>
+    </w:p>
+    <w:p>
+      <w:pPr>
+        <w:pStyle w:val="CodeConsolas"/>
+      </w:pPr>
+      <w:r>
+        <w:t xml:space="preserve">    ("quad_inters", quad_inters),</w:t>
+      </w:r>
+    </w:p>
+    <w:p>
+      <w:pPr>
+        <w:pStyle w:val="CodeConsolas"/>
+      </w:pPr>
+      <w:r>
+        <w:t xml:space="preserve">    ("median_big_small", median_big_small),</w:t>
+      </w:r>
+    </w:p>
+    <w:p>
+      <w:pPr>
+        <w:pStyle w:val="CodeConsolas"/>
+      </w:pPr>
+      <w:r>
+        <w:t xml:space="preserve">    ("knn", knn)</w:t>
+      </w:r>
+    </w:p>
+    <w:p>
+      <w:pPr>
+        <w:pStyle w:val="CodeConsolas"/>
+      </w:pPr>
+      <w:r>
+        <w:t>])</w:t>
+      </w:r>
+    </w:p>
+    <w:p>
+      <w:pPr>
+        <w:pStyle w:val="CodeConsolas"/>
+      </w:pPr>
+    </w:p>
+    <w:p>
+      <w:pPr>
+        <w:pStyle w:val="CodeConsolas"/>
+      </w:pPr>
+      <w:r>
+        <w:t>cv_scores = skms.cross_val_score(pipe, iris.data, iris.target, cv=10)</w:t>
+      </w:r>
+    </w:p>
+    <w:p>
+      <w:pPr>
+        <w:pStyle w:val="CodeConsolas"/>
+      </w:pPr>
+      <w:r>
+        <w:t>print(cv_scores)</w:t>
+      </w:r>
+    </w:p>
+    <w:p/>
+    <w:p>
+      <w:r>
+        <w:pict w14:anchorId="01B73934">
+          <v:rect id="_x0000_i1329" style="width:0;height:1.5pt" o:hralign="center" o:hrstd="t" o:hr="t" fillcolor="#a0a0a0" stroked="f"/>
+        </w:pict>
+      </w:r>
+    </w:p>
+    <w:p>
+      <w:pPr>
+        <w:rPr>
+          <w:b/>
+          <w:bCs/>
+          <w:color w:val="0070C0"/>
+        </w:rPr>
+      </w:pPr>
+      <w:r>
+        <w:rPr>
+          <w:b/>
+          <w:bCs/>
+          <w:color w:val="0070C0"/>
+        </w:rPr>
+        <w:t>11.5. Cjevovodi i podešavanje zajedno</w:t>
+      </w:r>
+    </w:p>
+    <w:p>
+      <w:r>
+        <w:t>Pipeline se može kombinirati s GridSearchCV za automatsko pretraživanje hiperparametara unutar cjevovoda:</w:t>
+      </w:r>
+    </w:p>
+    <w:p>
+      <w:pPr>
+        <w:pStyle w:val="CodeConsolas"/>
+      </w:pPr>
+      <w:r>
+        <w:lastRenderedPageBreak/>
+        <w:t>from sklearn import preprocessing as skpre, linear_model, model_selection as skms</w:t>
+      </w:r>
+    </w:p>
+    <w:p>
+      <w:pPr>
+        <w:pStyle w:val="CodeConsolas"/>
+      </w:pPr>
+      <w:r>
+        <w:t>import numpy as np</w:t>
+      </w:r>
+    </w:p>
+    <w:p>
+      <w:pPr>
+        <w:pStyle w:val="CodeConsolas"/>
+      </w:pPr>
+    </w:p>
+    <w:p>
+      <w:pPr>
+        <w:pStyle w:val="CodeConsolas"/>
+      </w:pPr>
+      <w:r>
+        <w:t>scaler = skpre.StandardScaler()</w:t>
+      </w:r>
+    </w:p>
+    <w:p>
+      <w:pPr>
+        <w:pStyle w:val="CodeConsolas"/>
+      </w:pPr>
+      <w:r>
+        <w:t>poly = skpre.PolynomialFeatures()</w:t>
+      </w:r>
+    </w:p>
+    <w:p>
+      <w:pPr>
+        <w:pStyle w:val="CodeConsolas"/>
+      </w:pPr>
+      <w:r>
+        <w:t>lasso = linear_model.Lasso(selection='random', tol=0.01)</w:t>
+      </w:r>
+    </w:p>
+    <w:p>
+      <w:pPr>
+        <w:pStyle w:val="CodeConsolas"/>
+      </w:pPr>
+    </w:p>
+    <w:p>
+      <w:pPr>
+        <w:pStyle w:val="CodeConsolas"/>
+      </w:pPr>
+      <w:r>
+        <w:t>pipe = skpre.make_pipeline(scaler, poly, lasso)</w:t>
+      </w:r>
+    </w:p>
+    <w:p>
+      <w:pPr>
+        <w:pStyle w:val="CodeConsolas"/>
+      </w:pPr>
+    </w:p>
+    <w:p>
+      <w:pPr>
+        <w:pStyle w:val="CodeConsolas"/>
+      </w:pPr>
+      <w:r>
+        <w:t>param_grid = {</w:t>
+      </w:r>
+    </w:p>
+    <w:p>
+      <w:pPr>
+        <w:pStyle w:val="CodeConsolas"/>
+      </w:pPr>
+      <w:r>
+        <w:t xml:space="preserve">    "polynomialfeatures__degree": np.arange(2, 6),</w:t>
+      </w:r>
+    </w:p>
+    <w:p>
+      <w:pPr>
+        <w:pStyle w:val="CodeConsolas"/>
+      </w:pPr>
+      <w:r>
+        <w:t xml:space="preserve">    "lasso__alpha": np.logspace(1, 6, 6, base=2)</w:t>
+      </w:r>
+    </w:p>
+    <w:p>
+      <w:pPr>
+        <w:pStyle w:val="CodeConsolas"/>
+      </w:pPr>
+      <w:r>
+        <w:t>}</w:t>
+      </w:r>
+    </w:p>
+    <w:p>
+      <w:pPr>
+        <w:pStyle w:val="CodeConsolas"/>
+      </w:pPr>
+    </w:p>
+    <w:p>
+      <w:pPr>
+        <w:pStyle w:val="CodeConsolas"/>
+      </w:pPr>
+      <w:r>
+        <w:t>mod = skms.GridSearchCV(pipe, param_grid, n_jobs=-1)</w:t>
+      </w:r>
+    </w:p>
+    <w:p>
+      <w:pPr>
+        <w:pStyle w:val="CodeConsolas"/>
+      </w:pPr>
+      <w:r>
+        <w:t>mod.fit(datasets.load_diabetes().data, datasets.load_diabetes().target)</w:t>
+      </w:r>
+    </w:p>
+    <w:p>
+      <w:pPr>
+        <w:pStyle w:val="CodeConsolas"/>
+      </w:pPr>
+    </w:p>
+    <w:p>
+      <w:pPr>
+        <w:pStyle w:val="CodeConsolas"/>
+      </w:pPr>
+      <w:r>
+        <w:t>print(mod.best_estimator_)</w:t>
+      </w:r>
+    </w:p>
+    <w:p/>
+    <w:p>
+      <w:pPr>
+        <w:rPr>
+          <w:b/>
+          <w:bCs/>
+        </w:rPr>
+      </w:pPr>
+      <w:r>
+        <w:rPr>
+          <w:b/>
+          <w:bCs/>
+        </w:rPr>
+        <w:t>Ovo omogućuje:</w:t>
+      </w:r>
+      <w:r>
+        <w:rPr>
+          <w:b/>
+          <w:bCs/>
+        </w:rPr>
+        <w:t xml:space="preserve">  </w:t>
+      </w:r>
+    </w:p>
+    <w:p>
+      <w:pPr>
+        <w:pStyle w:val="ListParagraph"/>
+        <w:numPr>
+          <w:ilvl w:val="0"/>
+          <w:numId w:val="141"/>
+        </w:numPr>
+      </w:pPr>
+      <w:r>
+        <w:t>automatsku standardizaciju</w:t>
+      </w:r>
+    </w:p>
+    <w:p>
+      <w:pPr>
+        <w:pStyle w:val="ListParagraph"/>
+        <w:numPr>
+          <w:ilvl w:val="0"/>
+          <w:numId w:val="141"/>
+        </w:numPr>
+      </w:pPr>
+      <w:r>
+        <w:t>generiranje polinomskih zna</w:t>
+      </w:r>
+      <w:r>
+        <w:rPr>
+          <w:rFonts w:ascii="Aptos" w:hAnsi="Aptos" w:cs="Aptos"/>
+        </w:rPr>
+        <w:t>č</w:t>
+      </w:r>
+      <w:r>
+        <w:t>ajki</w:t>
+      </w:r>
+    </w:p>
+    <w:p>
+      <w:pPr>
+        <w:pStyle w:val="ListParagraph"/>
+        <w:numPr>
+          <w:ilvl w:val="0"/>
+          <w:numId w:val="141"/>
+        </w:numPr>
+      </w:pPr>
+      <w:r>
+        <w:t>regularizaciju (Lasso)</w:t>
+      </w:r>
+    </w:p>
+    <w:p>
+      <w:pPr>
+        <w:pStyle w:val="ListParagraph"/>
+        <w:numPr>
+          <w:ilvl w:val="0"/>
+          <w:numId w:val="141"/>
+        </w:numPr>
+      </w:pPr>
+      <w:r>
+        <w:t>automatski tuning svih parametara</w:t>
+      </w:r>
+    </w:p>
+    <w:p>
+      <w:r>
+        <w:pict w14:anchorId="3C24FD8E">
+          <v:rect id="_x0000_i1330" style="width:0;height:1.5pt" o:hralign="center" o:hrstd="t" o:hr="t" fillcolor="#a0a0a0" stroked="f"/>
+        </w:pict>
+      </w:r>
+    </w:p>
+    <w:p>
+      <w:pPr>
+        <w:rPr>
+          <w:b/>
+          <w:bCs/>
+          <w:color w:val="0070C0"/>
+        </w:rPr>
+      </w:pPr>
+      <w:r>
+        <w:rPr>
+          <w:b/>
+          <w:bCs/>
+          <w:color w:val="0070C0"/>
+        </w:rPr>
+        <w:t>Sažetak</w:t>
+      </w:r>
+    </w:p>
+    <w:tbl>
+      <w:tblPr>
+        <w:tblStyle w:val="TableGridLight"/>
+        <w:tblW w:w="0" w:type="auto"/>
+        <w:tblLook w:val="04A0" w:firstRow="1" w:lastRow="0" w:firstColumn="1" w:lastColumn="0" w:noHBand="0" w:noVBand="1"/>
+      </w:tblPr>
+      <w:tblGrid>
+        <w:gridCol w:w="3114"/>
+        <w:gridCol w:w="5902"/>
+      </w:tblGrid>
+      <w:tr>
+        <w:trPr>
+          <w:trHeight w:val="515"/>
+        </w:trPr>
+        <w:tc>
+          <w:tcPr>
+            <w:tcW w:w="3114" w:type="dxa"/>
+            <w:vAlign w:val="center"/>
+          </w:tcPr>
+          <w:p>
+            <w:r>
+              <w:rPr>
+                <w:b/>
+                <w:bCs/>
+              </w:rPr>
+              <w:t>Koncept</w:t>
+            </w:r>
+          </w:p>
+        </w:tc>
+        <w:tc>
+          <w:tcPr>
+            <w:tcW w:w="5902" w:type="dxa"/>
+            <w:vAlign w:val="center"/>
+          </w:tcPr>
+          <w:p>
+            <w:r>
+              <w:rPr>
+                <w:b/>
+                <w:bCs/>
+              </w:rPr>
+              <w:t>Opis</w:t>
+            </w:r>
+          </w:p>
+        </w:tc>
+      </w:tr>
+      <w:tr>
+        <w:tc>
+          <w:tcPr>
+            <w:tcW w:w="3114" w:type="dxa"/>
+            <w:vAlign w:val="center"/>
+          </w:tcPr>
+          <w:p>
+            <w:r>
+              <w:rPr>
+                <w:rStyle w:val="Strong"/>
+              </w:rPr>
+              <w:t>Parametri</w:t>
+            </w:r>
+          </w:p>
+        </w:tc>
+        <w:tc>
+          <w:tcPr>
+            <w:tcW w:w="5902" w:type="dxa"/>
+            <w:vAlign w:val="center"/>
+          </w:tcPr>
+          <w:p>
+            <w:pPr>
+              <w:rPr>
+                <w:sz w:val="22"/>
+                <w:szCs w:val="22"/>
+              </w:rPr>
+            </w:pPr>
+            <w:r>
+              <w:rPr>
+                <w:sz w:val="22"/>
+                <w:szCs w:val="22"/>
+              </w:rPr>
+              <w:t>Uče se tijekom treniranja</w:t>
+            </w:r>
+          </w:p>
+        </w:tc>
+      </w:tr>
+      <w:tr>
+        <w:tc>
+          <w:tcPr>
+            <w:tcW w:w="3114" w:type="dxa"/>
+            <w:vAlign w:val="center"/>
+          </w:tcPr>
+          <w:p>
+            <w:r>
+              <w:rPr>
+                <w:rStyle w:val="Strong"/>
+              </w:rPr>
+              <w:t>Hiperparametri</w:t>
+            </w:r>
+          </w:p>
+        </w:tc>
+        <w:tc>
+          <w:tcPr>
+            <w:tcW w:w="5902" w:type="dxa"/>
+            <w:vAlign w:val="center"/>
+          </w:tcPr>
+          <w:p>
+            <w:pPr>
+              <w:rPr>
+                <w:sz w:val="22"/>
+                <w:szCs w:val="22"/>
+              </w:rPr>
+            </w:pPr>
+            <w:r>
+              <w:rPr>
+                <w:sz w:val="22"/>
+                <w:szCs w:val="22"/>
+              </w:rPr>
+              <w:t>Određuju ponašanje modela (ručno)</w:t>
+            </w:r>
+          </w:p>
+        </w:tc>
+      </w:tr>
+      <w:tr>
+        <w:tc>
+          <w:tcPr>
+            <w:tcW w:w="3114" w:type="dxa"/>
+            <w:vAlign w:val="center"/>
+          </w:tcPr>
+          <w:p>
+            <w:r>
+              <w:rPr>
+                <w:rStyle w:val="Strong"/>
+              </w:rPr>
+              <w:t>GridSearchCV</w:t>
+            </w:r>
+          </w:p>
+        </w:tc>
+        <w:tc>
+          <w:tcPr>
+            <w:tcW w:w="5902" w:type="dxa"/>
+            <w:vAlign w:val="center"/>
+          </w:tcPr>
+          <w:p>
+            <w:pPr>
+              <w:rPr>
+                <w:sz w:val="22"/>
+                <w:szCs w:val="22"/>
+              </w:rPr>
+            </w:pPr>
+            <w:r>
+              <w:rPr>
+                <w:sz w:val="22"/>
+                <w:szCs w:val="22"/>
+              </w:rPr>
+              <w:t>Ispituje sve kombinacije hiperparametara</w:t>
+            </w:r>
+          </w:p>
+        </w:tc>
+      </w:tr>
+      <w:tr>
+        <w:tc>
+          <w:tcPr>
+            <w:tcW w:w="3114" w:type="dxa"/>
+            <w:vAlign w:val="center"/>
+          </w:tcPr>
+          <w:p>
+            <w:r>
+              <w:rPr>
+                <w:rStyle w:val="Strong"/>
+              </w:rPr>
+              <w:t>RandomizedSearchCV</w:t>
+            </w:r>
+          </w:p>
+        </w:tc>
+        <w:tc>
+          <w:tcPr>
+            <w:tcW w:w="5902" w:type="dxa"/>
+            <w:vAlign w:val="center"/>
+          </w:tcPr>
+          <w:p>
+            <w:pPr>
+              <w:rPr>
+                <w:sz w:val="22"/>
+                <w:szCs w:val="22"/>
+              </w:rPr>
+            </w:pPr>
+            <w:r>
+              <w:rPr>
+                <w:sz w:val="22"/>
+                <w:szCs w:val="22"/>
+              </w:rPr>
+              <w:t>Uzima nasumične kombinacije – brže</w:t>
+            </w:r>
+          </w:p>
+        </w:tc>
+      </w:tr>
+      <w:tr>
+        <w:tc>
+          <w:tcPr>
+            <w:tcW w:w="3114" w:type="dxa"/>
+            <w:vAlign w:val="center"/>
+          </w:tcPr>
+          <w:p>
+            <w:r>
+              <w:rPr>
+                <w:rStyle w:val="Strong"/>
+              </w:rPr>
+              <w:t>Nested CV</w:t>
+            </w:r>
+          </w:p>
+        </w:tc>
+        <w:tc>
+          <w:tcPr>
+            <w:tcW w:w="5902" w:type="dxa"/>
+            <w:vAlign w:val="center"/>
+          </w:tcPr>
+          <w:p>
+            <w:pPr>
+              <w:rPr>
+                <w:sz w:val="22"/>
+                <w:szCs w:val="22"/>
+              </w:rPr>
+            </w:pPr>
+            <w:r>
+              <w:rPr>
+                <w:sz w:val="22"/>
+                <w:szCs w:val="22"/>
+              </w:rPr>
+              <w:t>Unutarnja CV za tuning, vanjska za nepristranu procjenu</w:t>
+            </w:r>
+          </w:p>
+        </w:tc>
+      </w:tr>
+      <w:tr>
+        <w:tc>
+          <w:tcPr>
+            <w:tcW w:w="3114" w:type="dxa"/>
+            <w:vAlign w:val="center"/>
+          </w:tcPr>
+          <w:p>
+            <w:r>
+              <w:rPr>
+                <w:rStyle w:val="Strong"/>
+              </w:rPr>
+              <w:t>Pipeline</w:t>
+            </w:r>
+          </w:p>
+        </w:tc>
+        <w:tc>
+          <w:tcPr>
+            <w:tcW w:w="5902" w:type="dxa"/>
+            <w:vAlign w:val="center"/>
+          </w:tcPr>
+          <w:p>
+            <w:pPr>
+              <w:rPr>
+                <w:sz w:val="22"/>
+                <w:szCs w:val="22"/>
+              </w:rPr>
+            </w:pPr>
+            <w:r>
+              <w:rPr>
+                <w:sz w:val="22"/>
+                <w:szCs w:val="22"/>
+              </w:rPr>
+              <w:t>Povezuje više koraka obrade (npr. skaliranje + model)</w:t>
+            </w:r>
+          </w:p>
+        </w:tc>
+      </w:tr>
+      <w:tr>
+        <w:tc>
+          <w:tcPr>
+            <w:tcW w:w="3114" w:type="dxa"/>
+            <w:vAlign w:val="center"/>
+          </w:tcPr>
+          <w:p>
+            <w:r>
+              <w:rPr>
+                <w:rStyle w:val="Strong"/>
+              </w:rPr>
+              <w:t>Vlastiti transformer</w:t>
+            </w:r>
+          </w:p>
+        </w:tc>
+        <w:tc>
+          <w:tcPr>
+            <w:tcW w:w="5902" w:type="dxa"/>
+            <w:vAlign w:val="center"/>
+          </w:tcPr>
+          <w:p>
+            <w:pPr>
+              <w:rPr>
+                <w:sz w:val="22"/>
+                <w:szCs w:val="22"/>
+              </w:rPr>
+            </w:pPr>
+            <w:r>
+              <w:rPr>
+                <w:sz w:val="22"/>
+                <w:szCs w:val="22"/>
+              </w:rPr>
+              <w:t>Moguće definirati vlastite korake u pipeline-u</w:t>
+            </w:r>
+          </w:p>
+        </w:tc>
+      </w:tr>
+      <w:tr>
+        <w:tc>
+          <w:tcPr>
+            <w:tcW w:w="3114" w:type="dxa"/>
+            <w:vAlign w:val="center"/>
+          </w:tcPr>
+          <w:p>
+            <w:r>
+              <w:rPr>
+                <w:rStyle w:val="Strong"/>
+              </w:rPr>
+              <w:t>Pipeline + GridSearchCV</w:t>
+            </w:r>
+          </w:p>
+        </w:tc>
+        <w:tc>
+          <w:tcPr>
+            <w:tcW w:w="5902" w:type="dxa"/>
+            <w:vAlign w:val="center"/>
+          </w:tcPr>
+          <w:p>
+            <w:pPr>
+              <w:rPr>
+                <w:sz w:val="22"/>
+                <w:szCs w:val="22"/>
+              </w:rPr>
+            </w:pPr>
+            <w:r>
+              <w:rPr>
+                <w:sz w:val="22"/>
+                <w:szCs w:val="22"/>
+              </w:rPr>
+              <w:t>Cjelovito rješenje za tuning i pretprocesiranje</w:t>
+            </w:r>
+          </w:p>
+        </w:tc>
+      </w:tr>
+    </w:tbl>
+    <w:p/>
+    <w:p/>
+    <w:p>
+      <w:pPr>
+        <w:pStyle w:val="Heading2"/>
+        <w:rPr>
+          <w:b/>
+          <w:bCs/>
+          <w:color w:val="0070C0"/>
+        </w:rPr>
+      </w:pPr>
+      <w:r>
+        <w:rPr>
+          <w:b/>
+          <w:bCs/>
+          <w:color w:val="0070C0"/>
+        </w:rPr>
+        <w:lastRenderedPageBreak/>
+        <w:t>Predavanje 1</w:t>
+      </w:r>
+      <w:r>
+        <w:rPr>
+          <w:b/>
+          <w:bCs/>
+          <w:color w:val="0070C0"/>
+        </w:rPr>
+        <w:t>2</w:t>
+      </w:r>
+      <w:r>
+        <w:rPr>
+          <w:b/>
+          <w:bCs/>
+          <w:color w:val="0070C0"/>
+        </w:rPr>
+        <w:t xml:space="preserve"> – </w:t>
+      </w:r>
+    </w:p>
+    <w:p/>
     <w:sectPr>
       <w:pgSz w:w="11906" w:h="16838"/>
       <w:pgMar w:top="1440" w:right="1440" w:bottom="1440" w:left="1440" w:header="708" w:footer="708" w:gutter="0"/>
@@ -24870,6 +28504,119 @@
     </w:lvl>
   </w:abstractNum>
   <w:abstractNum w:abstractNumId="5" w15:restartNumberingAfterBreak="0">
+    <w:nsid w:val="05AB114C"/>
+    <w:multiLevelType w:val="hybridMultilevel"/>
+    <w:tmpl w:val="6D248036"/>
+    <w:lvl w:ilvl="0" w:tplc="041A0001">
+      <w:start w:val="1"/>
+      <w:numFmt w:val="bullet"/>
+      <w:lvlText w:val=""/>
+      <w:lvlJc w:val="left"/>
+      <w:pPr>
+        <w:ind w:left="720" w:hanging="360"/>
+      </w:pPr>
+      <w:rPr>
+        <w:rFonts w:ascii="Symbol" w:hAnsi="Symbol" w:hint="default"/>
+      </w:rPr>
+    </w:lvl>
+    <w:lvl w:ilvl="1" w:tplc="041A0003" w:tentative="1">
+      <w:start w:val="1"/>
+      <w:numFmt w:val="bullet"/>
+      <w:lvlText w:val="o"/>
+      <w:lvlJc w:val="left"/>
+      <w:pPr>
+        <w:ind w:left="1440" w:hanging="360"/>
+      </w:pPr>
+      <w:rPr>
+        <w:rFonts w:ascii="Courier New" w:hAnsi="Courier New" w:cs="Courier New" w:hint="default"/>
+      </w:rPr>
+    </w:lvl>
+    <w:lvl w:ilvl="2" w:tplc="041A0005" w:tentative="1">
+      <w:start w:val="1"/>
+      <w:numFmt w:val="bullet"/>
+      <w:lvlText w:val=""/>
+      <w:lvlJc w:val="left"/>
+      <w:pPr>
+        <w:ind w:left="2160" w:hanging="360"/>
+      </w:pPr>
+      <w:rPr>
+        <w:rFonts w:ascii="Wingdings" w:hAnsi="Wingdings" w:hint="default"/>
+      </w:rPr>
+    </w:lvl>
+    <w:lvl w:ilvl="3" w:tplc="041A0001" w:tentative="1">
+      <w:start w:val="1"/>
+      <w:numFmt w:val="bullet"/>
+      <w:lvlText w:val=""/>
+      <w:lvlJc w:val="left"/>
+      <w:pPr>
+        <w:ind w:left="2880" w:hanging="360"/>
+      </w:pPr>
+      <w:rPr>
+        <w:rFonts w:ascii="Symbol" w:hAnsi="Symbol" w:hint="default"/>
+      </w:rPr>
+    </w:lvl>
+    <w:lvl w:ilvl="4" w:tplc="041A0003" w:tentative="1">
+      <w:start w:val="1"/>
+      <w:numFmt w:val="bullet"/>
+      <w:lvlText w:val="o"/>
+      <w:lvlJc w:val="left"/>
+      <w:pPr>
+        <w:ind w:left="3600" w:hanging="360"/>
+      </w:pPr>
+      <w:rPr>
+        <w:rFonts w:ascii="Courier New" w:hAnsi="Courier New" w:cs="Courier New" w:hint="default"/>
+      </w:rPr>
+    </w:lvl>
+    <w:lvl w:ilvl="5" w:tplc="041A0005" w:tentative="1">
+      <w:start w:val="1"/>
+      <w:numFmt w:val="bullet"/>
+      <w:lvlText w:val=""/>
+      <w:lvlJc w:val="left"/>
+      <w:pPr>
+        <w:ind w:left="4320" w:hanging="360"/>
+      </w:pPr>
+      <w:rPr>
+        <w:rFonts w:ascii="Wingdings" w:hAnsi="Wingdings" w:hint="default"/>
+      </w:rPr>
+    </w:lvl>
+    <w:lvl w:ilvl="6" w:tplc="041A0001" w:tentative="1">
+      <w:start w:val="1"/>
+      <w:numFmt w:val="bullet"/>
+      <w:lvlText w:val=""/>
+      <w:lvlJc w:val="left"/>
+      <w:pPr>
+        <w:ind w:left="5040" w:hanging="360"/>
+      </w:pPr>
+      <w:rPr>
+        <w:rFonts w:ascii="Symbol" w:hAnsi="Symbol" w:hint="default"/>
+      </w:rPr>
+    </w:lvl>
+    <w:lvl w:ilvl="7" w:tplc="041A0003" w:tentative="1">
+      <w:start w:val="1"/>
+      <w:numFmt w:val="bullet"/>
+      <w:lvlText w:val="o"/>
+      <w:lvlJc w:val="left"/>
+      <w:pPr>
+        <w:ind w:left="5760" w:hanging="360"/>
+      </w:pPr>
+      <w:rPr>
+        <w:rFonts w:ascii="Courier New" w:hAnsi="Courier New" w:cs="Courier New" w:hint="default"/>
+      </w:rPr>
+    </w:lvl>
+    <w:lvl w:ilvl="8" w:tplc="041A0005" w:tentative="1">
+      <w:start w:val="1"/>
+      <w:numFmt w:val="bullet"/>
+      <w:lvlText w:val=""/>
+      <w:lvlJc w:val="left"/>
+      <w:pPr>
+        <w:ind w:left="6480" w:hanging="360"/>
+      </w:pPr>
+      <w:rPr>
+        <w:rFonts w:ascii="Wingdings" w:hAnsi="Wingdings" w:hint="default"/>
+      </w:rPr>
+    </w:lvl>
+  </w:abstractNum>
+  <w:abstractNum w:abstractNumId="6" w15:restartNumberingAfterBreak="0">
     <w:nsid w:val="05F23536"/>
     <w:multiLevelType w:val="multilevel"/>
     <w:tmpl w:val="07BAAA10"/>
@@ -25018,7 +28765,269 @@
       </w:rPr>
     </w:lvl>
   </w:abstractNum>
-  <w:abstractNum w:abstractNumId="6" w15:restartNumberingAfterBreak="0">
+  <w:abstractNum w:abstractNumId="7" w15:restartNumberingAfterBreak="0">
+    <w:nsid w:val="05FF27F5"/>
+    <w:multiLevelType w:val="hybridMultilevel"/>
+    <w:tmpl w:val="2EACDDC0"/>
+    <w:lvl w:ilvl="0" w:tplc="041A0001">
+      <w:start w:val="1"/>
+      <w:numFmt w:val="bullet"/>
+      <w:lvlText w:val=""/>
+      <w:lvlJc w:val="left"/>
+      <w:pPr>
+        <w:ind w:left="720" w:hanging="360"/>
+      </w:pPr>
+      <w:rPr>
+        <w:rFonts w:ascii="Symbol" w:hAnsi="Symbol" w:hint="default"/>
+      </w:rPr>
+    </w:lvl>
+    <w:lvl w:ilvl="1" w:tplc="041A0003" w:tentative="1">
+      <w:start w:val="1"/>
+      <w:numFmt w:val="bullet"/>
+      <w:lvlText w:val="o"/>
+      <w:lvlJc w:val="left"/>
+      <w:pPr>
+        <w:ind w:left="1440" w:hanging="360"/>
+      </w:pPr>
+      <w:rPr>
+        <w:rFonts w:ascii="Courier New" w:hAnsi="Courier New" w:cs="Courier New" w:hint="default"/>
+      </w:rPr>
+    </w:lvl>
+    <w:lvl w:ilvl="2" w:tplc="041A0005" w:tentative="1">
+      <w:start w:val="1"/>
+      <w:numFmt w:val="bullet"/>
+      <w:lvlText w:val=""/>
+      <w:lvlJc w:val="left"/>
+      <w:pPr>
+        <w:ind w:left="2160" w:hanging="360"/>
+      </w:pPr>
+      <w:rPr>
+        <w:rFonts w:ascii="Wingdings" w:hAnsi="Wingdings" w:hint="default"/>
+      </w:rPr>
+    </w:lvl>
+    <w:lvl w:ilvl="3" w:tplc="041A0001" w:tentative="1">
+      <w:start w:val="1"/>
+      <w:numFmt w:val="bullet"/>
+      <w:lvlText w:val=""/>
+      <w:lvlJc w:val="left"/>
+      <w:pPr>
+        <w:ind w:left="2880" w:hanging="360"/>
+      </w:pPr>
+      <w:rPr>
+        <w:rFonts w:ascii="Symbol" w:hAnsi="Symbol" w:hint="default"/>
+      </w:rPr>
+    </w:lvl>
+    <w:lvl w:ilvl="4" w:tplc="041A0003" w:tentative="1">
+      <w:start w:val="1"/>
+      <w:numFmt w:val="bullet"/>
+      <w:lvlText w:val="o"/>
+      <w:lvlJc w:val="left"/>
+      <w:pPr>
+        <w:ind w:left="3600" w:hanging="360"/>
+      </w:pPr>
+      <w:rPr>
+        <w:rFonts w:ascii="Courier New" w:hAnsi="Courier New" w:cs="Courier New" w:hint="default"/>
+      </w:rPr>
+    </w:lvl>
+    <w:lvl w:ilvl="5" w:tplc="041A0005" w:tentative="1">
+      <w:start w:val="1"/>
+      <w:numFmt w:val="bullet"/>
+      <w:lvlText w:val=""/>
+      <w:lvlJc w:val="left"/>
+      <w:pPr>
+        <w:ind w:left="4320" w:hanging="360"/>
+      </w:pPr>
+      <w:rPr>
+        <w:rFonts w:ascii="Wingdings" w:hAnsi="Wingdings" w:hint="default"/>
+      </w:rPr>
+    </w:lvl>
+    <w:lvl w:ilvl="6" w:tplc="041A0001" w:tentative="1">
+      <w:start w:val="1"/>
+      <w:numFmt w:val="bullet"/>
+      <w:lvlText w:val=""/>
+      <w:lvlJc w:val="left"/>
+      <w:pPr>
+        <w:ind w:left="5040" w:hanging="360"/>
+      </w:pPr>
+      <w:rPr>
+        <w:rFonts w:ascii="Symbol" w:hAnsi="Symbol" w:hint="default"/>
+      </w:rPr>
+    </w:lvl>
+    <w:lvl w:ilvl="7" w:tplc="041A0003" w:tentative="1">
+      <w:start w:val="1"/>
+      <w:numFmt w:val="bullet"/>
+      <w:lvlText w:val="o"/>
+      <w:lvlJc w:val="left"/>
+      <w:pPr>
+        <w:ind w:left="5760" w:hanging="360"/>
+      </w:pPr>
+      <w:rPr>
+        <w:rFonts w:ascii="Courier New" w:hAnsi="Courier New" w:cs="Courier New" w:hint="default"/>
+      </w:rPr>
+    </w:lvl>
+    <w:lvl w:ilvl="8" w:tplc="041A0005" w:tentative="1">
+      <w:start w:val="1"/>
+      <w:numFmt w:val="bullet"/>
+      <w:lvlText w:val=""/>
+      <w:lvlJc w:val="left"/>
+      <w:pPr>
+        <w:ind w:left="6480" w:hanging="360"/>
+      </w:pPr>
+      <w:rPr>
+        <w:rFonts w:ascii="Wingdings" w:hAnsi="Wingdings" w:hint="default"/>
+      </w:rPr>
+    </w:lvl>
+  </w:abstractNum>
+  <w:abstractNum w:abstractNumId="8" w15:restartNumberingAfterBreak="0">
+    <w:nsid w:val="064952BE"/>
+    <w:multiLevelType w:val="multilevel"/>
+    <w:tmpl w:val="19BE0C82"/>
+    <w:lvl w:ilvl="0">
+      <w:start w:val="1"/>
+      <w:numFmt w:val="bullet"/>
+      <w:lvlText w:val=""/>
+      <w:lvlJc w:val="left"/>
+      <w:pPr>
+        <w:tabs>
+          <w:tab w:val="num" w:pos="720"/>
+        </w:tabs>
+        <w:ind w:left="720" w:hanging="360"/>
+      </w:pPr>
+      <w:rPr>
+        <w:rFonts w:ascii="Symbol" w:hAnsi="Symbol" w:hint="default"/>
+        <w:sz w:val="20"/>
+      </w:rPr>
+    </w:lvl>
+    <w:lvl w:ilvl="1" w:tentative="1">
+      <w:start w:val="1"/>
+      <w:numFmt w:val="bullet"/>
+      <w:lvlText w:val="o"/>
+      <w:lvlJc w:val="left"/>
+      <w:pPr>
+        <w:tabs>
+          <w:tab w:val="num" w:pos="1440"/>
+        </w:tabs>
+        <w:ind w:left="1440" w:hanging="360"/>
+      </w:pPr>
+      <w:rPr>
+        <w:rFonts w:ascii="Courier New" w:hAnsi="Courier New" w:hint="default"/>
+        <w:sz w:val="20"/>
+      </w:rPr>
+    </w:lvl>
+    <w:lvl w:ilvl="2" w:tentative="1">
+      <w:start w:val="1"/>
+      <w:numFmt w:val="bullet"/>
+      <w:lvlText w:val=""/>
+      <w:lvlJc w:val="left"/>
+      <w:pPr>
+        <w:tabs>
+          <w:tab w:val="num" w:pos="2160"/>
+        </w:tabs>
+        <w:ind w:left="2160" w:hanging="360"/>
+      </w:pPr>
+      <w:rPr>
+        <w:rFonts w:ascii="Wingdings" w:hAnsi="Wingdings" w:hint="default"/>
+        <w:sz w:val="20"/>
+      </w:rPr>
+    </w:lvl>
+    <w:lvl w:ilvl="3" w:tentative="1">
+      <w:start w:val="1"/>
+      <w:numFmt w:val="bullet"/>
+      <w:lvlText w:val=""/>
+      <w:lvlJc w:val="left"/>
+      <w:pPr>
+        <w:tabs>
+          <w:tab w:val="num" w:pos="2880"/>
+        </w:tabs>
+        <w:ind w:left="2880" w:hanging="360"/>
+      </w:pPr>
+      <w:rPr>
+        <w:rFonts w:ascii="Wingdings" w:hAnsi="Wingdings" w:hint="default"/>
+        <w:sz w:val="20"/>
+      </w:rPr>
+    </w:lvl>
+    <w:lvl w:ilvl="4" w:tentative="1">
+      <w:start w:val="1"/>
+      <w:numFmt w:val="bullet"/>
+      <w:lvlText w:val=""/>
+      <w:lvlJc w:val="left"/>
+      <w:pPr>
+        <w:tabs>
+          <w:tab w:val="num" w:pos="3600"/>
+        </w:tabs>
+        <w:ind w:left="3600" w:hanging="360"/>
+      </w:pPr>
+      <w:rPr>
+        <w:rFonts w:ascii="Wingdings" w:hAnsi="Wingdings" w:hint="default"/>
+        <w:sz w:val="20"/>
+      </w:rPr>
+    </w:lvl>
+    <w:lvl w:ilvl="5" w:tentative="1">
+      <w:start w:val="1"/>
+      <w:numFmt w:val="bullet"/>
+      <w:lvlText w:val=""/>
+      <w:lvlJc w:val="left"/>
+      <w:pPr>
+        <w:tabs>
+          <w:tab w:val="num" w:pos="4320"/>
+        </w:tabs>
+        <w:ind w:left="4320" w:hanging="360"/>
+      </w:pPr>
+      <w:rPr>
+        <w:rFonts w:ascii="Wingdings" w:hAnsi="Wingdings" w:hint="default"/>
+        <w:sz w:val="20"/>
+      </w:rPr>
+    </w:lvl>
+    <w:lvl w:ilvl="6" w:tentative="1">
+      <w:start w:val="1"/>
+      <w:numFmt w:val="bullet"/>
+      <w:lvlText w:val=""/>
+      <w:lvlJc w:val="left"/>
+      <w:pPr>
+        <w:tabs>
+          <w:tab w:val="num" w:pos="5040"/>
+        </w:tabs>
+        <w:ind w:left="5040" w:hanging="360"/>
+      </w:pPr>
+      <w:rPr>
+        <w:rFonts w:ascii="Wingdings" w:hAnsi="Wingdings" w:hint="default"/>
+        <w:sz w:val="20"/>
+      </w:rPr>
+    </w:lvl>
+    <w:lvl w:ilvl="7" w:tentative="1">
+      <w:start w:val="1"/>
+      <w:numFmt w:val="bullet"/>
+      <w:lvlText w:val=""/>
+      <w:lvlJc w:val="left"/>
+      <w:pPr>
+        <w:tabs>
+          <w:tab w:val="num" w:pos="5760"/>
+        </w:tabs>
+        <w:ind w:left="5760" w:hanging="360"/>
+      </w:pPr>
+      <w:rPr>
+        <w:rFonts w:ascii="Wingdings" w:hAnsi="Wingdings" w:hint="default"/>
+        <w:sz w:val="20"/>
+      </w:rPr>
+    </w:lvl>
+    <w:lvl w:ilvl="8" w:tentative="1">
+      <w:start w:val="1"/>
+      <w:numFmt w:val="bullet"/>
+      <w:lvlText w:val=""/>
+      <w:lvlJc w:val="left"/>
+      <w:pPr>
+        <w:tabs>
+          <w:tab w:val="num" w:pos="6480"/>
+        </w:tabs>
+        <w:ind w:left="6480" w:hanging="360"/>
+      </w:pPr>
+      <w:rPr>
+        <w:rFonts w:ascii="Wingdings" w:hAnsi="Wingdings" w:hint="default"/>
+        <w:sz w:val="20"/>
+      </w:rPr>
+    </w:lvl>
+  </w:abstractNum>
+  <w:abstractNum w:abstractNumId="9" w15:restartNumberingAfterBreak="0">
     <w:nsid w:val="06732B5D"/>
     <w:multiLevelType w:val="multilevel"/>
     <w:tmpl w:val="6DF25288"/>
@@ -25167,7 +29176,7 @@
       </w:rPr>
     </w:lvl>
   </w:abstractNum>
-  <w:abstractNum w:abstractNumId="7" w15:restartNumberingAfterBreak="0">
+  <w:abstractNum w:abstractNumId="10" w15:restartNumberingAfterBreak="0">
     <w:nsid w:val="09693C9E"/>
     <w:multiLevelType w:val="multilevel"/>
     <w:tmpl w:val="8842E838"/>
@@ -25316,7 +29325,7 @@
       </w:rPr>
     </w:lvl>
   </w:abstractNum>
-  <w:abstractNum w:abstractNumId="8" w15:restartNumberingAfterBreak="0">
+  <w:abstractNum w:abstractNumId="11" w15:restartNumberingAfterBreak="0">
     <w:nsid w:val="09A40817"/>
     <w:multiLevelType w:val="multilevel"/>
     <w:tmpl w:val="1DC4377A"/>
@@ -25465,7 +29474,7 @@
       </w:rPr>
     </w:lvl>
   </w:abstractNum>
-  <w:abstractNum w:abstractNumId="9" w15:restartNumberingAfterBreak="0">
+  <w:abstractNum w:abstractNumId="12" w15:restartNumberingAfterBreak="0">
     <w:nsid w:val="0A005550"/>
     <w:multiLevelType w:val="multilevel"/>
     <w:tmpl w:val="5BD09D36"/>
@@ -25614,7 +29623,7 @@
       </w:rPr>
     </w:lvl>
   </w:abstractNum>
-  <w:abstractNum w:abstractNumId="10" w15:restartNumberingAfterBreak="0">
+  <w:abstractNum w:abstractNumId="13" w15:restartNumberingAfterBreak="0">
     <w:nsid w:val="0A7A19BB"/>
     <w:multiLevelType w:val="multilevel"/>
     <w:tmpl w:val="B380C138"/>
@@ -25763,7 +29772,7 @@
       </w:rPr>
     </w:lvl>
   </w:abstractNum>
-  <w:abstractNum w:abstractNumId="11" w15:restartNumberingAfterBreak="0">
+  <w:abstractNum w:abstractNumId="14" w15:restartNumberingAfterBreak="0">
     <w:nsid w:val="0F8F0250"/>
     <w:multiLevelType w:val="multilevel"/>
     <w:tmpl w:val="AB58014A"/>
@@ -25912,7 +29921,7 @@
       </w:rPr>
     </w:lvl>
   </w:abstractNum>
-  <w:abstractNum w:abstractNumId="12" w15:restartNumberingAfterBreak="0">
+  <w:abstractNum w:abstractNumId="15" w15:restartNumberingAfterBreak="0">
     <w:nsid w:val="110058D3"/>
     <w:multiLevelType w:val="multilevel"/>
     <w:tmpl w:val="B010CC50"/>
@@ -26061,7 +30070,7 @@
       </w:rPr>
     </w:lvl>
   </w:abstractNum>
-  <w:abstractNum w:abstractNumId="13" w15:restartNumberingAfterBreak="0">
+  <w:abstractNum w:abstractNumId="16" w15:restartNumberingAfterBreak="0">
     <w:nsid w:val="1254561C"/>
     <w:multiLevelType w:val="multilevel"/>
     <w:tmpl w:val="76227EB2"/>
@@ -26210,7 +30219,7 @@
       </w:rPr>
     </w:lvl>
   </w:abstractNum>
-  <w:abstractNum w:abstractNumId="14" w15:restartNumberingAfterBreak="0">
+  <w:abstractNum w:abstractNumId="17" w15:restartNumberingAfterBreak="0">
     <w:nsid w:val="125D378B"/>
     <w:multiLevelType w:val="multilevel"/>
     <w:tmpl w:val="231E9D0A"/>
@@ -26359,7 +30368,7 @@
       </w:rPr>
     </w:lvl>
   </w:abstractNum>
-  <w:abstractNum w:abstractNumId="15" w15:restartNumberingAfterBreak="0">
+  <w:abstractNum w:abstractNumId="18" w15:restartNumberingAfterBreak="0">
     <w:nsid w:val="15A51B11"/>
     <w:multiLevelType w:val="multilevel"/>
     <w:tmpl w:val="3F7C0A16"/>
@@ -26508,7 +30517,120 @@
       </w:rPr>
     </w:lvl>
   </w:abstractNum>
-  <w:abstractNum w:abstractNumId="16" w15:restartNumberingAfterBreak="0">
+  <w:abstractNum w:abstractNumId="19" w15:restartNumberingAfterBreak="0">
+    <w:nsid w:val="17C178A9"/>
+    <w:multiLevelType w:val="hybridMultilevel"/>
+    <w:tmpl w:val="62D60240"/>
+    <w:lvl w:ilvl="0" w:tplc="041A0001">
+      <w:start w:val="1"/>
+      <w:numFmt w:val="bullet"/>
+      <w:lvlText w:val=""/>
+      <w:lvlJc w:val="left"/>
+      <w:pPr>
+        <w:ind w:left="720" w:hanging="360"/>
+      </w:pPr>
+      <w:rPr>
+        <w:rFonts w:ascii="Symbol" w:hAnsi="Symbol" w:hint="default"/>
+      </w:rPr>
+    </w:lvl>
+    <w:lvl w:ilvl="1" w:tplc="041A0003" w:tentative="1">
+      <w:start w:val="1"/>
+      <w:numFmt w:val="bullet"/>
+      <w:lvlText w:val="o"/>
+      <w:lvlJc w:val="left"/>
+      <w:pPr>
+        <w:ind w:left="1440" w:hanging="360"/>
+      </w:pPr>
+      <w:rPr>
+        <w:rFonts w:ascii="Courier New" w:hAnsi="Courier New" w:cs="Courier New" w:hint="default"/>
+      </w:rPr>
+    </w:lvl>
+    <w:lvl w:ilvl="2" w:tplc="041A0005" w:tentative="1">
+      <w:start w:val="1"/>
+      <w:numFmt w:val="bullet"/>
+      <w:lvlText w:val=""/>
+      <w:lvlJc w:val="left"/>
+      <w:pPr>
+        <w:ind w:left="2160" w:hanging="360"/>
+      </w:pPr>
+      <w:rPr>
+        <w:rFonts w:ascii="Wingdings" w:hAnsi="Wingdings" w:hint="default"/>
+      </w:rPr>
+    </w:lvl>
+    <w:lvl w:ilvl="3" w:tplc="041A0001" w:tentative="1">
+      <w:start w:val="1"/>
+      <w:numFmt w:val="bullet"/>
+      <w:lvlText w:val=""/>
+      <w:lvlJc w:val="left"/>
+      <w:pPr>
+        <w:ind w:left="2880" w:hanging="360"/>
+      </w:pPr>
+      <w:rPr>
+        <w:rFonts w:ascii="Symbol" w:hAnsi="Symbol" w:hint="default"/>
+      </w:rPr>
+    </w:lvl>
+    <w:lvl w:ilvl="4" w:tplc="041A0003" w:tentative="1">
+      <w:start w:val="1"/>
+      <w:numFmt w:val="bullet"/>
+      <w:lvlText w:val="o"/>
+      <w:lvlJc w:val="left"/>
+      <w:pPr>
+        <w:ind w:left="3600" w:hanging="360"/>
+      </w:pPr>
+      <w:rPr>
+        <w:rFonts w:ascii="Courier New" w:hAnsi="Courier New" w:cs="Courier New" w:hint="default"/>
+      </w:rPr>
+    </w:lvl>
+    <w:lvl w:ilvl="5" w:tplc="041A0005" w:tentative="1">
+      <w:start w:val="1"/>
+      <w:numFmt w:val="bullet"/>
+      <w:lvlText w:val=""/>
+      <w:lvlJc w:val="left"/>
+      <w:pPr>
+        <w:ind w:left="4320" w:hanging="360"/>
+      </w:pPr>
+      <w:rPr>
+        <w:rFonts w:ascii="Wingdings" w:hAnsi="Wingdings" w:hint="default"/>
+      </w:rPr>
+    </w:lvl>
+    <w:lvl w:ilvl="6" w:tplc="041A0001" w:tentative="1">
+      <w:start w:val="1"/>
+      <w:numFmt w:val="bullet"/>
+      <w:lvlText w:val=""/>
+      <w:lvlJc w:val="left"/>
+      <w:pPr>
+        <w:ind w:left="5040" w:hanging="360"/>
+      </w:pPr>
+      <w:rPr>
+        <w:rFonts w:ascii="Symbol" w:hAnsi="Symbol" w:hint="default"/>
+      </w:rPr>
+    </w:lvl>
+    <w:lvl w:ilvl="7" w:tplc="041A0003" w:tentative="1">
+      <w:start w:val="1"/>
+      <w:numFmt w:val="bullet"/>
+      <w:lvlText w:val="o"/>
+      <w:lvlJc w:val="left"/>
+      <w:pPr>
+        <w:ind w:left="5760" w:hanging="360"/>
+      </w:pPr>
+      <w:rPr>
+        <w:rFonts w:ascii="Courier New" w:hAnsi="Courier New" w:cs="Courier New" w:hint="default"/>
+      </w:rPr>
+    </w:lvl>
+    <w:lvl w:ilvl="8" w:tplc="041A0005" w:tentative="1">
+      <w:start w:val="1"/>
+      <w:numFmt w:val="bullet"/>
+      <w:lvlText w:val=""/>
+      <w:lvlJc w:val="left"/>
+      <w:pPr>
+        <w:ind w:left="6480" w:hanging="360"/>
+      </w:pPr>
+      <w:rPr>
+        <w:rFonts w:ascii="Wingdings" w:hAnsi="Wingdings" w:hint="default"/>
+      </w:rPr>
+    </w:lvl>
+  </w:abstractNum>
+  <w:abstractNum w:abstractNumId="20" w15:restartNumberingAfterBreak="0">
     <w:nsid w:val="18AC2203"/>
     <w:multiLevelType w:val="multilevel"/>
     <w:tmpl w:val="1B9EE314"/>
@@ -26657,7 +30779,7 @@
       </w:rPr>
     </w:lvl>
   </w:abstractNum>
-  <w:abstractNum w:abstractNumId="17" w15:restartNumberingAfterBreak="0">
+  <w:abstractNum w:abstractNumId="21" w15:restartNumberingAfterBreak="0">
     <w:nsid w:val="19591F7E"/>
     <w:multiLevelType w:val="multilevel"/>
     <w:tmpl w:val="BA60A53E"/>
@@ -26806,7 +30928,7 @@
       </w:rPr>
     </w:lvl>
   </w:abstractNum>
-  <w:abstractNum w:abstractNumId="18" w15:restartNumberingAfterBreak="0">
+  <w:abstractNum w:abstractNumId="22" w15:restartNumberingAfterBreak="0">
     <w:nsid w:val="197F5B72"/>
     <w:multiLevelType w:val="multilevel"/>
     <w:tmpl w:val="EC4E1130"/>
@@ -26955,7 +31077,7 @@
       </w:rPr>
     </w:lvl>
   </w:abstractNum>
-  <w:abstractNum w:abstractNumId="19" w15:restartNumberingAfterBreak="0">
+  <w:abstractNum w:abstractNumId="23" w15:restartNumberingAfterBreak="0">
     <w:nsid w:val="19B8624F"/>
     <w:multiLevelType w:val="multilevel"/>
     <w:tmpl w:val="9D3CB1E4"/>
@@ -27104,7 +31226,156 @@
       </w:rPr>
     </w:lvl>
   </w:abstractNum>
-  <w:abstractNum w:abstractNumId="20" w15:restartNumberingAfterBreak="0">
+  <w:abstractNum w:abstractNumId="24" w15:restartNumberingAfterBreak="0">
+    <w:nsid w:val="1A085432"/>
+    <w:multiLevelType w:val="multilevel"/>
+    <w:tmpl w:val="84E6CC4C"/>
+    <w:lvl w:ilvl="0">
+      <w:start w:val="1"/>
+      <w:numFmt w:val="bullet"/>
+      <w:lvlText w:val=""/>
+      <w:lvlJc w:val="left"/>
+      <w:pPr>
+        <w:tabs>
+          <w:tab w:val="num" w:pos="720"/>
+        </w:tabs>
+        <w:ind w:left="720" w:hanging="360"/>
+      </w:pPr>
+      <w:rPr>
+        <w:rFonts w:ascii="Symbol" w:hAnsi="Symbol" w:hint="default"/>
+        <w:sz w:val="20"/>
+      </w:rPr>
+    </w:lvl>
+    <w:lvl w:ilvl="1" w:tentative="1">
+      <w:start w:val="1"/>
+      <w:numFmt w:val="bullet"/>
+      <w:lvlText w:val="o"/>
+      <w:lvlJc w:val="left"/>
+      <w:pPr>
+        <w:tabs>
+          <w:tab w:val="num" w:pos="1440"/>
+        </w:tabs>
+        <w:ind w:left="1440" w:hanging="360"/>
+      </w:pPr>
+      <w:rPr>
+        <w:rFonts w:ascii="Courier New" w:hAnsi="Courier New" w:hint="default"/>
+        <w:sz w:val="20"/>
+      </w:rPr>
+    </w:lvl>
+    <w:lvl w:ilvl="2" w:tentative="1">
+      <w:start w:val="1"/>
+      <w:numFmt w:val="bullet"/>
+      <w:lvlText w:val=""/>
+      <w:lvlJc w:val="left"/>
+      <w:pPr>
+        <w:tabs>
+          <w:tab w:val="num" w:pos="2160"/>
+        </w:tabs>
+        <w:ind w:left="2160" w:hanging="360"/>
+      </w:pPr>
+      <w:rPr>
+        <w:rFonts w:ascii="Wingdings" w:hAnsi="Wingdings" w:hint="default"/>
+        <w:sz w:val="20"/>
+      </w:rPr>
+    </w:lvl>
+    <w:lvl w:ilvl="3" w:tentative="1">
+      <w:start w:val="1"/>
+      <w:numFmt w:val="bullet"/>
+      <w:lvlText w:val=""/>
+      <w:lvlJc w:val="left"/>
+      <w:pPr>
+        <w:tabs>
+          <w:tab w:val="num" w:pos="2880"/>
+        </w:tabs>
+        <w:ind w:left="2880" w:hanging="360"/>
+      </w:pPr>
+      <w:rPr>
+        <w:rFonts w:ascii="Wingdings" w:hAnsi="Wingdings" w:hint="default"/>
+        <w:sz w:val="20"/>
+      </w:rPr>
+    </w:lvl>
+    <w:lvl w:ilvl="4" w:tentative="1">
+      <w:start w:val="1"/>
+      <w:numFmt w:val="bullet"/>
+      <w:lvlText w:val=""/>
+      <w:lvlJc w:val="left"/>
+      <w:pPr>
+        <w:tabs>
+          <w:tab w:val="num" w:pos="3600"/>
+        </w:tabs>
+        <w:ind w:left="3600" w:hanging="360"/>
+      </w:pPr>
+      <w:rPr>
+        <w:rFonts w:ascii="Wingdings" w:hAnsi="Wingdings" w:hint="default"/>
+        <w:sz w:val="20"/>
+      </w:rPr>
+    </w:lvl>
+    <w:lvl w:ilvl="5" w:tentative="1">
+      <w:start w:val="1"/>
+      <w:numFmt w:val="bullet"/>
+      <w:lvlText w:val=""/>
+      <w:lvlJc w:val="left"/>
+      <w:pPr>
+        <w:tabs>
+          <w:tab w:val="num" w:pos="4320"/>
+        </w:tabs>
+        <w:ind w:left="4320" w:hanging="360"/>
+      </w:pPr>
+      <w:rPr>
+        <w:rFonts w:ascii="Wingdings" w:hAnsi="Wingdings" w:hint="default"/>
+        <w:sz w:val="20"/>
+      </w:rPr>
+    </w:lvl>
+    <w:lvl w:ilvl="6" w:tentative="1">
+      <w:start w:val="1"/>
+      <w:numFmt w:val="bullet"/>
+      <w:lvlText w:val=""/>
+      <w:lvlJc w:val="left"/>
+      <w:pPr>
+        <w:tabs>
+          <w:tab w:val="num" w:pos="5040"/>
+        </w:tabs>
+        <w:ind w:left="5040" w:hanging="360"/>
+      </w:pPr>
+      <w:rPr>
+        <w:rFonts w:ascii="Wingdings" w:hAnsi="Wingdings" w:hint="default"/>
+        <w:sz w:val="20"/>
+      </w:rPr>
+    </w:lvl>
+    <w:lvl w:ilvl="7" w:tentative="1">
+      <w:start w:val="1"/>
+      <w:numFmt w:val="bullet"/>
+      <w:lvlText w:val=""/>
+      <w:lvlJc w:val="left"/>
+      <w:pPr>
+        <w:tabs>
+          <w:tab w:val="num" w:pos="5760"/>
+        </w:tabs>
+        <w:ind w:left="5760" w:hanging="360"/>
+      </w:pPr>
+      <w:rPr>
+        <w:rFonts w:ascii="Wingdings" w:hAnsi="Wingdings" w:hint="default"/>
+        <w:sz w:val="20"/>
+      </w:rPr>
+    </w:lvl>
+    <w:lvl w:ilvl="8" w:tentative="1">
+      <w:start w:val="1"/>
+      <w:numFmt w:val="bullet"/>
+      <w:lvlText w:val=""/>
+      <w:lvlJc w:val="left"/>
+      <w:pPr>
+        <w:tabs>
+          <w:tab w:val="num" w:pos="6480"/>
+        </w:tabs>
+        <w:ind w:left="6480" w:hanging="360"/>
+      </w:pPr>
+      <w:rPr>
+        <w:rFonts w:ascii="Wingdings" w:hAnsi="Wingdings" w:hint="default"/>
+        <w:sz w:val="20"/>
+      </w:rPr>
+    </w:lvl>
+  </w:abstractNum>
+  <w:abstractNum w:abstractNumId="25" w15:restartNumberingAfterBreak="0">
     <w:nsid w:val="1A710789"/>
     <w:multiLevelType w:val="multilevel"/>
     <w:tmpl w:val="7A06DCD2"/>
@@ -27253,7 +31524,7 @@
       </w:rPr>
     </w:lvl>
   </w:abstractNum>
-  <w:abstractNum w:abstractNumId="21" w15:restartNumberingAfterBreak="0">
+  <w:abstractNum w:abstractNumId="26" w15:restartNumberingAfterBreak="0">
     <w:nsid w:val="1AAA12B0"/>
     <w:multiLevelType w:val="multilevel"/>
     <w:tmpl w:val="2F3458EE"/>
@@ -27402,7 +31673,7 @@
       </w:rPr>
     </w:lvl>
   </w:abstractNum>
-  <w:abstractNum w:abstractNumId="22" w15:restartNumberingAfterBreak="0">
+  <w:abstractNum w:abstractNumId="27" w15:restartNumberingAfterBreak="0">
     <w:nsid w:val="1AF55B2B"/>
     <w:multiLevelType w:val="multilevel"/>
     <w:tmpl w:val="9B708900"/>
@@ -27551,7 +31822,7 @@
       </w:rPr>
     </w:lvl>
   </w:abstractNum>
-  <w:abstractNum w:abstractNumId="23" w15:restartNumberingAfterBreak="0">
+  <w:abstractNum w:abstractNumId="28" w15:restartNumberingAfterBreak="0">
     <w:nsid w:val="1C790483"/>
     <w:multiLevelType w:val="multilevel"/>
     <w:tmpl w:val="7D78FA40"/>
@@ -27700,7 +31971,7 @@
       </w:rPr>
     </w:lvl>
   </w:abstractNum>
-  <w:abstractNum w:abstractNumId="24" w15:restartNumberingAfterBreak="0">
+  <w:abstractNum w:abstractNumId="29" w15:restartNumberingAfterBreak="0">
     <w:nsid w:val="1D0209E9"/>
     <w:multiLevelType w:val="multilevel"/>
     <w:tmpl w:val="C2746C04"/>
@@ -27849,7 +32120,7 @@
       </w:rPr>
     </w:lvl>
   </w:abstractNum>
-  <w:abstractNum w:abstractNumId="25" w15:restartNumberingAfterBreak="0">
+  <w:abstractNum w:abstractNumId="30" w15:restartNumberingAfterBreak="0">
     <w:nsid w:val="1DE92063"/>
     <w:multiLevelType w:val="multilevel"/>
     <w:tmpl w:val="602E2F22"/>
@@ -27998,7 +32269,7 @@
       </w:rPr>
     </w:lvl>
   </w:abstractNum>
-  <w:abstractNum w:abstractNumId="26" w15:restartNumberingAfterBreak="0">
+  <w:abstractNum w:abstractNumId="31" w15:restartNumberingAfterBreak="0">
     <w:nsid w:val="1F802039"/>
     <w:multiLevelType w:val="multilevel"/>
     <w:tmpl w:val="C4045846"/>
@@ -28147,7 +32418,7 @@
       </w:rPr>
     </w:lvl>
   </w:abstractNum>
-  <w:abstractNum w:abstractNumId="27" w15:restartNumberingAfterBreak="0">
+  <w:abstractNum w:abstractNumId="32" w15:restartNumberingAfterBreak="0">
     <w:nsid w:val="20175106"/>
     <w:multiLevelType w:val="multilevel"/>
     <w:tmpl w:val="1C4CDCD6"/>
@@ -28296,7 +32567,7 @@
       </w:rPr>
     </w:lvl>
   </w:abstractNum>
-  <w:abstractNum w:abstractNumId="28" w15:restartNumberingAfterBreak="0">
+  <w:abstractNum w:abstractNumId="33" w15:restartNumberingAfterBreak="0">
     <w:nsid w:val="2063264E"/>
     <w:multiLevelType w:val="multilevel"/>
     <w:tmpl w:val="4D88C714"/>
@@ -28445,7 +32716,7 @@
       </w:rPr>
     </w:lvl>
   </w:abstractNum>
-  <w:abstractNum w:abstractNumId="29" w15:restartNumberingAfterBreak="0">
+  <w:abstractNum w:abstractNumId="34" w15:restartNumberingAfterBreak="0">
     <w:nsid w:val="217379F3"/>
     <w:multiLevelType w:val="multilevel"/>
     <w:tmpl w:val="873814E0"/>
@@ -28594,7 +32865,7 @@
       </w:rPr>
     </w:lvl>
   </w:abstractNum>
-  <w:abstractNum w:abstractNumId="30" w15:restartNumberingAfterBreak="0">
+  <w:abstractNum w:abstractNumId="35" w15:restartNumberingAfterBreak="0">
     <w:nsid w:val="222821D5"/>
     <w:multiLevelType w:val="multilevel"/>
     <w:tmpl w:val="336C1882"/>
@@ -28743,7 +33014,7 @@
       </w:rPr>
     </w:lvl>
   </w:abstractNum>
-  <w:abstractNum w:abstractNumId="31" w15:restartNumberingAfterBreak="0">
+  <w:abstractNum w:abstractNumId="36" w15:restartNumberingAfterBreak="0">
     <w:nsid w:val="227F2A2F"/>
     <w:multiLevelType w:val="multilevel"/>
     <w:tmpl w:val="34AE52CA"/>
@@ -28892,7 +33163,7 @@
       </w:rPr>
     </w:lvl>
   </w:abstractNum>
-  <w:abstractNum w:abstractNumId="32" w15:restartNumberingAfterBreak="0">
+  <w:abstractNum w:abstractNumId="37" w15:restartNumberingAfterBreak="0">
     <w:nsid w:val="23B47867"/>
     <w:multiLevelType w:val="hybridMultilevel"/>
     <w:tmpl w:val="C7A4852E"/>
@@ -29005,7 +33276,7 @@
       </w:rPr>
     </w:lvl>
   </w:abstractNum>
-  <w:abstractNum w:abstractNumId="33" w15:restartNumberingAfterBreak="0">
+  <w:abstractNum w:abstractNumId="38" w15:restartNumberingAfterBreak="0">
     <w:nsid w:val="26C87A71"/>
     <w:multiLevelType w:val="multilevel"/>
     <w:tmpl w:val="159448C2"/>
@@ -29154,7 +33425,7 @@
       </w:rPr>
     </w:lvl>
   </w:abstractNum>
-  <w:abstractNum w:abstractNumId="34" w15:restartNumberingAfterBreak="0">
+  <w:abstractNum w:abstractNumId="39" w15:restartNumberingAfterBreak="0">
     <w:nsid w:val="26D443EC"/>
     <w:multiLevelType w:val="multilevel"/>
     <w:tmpl w:val="E326CA36"/>
@@ -29303,7 +33574,7 @@
       </w:rPr>
     </w:lvl>
   </w:abstractNum>
-  <w:abstractNum w:abstractNumId="35" w15:restartNumberingAfterBreak="0">
+  <w:abstractNum w:abstractNumId="40" w15:restartNumberingAfterBreak="0">
     <w:nsid w:val="26DC0809"/>
     <w:multiLevelType w:val="multilevel"/>
     <w:tmpl w:val="DD0A526A"/>
@@ -29452,7 +33723,7 @@
       </w:rPr>
     </w:lvl>
   </w:abstractNum>
-  <w:abstractNum w:abstractNumId="36" w15:restartNumberingAfterBreak="0">
+  <w:abstractNum w:abstractNumId="41" w15:restartNumberingAfterBreak="0">
     <w:nsid w:val="27E40F46"/>
     <w:multiLevelType w:val="multilevel"/>
     <w:tmpl w:val="6C1E4596"/>
@@ -29601,7 +33872,7 @@
       </w:rPr>
     </w:lvl>
   </w:abstractNum>
-  <w:abstractNum w:abstractNumId="37" w15:restartNumberingAfterBreak="0">
+  <w:abstractNum w:abstractNumId="42" w15:restartNumberingAfterBreak="0">
     <w:nsid w:val="28F75405"/>
     <w:multiLevelType w:val="multilevel"/>
     <w:tmpl w:val="F4286960"/>
@@ -29750,7 +34021,7 @@
       </w:rPr>
     </w:lvl>
   </w:abstractNum>
-  <w:abstractNum w:abstractNumId="38" w15:restartNumberingAfterBreak="0">
+  <w:abstractNum w:abstractNumId="43" w15:restartNumberingAfterBreak="0">
     <w:nsid w:val="29333989"/>
     <w:multiLevelType w:val="multilevel"/>
     <w:tmpl w:val="DF9288F8"/>
@@ -29899,7 +34170,7 @@
       </w:rPr>
     </w:lvl>
   </w:abstractNum>
-  <w:abstractNum w:abstractNumId="39" w15:restartNumberingAfterBreak="0">
+  <w:abstractNum w:abstractNumId="44" w15:restartNumberingAfterBreak="0">
     <w:nsid w:val="2A9C5807"/>
     <w:multiLevelType w:val="multilevel"/>
     <w:tmpl w:val="BA9A278A"/>
@@ -30048,7 +34319,7 @@
       </w:rPr>
     </w:lvl>
   </w:abstractNum>
-  <w:abstractNum w:abstractNumId="40" w15:restartNumberingAfterBreak="0">
+  <w:abstractNum w:abstractNumId="45" w15:restartNumberingAfterBreak="0">
     <w:nsid w:val="2B1B6C6E"/>
     <w:multiLevelType w:val="multilevel"/>
     <w:tmpl w:val="0F3A81F2"/>
@@ -30197,7 +34468,7 @@
       </w:rPr>
     </w:lvl>
   </w:abstractNum>
-  <w:abstractNum w:abstractNumId="41" w15:restartNumberingAfterBreak="0">
+  <w:abstractNum w:abstractNumId="46" w15:restartNumberingAfterBreak="0">
     <w:nsid w:val="2CD0587D"/>
     <w:multiLevelType w:val="multilevel"/>
     <w:tmpl w:val="E9E44D78"/>
@@ -30346,7 +34617,7 @@
       </w:rPr>
     </w:lvl>
   </w:abstractNum>
-  <w:abstractNum w:abstractNumId="42" w15:restartNumberingAfterBreak="0">
+  <w:abstractNum w:abstractNumId="47" w15:restartNumberingAfterBreak="0">
     <w:nsid w:val="2D8D2E46"/>
     <w:multiLevelType w:val="multilevel"/>
     <w:tmpl w:val="03926C3E"/>
@@ -30459,7 +34730,7 @@
       </w:pPr>
     </w:lvl>
   </w:abstractNum>
-  <w:abstractNum w:abstractNumId="43" w15:restartNumberingAfterBreak="0">
+  <w:abstractNum w:abstractNumId="48" w15:restartNumberingAfterBreak="0">
     <w:nsid w:val="2E8A14E5"/>
     <w:multiLevelType w:val="multilevel"/>
     <w:tmpl w:val="8CE4B272"/>
@@ -30608,7 +34879,7 @@
       </w:rPr>
     </w:lvl>
   </w:abstractNum>
-  <w:abstractNum w:abstractNumId="44" w15:restartNumberingAfterBreak="0">
+  <w:abstractNum w:abstractNumId="49" w15:restartNumberingAfterBreak="0">
     <w:nsid w:val="2F004977"/>
     <w:multiLevelType w:val="multilevel"/>
     <w:tmpl w:val="4470FA32"/>
@@ -30757,7 +35028,7 @@
       </w:rPr>
     </w:lvl>
   </w:abstractNum>
-  <w:abstractNum w:abstractNumId="45" w15:restartNumberingAfterBreak="0">
+  <w:abstractNum w:abstractNumId="50" w15:restartNumberingAfterBreak="0">
     <w:nsid w:val="2F33646C"/>
     <w:multiLevelType w:val="multilevel"/>
     <w:tmpl w:val="AC280766"/>
@@ -30906,7 +35177,305 @@
       </w:rPr>
     </w:lvl>
   </w:abstractNum>
-  <w:abstractNum w:abstractNumId="46" w15:restartNumberingAfterBreak="0">
+  <w:abstractNum w:abstractNumId="51" w15:restartNumberingAfterBreak="0">
+    <w:nsid w:val="2F772CA2"/>
+    <w:multiLevelType w:val="multilevel"/>
+    <w:tmpl w:val="F85226F8"/>
+    <w:lvl w:ilvl="0">
+      <w:start w:val="1"/>
+      <w:numFmt w:val="bullet"/>
+      <w:lvlText w:val=""/>
+      <w:lvlJc w:val="left"/>
+      <w:pPr>
+        <w:tabs>
+          <w:tab w:val="num" w:pos="720"/>
+        </w:tabs>
+        <w:ind w:left="720" w:hanging="360"/>
+      </w:pPr>
+      <w:rPr>
+        <w:rFonts w:ascii="Symbol" w:hAnsi="Symbol" w:hint="default"/>
+        <w:sz w:val="20"/>
+      </w:rPr>
+    </w:lvl>
+    <w:lvl w:ilvl="1" w:tentative="1">
+      <w:start w:val="1"/>
+      <w:numFmt w:val="bullet"/>
+      <w:lvlText w:val="o"/>
+      <w:lvlJc w:val="left"/>
+      <w:pPr>
+        <w:tabs>
+          <w:tab w:val="num" w:pos="1440"/>
+        </w:tabs>
+        <w:ind w:left="1440" w:hanging="360"/>
+      </w:pPr>
+      <w:rPr>
+        <w:rFonts w:ascii="Courier New" w:hAnsi="Courier New" w:hint="default"/>
+        <w:sz w:val="20"/>
+      </w:rPr>
+    </w:lvl>
+    <w:lvl w:ilvl="2" w:tentative="1">
+      <w:start w:val="1"/>
+      <w:numFmt w:val="bullet"/>
+      <w:lvlText w:val=""/>
+      <w:lvlJc w:val="left"/>
+      <w:pPr>
+        <w:tabs>
+          <w:tab w:val="num" w:pos="2160"/>
+        </w:tabs>
+        <w:ind w:left="2160" w:hanging="360"/>
+      </w:pPr>
+      <w:rPr>
+        <w:rFonts w:ascii="Wingdings" w:hAnsi="Wingdings" w:hint="default"/>
+        <w:sz w:val="20"/>
+      </w:rPr>
+    </w:lvl>
+    <w:lvl w:ilvl="3" w:tentative="1">
+      <w:start w:val="1"/>
+      <w:numFmt w:val="bullet"/>
+      <w:lvlText w:val=""/>
+      <w:lvlJc w:val="left"/>
+      <w:pPr>
+        <w:tabs>
+          <w:tab w:val="num" w:pos="2880"/>
+        </w:tabs>
+        <w:ind w:left="2880" w:hanging="360"/>
+      </w:pPr>
+      <w:rPr>
+        <w:rFonts w:ascii="Wingdings" w:hAnsi="Wingdings" w:hint="default"/>
+        <w:sz w:val="20"/>
+      </w:rPr>
+    </w:lvl>
+    <w:lvl w:ilvl="4" w:tentative="1">
+      <w:start w:val="1"/>
+      <w:numFmt w:val="bullet"/>
+      <w:lvlText w:val=""/>
+      <w:lvlJc w:val="left"/>
+      <w:pPr>
+        <w:tabs>
+          <w:tab w:val="num" w:pos="3600"/>
+        </w:tabs>
+        <w:ind w:left="3600" w:hanging="360"/>
+      </w:pPr>
+      <w:rPr>
+        <w:rFonts w:ascii="Wingdings" w:hAnsi="Wingdings" w:hint="default"/>
+        <w:sz w:val="20"/>
+      </w:rPr>
+    </w:lvl>
+    <w:lvl w:ilvl="5" w:tentative="1">
+      <w:start w:val="1"/>
+      <w:numFmt w:val="bullet"/>
+      <w:lvlText w:val=""/>
+      <w:lvlJc w:val="left"/>
+      <w:pPr>
+        <w:tabs>
+          <w:tab w:val="num" w:pos="4320"/>
+        </w:tabs>
+        <w:ind w:left="4320" w:hanging="360"/>
+      </w:pPr>
+      <w:rPr>
+        <w:rFonts w:ascii="Wingdings" w:hAnsi="Wingdings" w:hint="default"/>
+        <w:sz w:val="20"/>
+      </w:rPr>
+    </w:lvl>
+    <w:lvl w:ilvl="6" w:tentative="1">
+      <w:start w:val="1"/>
+      <w:numFmt w:val="bullet"/>
+      <w:lvlText w:val=""/>
+      <w:lvlJc w:val="left"/>
+      <w:pPr>
+        <w:tabs>
+          <w:tab w:val="num" w:pos="5040"/>
+        </w:tabs>
+        <w:ind w:left="5040" w:hanging="360"/>
+      </w:pPr>
+      <w:rPr>
+        <w:rFonts w:ascii="Wingdings" w:hAnsi="Wingdings" w:hint="default"/>
+        <w:sz w:val="20"/>
+      </w:rPr>
+    </w:lvl>
+    <w:lvl w:ilvl="7" w:tentative="1">
+      <w:start w:val="1"/>
+      <w:numFmt w:val="bullet"/>
+      <w:lvlText w:val=""/>
+      <w:lvlJc w:val="left"/>
+      <w:pPr>
+        <w:tabs>
+          <w:tab w:val="num" w:pos="5760"/>
+        </w:tabs>
+        <w:ind w:left="5760" w:hanging="360"/>
+      </w:pPr>
+      <w:rPr>
+        <w:rFonts w:ascii="Wingdings" w:hAnsi="Wingdings" w:hint="default"/>
+        <w:sz w:val="20"/>
+      </w:rPr>
+    </w:lvl>
+    <w:lvl w:ilvl="8" w:tentative="1">
+      <w:start w:val="1"/>
+      <w:numFmt w:val="bullet"/>
+      <w:lvlText w:val=""/>
+      <w:lvlJc w:val="left"/>
+      <w:pPr>
+        <w:tabs>
+          <w:tab w:val="num" w:pos="6480"/>
+        </w:tabs>
+        <w:ind w:left="6480" w:hanging="360"/>
+      </w:pPr>
+      <w:rPr>
+        <w:rFonts w:ascii="Wingdings" w:hAnsi="Wingdings" w:hint="default"/>
+        <w:sz w:val="20"/>
+      </w:rPr>
+    </w:lvl>
+  </w:abstractNum>
+  <w:abstractNum w:abstractNumId="52" w15:restartNumberingAfterBreak="0">
+    <w:nsid w:val="30AC606A"/>
+    <w:multiLevelType w:val="multilevel"/>
+    <w:tmpl w:val="17FED7A4"/>
+    <w:lvl w:ilvl="0">
+      <w:start w:val="1"/>
+      <w:numFmt w:val="bullet"/>
+      <w:lvlText w:val=""/>
+      <w:lvlJc w:val="left"/>
+      <w:pPr>
+        <w:tabs>
+          <w:tab w:val="num" w:pos="720"/>
+        </w:tabs>
+        <w:ind w:left="720" w:hanging="360"/>
+      </w:pPr>
+      <w:rPr>
+        <w:rFonts w:ascii="Symbol" w:hAnsi="Symbol" w:hint="default"/>
+        <w:sz w:val="20"/>
+      </w:rPr>
+    </w:lvl>
+    <w:lvl w:ilvl="1" w:tentative="1">
+      <w:start w:val="1"/>
+      <w:numFmt w:val="bullet"/>
+      <w:lvlText w:val="o"/>
+      <w:lvlJc w:val="left"/>
+      <w:pPr>
+        <w:tabs>
+          <w:tab w:val="num" w:pos="1440"/>
+        </w:tabs>
+        <w:ind w:left="1440" w:hanging="360"/>
+      </w:pPr>
+      <w:rPr>
+        <w:rFonts w:ascii="Courier New" w:hAnsi="Courier New" w:hint="default"/>
+        <w:sz w:val="20"/>
+      </w:rPr>
+    </w:lvl>
+    <w:lvl w:ilvl="2" w:tentative="1">
+      <w:start w:val="1"/>
+      <w:numFmt w:val="bullet"/>
+      <w:lvlText w:val=""/>
+      <w:lvlJc w:val="left"/>
+      <w:pPr>
+        <w:tabs>
+          <w:tab w:val="num" w:pos="2160"/>
+        </w:tabs>
+        <w:ind w:left="2160" w:hanging="360"/>
+      </w:pPr>
+      <w:rPr>
+        <w:rFonts w:ascii="Wingdings" w:hAnsi="Wingdings" w:hint="default"/>
+        <w:sz w:val="20"/>
+      </w:rPr>
+    </w:lvl>
+    <w:lvl w:ilvl="3" w:tentative="1">
+      <w:start w:val="1"/>
+      <w:numFmt w:val="bullet"/>
+      <w:lvlText w:val=""/>
+      <w:lvlJc w:val="left"/>
+      <w:pPr>
+        <w:tabs>
+          <w:tab w:val="num" w:pos="2880"/>
+        </w:tabs>
+        <w:ind w:left="2880" w:hanging="360"/>
+      </w:pPr>
+      <w:rPr>
+        <w:rFonts w:ascii="Wingdings" w:hAnsi="Wingdings" w:hint="default"/>
+        <w:sz w:val="20"/>
+      </w:rPr>
+    </w:lvl>
+    <w:lvl w:ilvl="4" w:tentative="1">
+      <w:start w:val="1"/>
+      <w:numFmt w:val="bullet"/>
+      <w:lvlText w:val=""/>
+      <w:lvlJc w:val="left"/>
+      <w:pPr>
+        <w:tabs>
+          <w:tab w:val="num" w:pos="3600"/>
+        </w:tabs>
+        <w:ind w:left="3600" w:hanging="360"/>
+      </w:pPr>
+      <w:rPr>
+        <w:rFonts w:ascii="Wingdings" w:hAnsi="Wingdings" w:hint="default"/>
+        <w:sz w:val="20"/>
+      </w:rPr>
+    </w:lvl>
+    <w:lvl w:ilvl="5" w:tentative="1">
+      <w:start w:val="1"/>
+      <w:numFmt w:val="bullet"/>
+      <w:lvlText w:val=""/>
+      <w:lvlJc w:val="left"/>
+      <w:pPr>
+        <w:tabs>
+          <w:tab w:val="num" w:pos="4320"/>
+        </w:tabs>
+        <w:ind w:left="4320" w:hanging="360"/>
+      </w:pPr>
+      <w:rPr>
+        <w:rFonts w:ascii="Wingdings" w:hAnsi="Wingdings" w:hint="default"/>
+        <w:sz w:val="20"/>
+      </w:rPr>
+    </w:lvl>
+    <w:lvl w:ilvl="6" w:tentative="1">
+      <w:start w:val="1"/>
+      <w:numFmt w:val="bullet"/>
+      <w:lvlText w:val=""/>
+      <w:lvlJc w:val="left"/>
+      <w:pPr>
+        <w:tabs>
+          <w:tab w:val="num" w:pos="5040"/>
+        </w:tabs>
+        <w:ind w:left="5040" w:hanging="360"/>
+      </w:pPr>
+      <w:rPr>
+        <w:rFonts w:ascii="Wingdings" w:hAnsi="Wingdings" w:hint="default"/>
+        <w:sz w:val="20"/>
+      </w:rPr>
+    </w:lvl>
+    <w:lvl w:ilvl="7" w:tentative="1">
+      <w:start w:val="1"/>
+      <w:numFmt w:val="bullet"/>
+      <w:lvlText w:val=""/>
+      <w:lvlJc w:val="left"/>
+      <w:pPr>
+        <w:tabs>
+          <w:tab w:val="num" w:pos="5760"/>
+        </w:tabs>
+        <w:ind w:left="5760" w:hanging="360"/>
+      </w:pPr>
+      <w:rPr>
+        <w:rFonts w:ascii="Wingdings" w:hAnsi="Wingdings" w:hint="default"/>
+        <w:sz w:val="20"/>
+      </w:rPr>
+    </w:lvl>
+    <w:lvl w:ilvl="8" w:tentative="1">
+      <w:start w:val="1"/>
+      <w:numFmt w:val="bullet"/>
+      <w:lvlText w:val=""/>
+      <w:lvlJc w:val="left"/>
+      <w:pPr>
+        <w:tabs>
+          <w:tab w:val="num" w:pos="6480"/>
+        </w:tabs>
+        <w:ind w:left="6480" w:hanging="360"/>
+      </w:pPr>
+      <w:rPr>
+        <w:rFonts w:ascii="Wingdings" w:hAnsi="Wingdings" w:hint="default"/>
+        <w:sz w:val="20"/>
+      </w:rPr>
+    </w:lvl>
+  </w:abstractNum>
+  <w:abstractNum w:abstractNumId="53" w15:restartNumberingAfterBreak="0">
     <w:nsid w:val="30EC0E30"/>
     <w:multiLevelType w:val="multilevel"/>
     <w:tmpl w:val="E0BA0252"/>
@@ -31055,7 +35624,7 @@
       </w:rPr>
     </w:lvl>
   </w:abstractNum>
-  <w:abstractNum w:abstractNumId="47" w15:restartNumberingAfterBreak="0">
+  <w:abstractNum w:abstractNumId="54" w15:restartNumberingAfterBreak="0">
     <w:nsid w:val="32314C46"/>
     <w:multiLevelType w:val="multilevel"/>
     <w:tmpl w:val="D7CADC68"/>
@@ -31204,7 +35773,7 @@
       </w:rPr>
     </w:lvl>
   </w:abstractNum>
-  <w:abstractNum w:abstractNumId="48" w15:restartNumberingAfterBreak="0">
+  <w:abstractNum w:abstractNumId="55" w15:restartNumberingAfterBreak="0">
     <w:nsid w:val="3235600C"/>
     <w:multiLevelType w:val="multilevel"/>
     <w:tmpl w:val="FC841C84"/>
@@ -31353,7 +35922,7 @@
       </w:rPr>
     </w:lvl>
   </w:abstractNum>
-  <w:abstractNum w:abstractNumId="49" w15:restartNumberingAfterBreak="0">
+  <w:abstractNum w:abstractNumId="56" w15:restartNumberingAfterBreak="0">
     <w:nsid w:val="326A590B"/>
     <w:multiLevelType w:val="multilevel"/>
     <w:tmpl w:val="A4AAB64E"/>
@@ -31502,7 +36071,7 @@
       </w:rPr>
     </w:lvl>
   </w:abstractNum>
-  <w:abstractNum w:abstractNumId="50" w15:restartNumberingAfterBreak="0">
+  <w:abstractNum w:abstractNumId="57" w15:restartNumberingAfterBreak="0">
     <w:nsid w:val="329D7F99"/>
     <w:multiLevelType w:val="multilevel"/>
     <w:tmpl w:val="D170750C"/>
@@ -31651,7 +36220,7 @@
       </w:rPr>
     </w:lvl>
   </w:abstractNum>
-  <w:abstractNum w:abstractNumId="51" w15:restartNumberingAfterBreak="0">
+  <w:abstractNum w:abstractNumId="58" w15:restartNumberingAfterBreak="0">
     <w:nsid w:val="33AE5E50"/>
     <w:multiLevelType w:val="multilevel"/>
     <w:tmpl w:val="E8A6E990"/>
@@ -31764,7 +36333,7 @@
       </w:pPr>
     </w:lvl>
   </w:abstractNum>
-  <w:abstractNum w:abstractNumId="52" w15:restartNumberingAfterBreak="0">
+  <w:abstractNum w:abstractNumId="59" w15:restartNumberingAfterBreak="0">
     <w:nsid w:val="33B203A4"/>
     <w:multiLevelType w:val="multilevel"/>
     <w:tmpl w:val="D1204760"/>
@@ -31913,7 +36482,156 @@
       </w:rPr>
     </w:lvl>
   </w:abstractNum>
-  <w:abstractNum w:abstractNumId="53" w15:restartNumberingAfterBreak="0">
+  <w:abstractNum w:abstractNumId="60" w15:restartNumberingAfterBreak="0">
+    <w:nsid w:val="33E63F11"/>
+    <w:multiLevelType w:val="multilevel"/>
+    <w:tmpl w:val="4774A9DA"/>
+    <w:lvl w:ilvl="0">
+      <w:start w:val="1"/>
+      <w:numFmt w:val="bullet"/>
+      <w:lvlText w:val=""/>
+      <w:lvlJc w:val="left"/>
+      <w:pPr>
+        <w:tabs>
+          <w:tab w:val="num" w:pos="720"/>
+        </w:tabs>
+        <w:ind w:left="720" w:hanging="360"/>
+      </w:pPr>
+      <w:rPr>
+        <w:rFonts w:ascii="Symbol" w:hAnsi="Symbol" w:hint="default"/>
+        <w:sz w:val="20"/>
+      </w:rPr>
+    </w:lvl>
+    <w:lvl w:ilvl="1" w:tentative="1">
+      <w:start w:val="1"/>
+      <w:numFmt w:val="bullet"/>
+      <w:lvlText w:val="o"/>
+      <w:lvlJc w:val="left"/>
+      <w:pPr>
+        <w:tabs>
+          <w:tab w:val="num" w:pos="1440"/>
+        </w:tabs>
+        <w:ind w:left="1440" w:hanging="360"/>
+      </w:pPr>
+      <w:rPr>
+        <w:rFonts w:ascii="Courier New" w:hAnsi="Courier New" w:hint="default"/>
+        <w:sz w:val="20"/>
+      </w:rPr>
+    </w:lvl>
+    <w:lvl w:ilvl="2" w:tentative="1">
+      <w:start w:val="1"/>
+      <w:numFmt w:val="bullet"/>
+      <w:lvlText w:val=""/>
+      <w:lvlJc w:val="left"/>
+      <w:pPr>
+        <w:tabs>
+          <w:tab w:val="num" w:pos="2160"/>
+        </w:tabs>
+        <w:ind w:left="2160" w:hanging="360"/>
+      </w:pPr>
+      <w:rPr>
+        <w:rFonts w:ascii="Wingdings" w:hAnsi="Wingdings" w:hint="default"/>
+        <w:sz w:val="20"/>
+      </w:rPr>
+    </w:lvl>
+    <w:lvl w:ilvl="3" w:tentative="1">
+      <w:start w:val="1"/>
+      <w:numFmt w:val="bullet"/>
+      <w:lvlText w:val=""/>
+      <w:lvlJc w:val="left"/>
+      <w:pPr>
+        <w:tabs>
+          <w:tab w:val="num" w:pos="2880"/>
+        </w:tabs>
+        <w:ind w:left="2880" w:hanging="360"/>
+      </w:pPr>
+      <w:rPr>
+        <w:rFonts w:ascii="Wingdings" w:hAnsi="Wingdings" w:hint="default"/>
+        <w:sz w:val="20"/>
+      </w:rPr>
+    </w:lvl>
+    <w:lvl w:ilvl="4" w:tentative="1">
+      <w:start w:val="1"/>
+      <w:numFmt w:val="bullet"/>
+      <w:lvlText w:val=""/>
+      <w:lvlJc w:val="left"/>
+      <w:pPr>
+        <w:tabs>
+          <w:tab w:val="num" w:pos="3600"/>
+        </w:tabs>
+        <w:ind w:left="3600" w:hanging="360"/>
+      </w:pPr>
+      <w:rPr>
+        <w:rFonts w:ascii="Wingdings" w:hAnsi="Wingdings" w:hint="default"/>
+        <w:sz w:val="20"/>
+      </w:rPr>
+    </w:lvl>
+    <w:lvl w:ilvl="5" w:tentative="1">
+      <w:start w:val="1"/>
+      <w:numFmt w:val="bullet"/>
+      <w:lvlText w:val=""/>
+      <w:lvlJc w:val="left"/>
+      <w:pPr>
+        <w:tabs>
+          <w:tab w:val="num" w:pos="4320"/>
+        </w:tabs>
+        <w:ind w:left="4320" w:hanging="360"/>
+      </w:pPr>
+      <w:rPr>
+        <w:rFonts w:ascii="Wingdings" w:hAnsi="Wingdings" w:hint="default"/>
+        <w:sz w:val="20"/>
+      </w:rPr>
+    </w:lvl>
+    <w:lvl w:ilvl="6" w:tentative="1">
+      <w:start w:val="1"/>
+      <w:numFmt w:val="bullet"/>
+      <w:lvlText w:val=""/>
+      <w:lvlJc w:val="left"/>
+      <w:pPr>
+        <w:tabs>
+          <w:tab w:val="num" w:pos="5040"/>
+        </w:tabs>
+        <w:ind w:left="5040" w:hanging="360"/>
+      </w:pPr>
+      <w:rPr>
+        <w:rFonts w:ascii="Wingdings" w:hAnsi="Wingdings" w:hint="default"/>
+        <w:sz w:val="20"/>
+      </w:rPr>
+    </w:lvl>
+    <w:lvl w:ilvl="7" w:tentative="1">
+      <w:start w:val="1"/>
+      <w:numFmt w:val="bullet"/>
+      <w:lvlText w:val=""/>
+      <w:lvlJc w:val="left"/>
+      <w:pPr>
+        <w:tabs>
+          <w:tab w:val="num" w:pos="5760"/>
+        </w:tabs>
+        <w:ind w:left="5760" w:hanging="360"/>
+      </w:pPr>
+      <w:rPr>
+        <w:rFonts w:ascii="Wingdings" w:hAnsi="Wingdings" w:hint="default"/>
+        <w:sz w:val="20"/>
+      </w:rPr>
+    </w:lvl>
+    <w:lvl w:ilvl="8" w:tentative="1">
+      <w:start w:val="1"/>
+      <w:numFmt w:val="bullet"/>
+      <w:lvlText w:val=""/>
+      <w:lvlJc w:val="left"/>
+      <w:pPr>
+        <w:tabs>
+          <w:tab w:val="num" w:pos="6480"/>
+        </w:tabs>
+        <w:ind w:left="6480" w:hanging="360"/>
+      </w:pPr>
+      <w:rPr>
+        <w:rFonts w:ascii="Wingdings" w:hAnsi="Wingdings" w:hint="default"/>
+        <w:sz w:val="20"/>
+      </w:rPr>
+    </w:lvl>
+  </w:abstractNum>
+  <w:abstractNum w:abstractNumId="61" w15:restartNumberingAfterBreak="0">
     <w:nsid w:val="3448620B"/>
     <w:multiLevelType w:val="hybridMultilevel"/>
     <w:tmpl w:val="36DE75C8"/>
@@ -32026,7 +36744,7 @@
       </w:rPr>
     </w:lvl>
   </w:abstractNum>
-  <w:abstractNum w:abstractNumId="54" w15:restartNumberingAfterBreak="0">
+  <w:abstractNum w:abstractNumId="62" w15:restartNumberingAfterBreak="0">
     <w:nsid w:val="34EB6B4A"/>
     <w:multiLevelType w:val="multilevel"/>
     <w:tmpl w:val="77F42C5E"/>
@@ -32175,7 +36893,7 @@
       </w:rPr>
     </w:lvl>
   </w:abstractNum>
-  <w:abstractNum w:abstractNumId="55" w15:restartNumberingAfterBreak="0">
+  <w:abstractNum w:abstractNumId="63" w15:restartNumberingAfterBreak="0">
     <w:nsid w:val="36C9711C"/>
     <w:multiLevelType w:val="multilevel"/>
     <w:tmpl w:val="092E95A4"/>
@@ -32324,7 +37042,7 @@
       </w:rPr>
     </w:lvl>
   </w:abstractNum>
-  <w:abstractNum w:abstractNumId="56" w15:restartNumberingAfterBreak="0">
+  <w:abstractNum w:abstractNumId="64" w15:restartNumberingAfterBreak="0">
     <w:nsid w:val="37626CC9"/>
     <w:multiLevelType w:val="multilevel"/>
     <w:tmpl w:val="60B8D688"/>
@@ -32473,7 +37191,7 @@
       </w:rPr>
     </w:lvl>
   </w:abstractNum>
-  <w:abstractNum w:abstractNumId="57" w15:restartNumberingAfterBreak="0">
+  <w:abstractNum w:abstractNumId="65" w15:restartNumberingAfterBreak="0">
     <w:nsid w:val="37737061"/>
     <w:multiLevelType w:val="multilevel"/>
     <w:tmpl w:val="076AEE06"/>
@@ -32622,7 +37340,7 @@
       </w:rPr>
     </w:lvl>
   </w:abstractNum>
-  <w:abstractNum w:abstractNumId="58" w15:restartNumberingAfterBreak="0">
+  <w:abstractNum w:abstractNumId="66" w15:restartNumberingAfterBreak="0">
     <w:nsid w:val="38A607B7"/>
     <w:multiLevelType w:val="multilevel"/>
     <w:tmpl w:val="48820EF8"/>
@@ -32771,7 +37489,7 @@
       </w:rPr>
     </w:lvl>
   </w:abstractNum>
-  <w:abstractNum w:abstractNumId="59" w15:restartNumberingAfterBreak="0">
+  <w:abstractNum w:abstractNumId="67" w15:restartNumberingAfterBreak="0">
     <w:nsid w:val="38FA2040"/>
     <w:multiLevelType w:val="multilevel"/>
     <w:tmpl w:val="ED94044C"/>
@@ -32920,7 +37638,7 @@
       </w:rPr>
     </w:lvl>
   </w:abstractNum>
-  <w:abstractNum w:abstractNumId="60" w15:restartNumberingAfterBreak="0">
+  <w:abstractNum w:abstractNumId="68" w15:restartNumberingAfterBreak="0">
     <w:nsid w:val="394D7AFB"/>
     <w:multiLevelType w:val="multilevel"/>
     <w:tmpl w:val="7A06B984"/>
@@ -33069,7 +37787,7 @@
       </w:rPr>
     </w:lvl>
   </w:abstractNum>
-  <w:abstractNum w:abstractNumId="61" w15:restartNumberingAfterBreak="0">
+  <w:abstractNum w:abstractNumId="69" w15:restartNumberingAfterBreak="0">
     <w:nsid w:val="3A6B6181"/>
     <w:multiLevelType w:val="multilevel"/>
     <w:tmpl w:val="BF5CC442"/>
@@ -33218,7 +37936,7 @@
       </w:rPr>
     </w:lvl>
   </w:abstractNum>
-  <w:abstractNum w:abstractNumId="62" w15:restartNumberingAfterBreak="0">
+  <w:abstractNum w:abstractNumId="70" w15:restartNumberingAfterBreak="0">
     <w:nsid w:val="3A6E5A0A"/>
     <w:multiLevelType w:val="multilevel"/>
     <w:tmpl w:val="005E6F0C"/>
@@ -33367,7 +38085,7 @@
       </w:rPr>
     </w:lvl>
   </w:abstractNum>
-  <w:abstractNum w:abstractNumId="63" w15:restartNumberingAfterBreak="0">
+  <w:abstractNum w:abstractNumId="71" w15:restartNumberingAfterBreak="0">
     <w:nsid w:val="3B125DAF"/>
     <w:multiLevelType w:val="multilevel"/>
     <w:tmpl w:val="94B42100"/>
@@ -33516,7 +38234,7 @@
       </w:rPr>
     </w:lvl>
   </w:abstractNum>
-  <w:abstractNum w:abstractNumId="64" w15:restartNumberingAfterBreak="0">
+  <w:abstractNum w:abstractNumId="72" w15:restartNumberingAfterBreak="0">
     <w:nsid w:val="3B1C6A0C"/>
     <w:multiLevelType w:val="multilevel"/>
     <w:tmpl w:val="4740F5C2"/>
@@ -33665,7 +38383,7 @@
       </w:rPr>
     </w:lvl>
   </w:abstractNum>
-  <w:abstractNum w:abstractNumId="65" w15:restartNumberingAfterBreak="0">
+  <w:abstractNum w:abstractNumId="73" w15:restartNumberingAfterBreak="0">
     <w:nsid w:val="3B9221E1"/>
     <w:multiLevelType w:val="multilevel"/>
     <w:tmpl w:val="F2AAF4A4"/>
@@ -33778,7 +38496,7 @@
       </w:pPr>
     </w:lvl>
   </w:abstractNum>
-  <w:abstractNum w:abstractNumId="66" w15:restartNumberingAfterBreak="0">
+  <w:abstractNum w:abstractNumId="74" w15:restartNumberingAfterBreak="0">
     <w:nsid w:val="3CBA6907"/>
     <w:multiLevelType w:val="multilevel"/>
     <w:tmpl w:val="F7841320"/>
@@ -33927,7 +38645,7 @@
       </w:rPr>
     </w:lvl>
   </w:abstractNum>
-  <w:abstractNum w:abstractNumId="67" w15:restartNumberingAfterBreak="0">
+  <w:abstractNum w:abstractNumId="75" w15:restartNumberingAfterBreak="0">
     <w:nsid w:val="3EEB7BAA"/>
     <w:multiLevelType w:val="multilevel"/>
     <w:tmpl w:val="FCD08116"/>
@@ -34076,7 +38794,7 @@
       </w:rPr>
     </w:lvl>
   </w:abstractNum>
-  <w:abstractNum w:abstractNumId="68" w15:restartNumberingAfterBreak="0">
+  <w:abstractNum w:abstractNumId="76" w15:restartNumberingAfterBreak="0">
     <w:nsid w:val="415B7865"/>
     <w:multiLevelType w:val="multilevel"/>
     <w:tmpl w:val="0A56DD44"/>
@@ -34225,7 +38943,7 @@
       </w:rPr>
     </w:lvl>
   </w:abstractNum>
-  <w:abstractNum w:abstractNumId="69" w15:restartNumberingAfterBreak="0">
+  <w:abstractNum w:abstractNumId="77" w15:restartNumberingAfterBreak="0">
     <w:nsid w:val="427F3F66"/>
     <w:multiLevelType w:val="multilevel"/>
     <w:tmpl w:val="F474AE06"/>
@@ -34374,7 +39092,7 @@
       </w:rPr>
     </w:lvl>
   </w:abstractNum>
-  <w:abstractNum w:abstractNumId="70" w15:restartNumberingAfterBreak="0">
+  <w:abstractNum w:abstractNumId="78" w15:restartNumberingAfterBreak="0">
     <w:nsid w:val="44B06459"/>
     <w:multiLevelType w:val="multilevel"/>
     <w:tmpl w:val="FA902C66"/>
@@ -34523,7 +39241,7 @@
       </w:rPr>
     </w:lvl>
   </w:abstractNum>
-  <w:abstractNum w:abstractNumId="71" w15:restartNumberingAfterBreak="0">
+  <w:abstractNum w:abstractNumId="79" w15:restartNumberingAfterBreak="0">
     <w:nsid w:val="451617B3"/>
     <w:multiLevelType w:val="multilevel"/>
     <w:tmpl w:val="D690D3D0"/>
@@ -34672,7 +39390,7 @@
       </w:rPr>
     </w:lvl>
   </w:abstractNum>
-  <w:abstractNum w:abstractNumId="72" w15:restartNumberingAfterBreak="0">
+  <w:abstractNum w:abstractNumId="80" w15:restartNumberingAfterBreak="0">
     <w:nsid w:val="472C2606"/>
     <w:multiLevelType w:val="multilevel"/>
     <w:tmpl w:val="E2C4F732"/>
@@ -34821,7 +39539,7 @@
       </w:rPr>
     </w:lvl>
   </w:abstractNum>
-  <w:abstractNum w:abstractNumId="73" w15:restartNumberingAfterBreak="0">
+  <w:abstractNum w:abstractNumId="81" w15:restartNumberingAfterBreak="0">
     <w:nsid w:val="47584C1D"/>
     <w:multiLevelType w:val="multilevel"/>
     <w:tmpl w:val="8C947512"/>
@@ -34970,7 +39688,7 @@
       </w:rPr>
     </w:lvl>
   </w:abstractNum>
-  <w:abstractNum w:abstractNumId="74" w15:restartNumberingAfterBreak="0">
+  <w:abstractNum w:abstractNumId="82" w15:restartNumberingAfterBreak="0">
     <w:nsid w:val="47FC470F"/>
     <w:multiLevelType w:val="multilevel"/>
     <w:tmpl w:val="77EC39E6"/>
@@ -35119,7 +39837,7 @@
       </w:rPr>
     </w:lvl>
   </w:abstractNum>
-  <w:abstractNum w:abstractNumId="75" w15:restartNumberingAfterBreak="0">
+  <w:abstractNum w:abstractNumId="83" w15:restartNumberingAfterBreak="0">
     <w:nsid w:val="480A75E4"/>
     <w:multiLevelType w:val="multilevel"/>
     <w:tmpl w:val="E4B8F018"/>
@@ -35268,7 +39986,7 @@
       </w:rPr>
     </w:lvl>
   </w:abstractNum>
-  <w:abstractNum w:abstractNumId="76" w15:restartNumberingAfterBreak="0">
+  <w:abstractNum w:abstractNumId="84" w15:restartNumberingAfterBreak="0">
     <w:nsid w:val="4B4424EE"/>
     <w:multiLevelType w:val="multilevel"/>
     <w:tmpl w:val="F54C1F3A"/>
@@ -35417,7 +40135,7 @@
       </w:rPr>
     </w:lvl>
   </w:abstractNum>
-  <w:abstractNum w:abstractNumId="77" w15:restartNumberingAfterBreak="0">
+  <w:abstractNum w:abstractNumId="85" w15:restartNumberingAfterBreak="0">
     <w:nsid w:val="4E3A3BE9"/>
     <w:multiLevelType w:val="multilevel"/>
     <w:tmpl w:val="4D589FC2"/>
@@ -35566,7 +40284,7 @@
       </w:rPr>
     </w:lvl>
   </w:abstractNum>
-  <w:abstractNum w:abstractNumId="78" w15:restartNumberingAfterBreak="0">
+  <w:abstractNum w:abstractNumId="86" w15:restartNumberingAfterBreak="0">
     <w:nsid w:val="4E7C3907"/>
     <w:multiLevelType w:val="multilevel"/>
     <w:tmpl w:val="E812C2DE"/>
@@ -35715,7 +40433,7 @@
       </w:rPr>
     </w:lvl>
   </w:abstractNum>
-  <w:abstractNum w:abstractNumId="79" w15:restartNumberingAfterBreak="0">
+  <w:abstractNum w:abstractNumId="87" w15:restartNumberingAfterBreak="0">
     <w:nsid w:val="4F3F671F"/>
     <w:multiLevelType w:val="multilevel"/>
     <w:tmpl w:val="B414FEC2"/>
@@ -35864,7 +40582,7 @@
       </w:rPr>
     </w:lvl>
   </w:abstractNum>
-  <w:abstractNum w:abstractNumId="80" w15:restartNumberingAfterBreak="0">
+  <w:abstractNum w:abstractNumId="88" w15:restartNumberingAfterBreak="0">
     <w:nsid w:val="4F565E93"/>
     <w:multiLevelType w:val="multilevel"/>
     <w:tmpl w:val="F5A207C6"/>
@@ -36013,7 +40731,7 @@
       </w:rPr>
     </w:lvl>
   </w:abstractNum>
-  <w:abstractNum w:abstractNumId="81" w15:restartNumberingAfterBreak="0">
+  <w:abstractNum w:abstractNumId="89" w15:restartNumberingAfterBreak="0">
     <w:nsid w:val="4FFF3AC1"/>
     <w:multiLevelType w:val="multilevel"/>
     <w:tmpl w:val="9D4A9F48"/>
@@ -36162,7 +40880,7 @@
       </w:rPr>
     </w:lvl>
   </w:abstractNum>
-  <w:abstractNum w:abstractNumId="82" w15:restartNumberingAfterBreak="0">
+  <w:abstractNum w:abstractNumId="90" w15:restartNumberingAfterBreak="0">
     <w:nsid w:val="51EC194D"/>
     <w:multiLevelType w:val="multilevel"/>
     <w:tmpl w:val="956A9E2E"/>
@@ -36311,7 +41029,7 @@
       </w:rPr>
     </w:lvl>
   </w:abstractNum>
-  <w:abstractNum w:abstractNumId="83" w15:restartNumberingAfterBreak="0">
+  <w:abstractNum w:abstractNumId="91" w15:restartNumberingAfterBreak="0">
     <w:nsid w:val="5268344D"/>
     <w:multiLevelType w:val="multilevel"/>
     <w:tmpl w:val="3CEC80D6"/>
@@ -36460,7 +41178,7 @@
       </w:rPr>
     </w:lvl>
   </w:abstractNum>
-  <w:abstractNum w:abstractNumId="84" w15:restartNumberingAfterBreak="0">
+  <w:abstractNum w:abstractNumId="92" w15:restartNumberingAfterBreak="0">
     <w:nsid w:val="5297428A"/>
     <w:multiLevelType w:val="multilevel"/>
     <w:tmpl w:val="C67AB12E"/>
@@ -36573,7 +41291,7 @@
       </w:pPr>
     </w:lvl>
   </w:abstractNum>
-  <w:abstractNum w:abstractNumId="85" w15:restartNumberingAfterBreak="0">
+  <w:abstractNum w:abstractNumId="93" w15:restartNumberingAfterBreak="0">
     <w:nsid w:val="54562A93"/>
     <w:multiLevelType w:val="multilevel"/>
     <w:tmpl w:val="1C5AF3A8"/>
@@ -36722,7 +41440,7 @@
       </w:rPr>
     </w:lvl>
   </w:abstractNum>
-  <w:abstractNum w:abstractNumId="86" w15:restartNumberingAfterBreak="0">
+  <w:abstractNum w:abstractNumId="94" w15:restartNumberingAfterBreak="0">
     <w:nsid w:val="56FF31BA"/>
     <w:multiLevelType w:val="hybridMultilevel"/>
     <w:tmpl w:val="BCEAFD86"/>
@@ -36835,7 +41553,7 @@
       </w:rPr>
     </w:lvl>
   </w:abstractNum>
-  <w:abstractNum w:abstractNumId="87" w15:restartNumberingAfterBreak="0">
+  <w:abstractNum w:abstractNumId="95" w15:restartNumberingAfterBreak="0">
     <w:nsid w:val="59FE2839"/>
     <w:multiLevelType w:val="multilevel"/>
     <w:tmpl w:val="8D6CF864"/>
@@ -36984,7 +41702,7 @@
       </w:rPr>
     </w:lvl>
   </w:abstractNum>
-  <w:abstractNum w:abstractNumId="88" w15:restartNumberingAfterBreak="0">
+  <w:abstractNum w:abstractNumId="96" w15:restartNumberingAfterBreak="0">
     <w:nsid w:val="5ABA5F4A"/>
     <w:multiLevelType w:val="multilevel"/>
     <w:tmpl w:val="C5AC0386"/>
@@ -37133,7 +41851,7 @@
       </w:rPr>
     </w:lvl>
   </w:abstractNum>
-  <w:abstractNum w:abstractNumId="89" w15:restartNumberingAfterBreak="0">
+  <w:abstractNum w:abstractNumId="97" w15:restartNumberingAfterBreak="0">
     <w:nsid w:val="5C8F28E6"/>
     <w:multiLevelType w:val="multilevel"/>
     <w:tmpl w:val="4F88A654"/>
@@ -37282,7 +42000,7 @@
       </w:rPr>
     </w:lvl>
   </w:abstractNum>
-  <w:abstractNum w:abstractNumId="90" w15:restartNumberingAfterBreak="0">
+  <w:abstractNum w:abstractNumId="98" w15:restartNumberingAfterBreak="0">
     <w:nsid w:val="5E6B777C"/>
     <w:multiLevelType w:val="multilevel"/>
     <w:tmpl w:val="281E7758"/>
@@ -37431,7 +42149,7 @@
       </w:rPr>
     </w:lvl>
   </w:abstractNum>
-  <w:abstractNum w:abstractNumId="91" w15:restartNumberingAfterBreak="0">
+  <w:abstractNum w:abstractNumId="99" w15:restartNumberingAfterBreak="0">
     <w:nsid w:val="5ED84871"/>
     <w:multiLevelType w:val="multilevel"/>
     <w:tmpl w:val="D8886370"/>
@@ -37580,7 +42298,7 @@
       </w:rPr>
     </w:lvl>
   </w:abstractNum>
-  <w:abstractNum w:abstractNumId="92" w15:restartNumberingAfterBreak="0">
+  <w:abstractNum w:abstractNumId="100" w15:restartNumberingAfterBreak="0">
     <w:nsid w:val="5FA51A85"/>
     <w:multiLevelType w:val="multilevel"/>
     <w:tmpl w:val="10ACF142"/>
@@ -37729,7 +42447,7 @@
       </w:rPr>
     </w:lvl>
   </w:abstractNum>
-  <w:abstractNum w:abstractNumId="93" w15:restartNumberingAfterBreak="0">
+  <w:abstractNum w:abstractNumId="101" w15:restartNumberingAfterBreak="0">
     <w:nsid w:val="610B22D2"/>
     <w:multiLevelType w:val="multilevel"/>
     <w:tmpl w:val="0694C04E"/>
@@ -37878,7 +42596,7 @@
       </w:rPr>
     </w:lvl>
   </w:abstractNum>
-  <w:abstractNum w:abstractNumId="94" w15:restartNumberingAfterBreak="0">
+  <w:abstractNum w:abstractNumId="102" w15:restartNumberingAfterBreak="0">
     <w:nsid w:val="6149780D"/>
     <w:multiLevelType w:val="multilevel"/>
     <w:tmpl w:val="A6DCC5B6"/>
@@ -38027,7 +42745,7 @@
       </w:rPr>
     </w:lvl>
   </w:abstractNum>
-  <w:abstractNum w:abstractNumId="95" w15:restartNumberingAfterBreak="0">
+  <w:abstractNum w:abstractNumId="103" w15:restartNumberingAfterBreak="0">
     <w:nsid w:val="61CD4D62"/>
     <w:multiLevelType w:val="multilevel"/>
     <w:tmpl w:val="FED0312A"/>
@@ -38176,7 +42894,7 @@
       </w:rPr>
     </w:lvl>
   </w:abstractNum>
-  <w:abstractNum w:abstractNumId="96" w15:restartNumberingAfterBreak="0">
+  <w:abstractNum w:abstractNumId="104" w15:restartNumberingAfterBreak="0">
     <w:nsid w:val="61DA3BCA"/>
     <w:multiLevelType w:val="hybridMultilevel"/>
     <w:tmpl w:val="0E38DC9C"/>
@@ -38289,7 +43007,7 @@
       </w:rPr>
     </w:lvl>
   </w:abstractNum>
-  <w:abstractNum w:abstractNumId="97" w15:restartNumberingAfterBreak="0">
+  <w:abstractNum w:abstractNumId="105" w15:restartNumberingAfterBreak="0">
     <w:nsid w:val="625D44C4"/>
     <w:multiLevelType w:val="multilevel"/>
     <w:tmpl w:val="B930FBD4"/>
@@ -38438,7 +43156,7 @@
       </w:rPr>
     </w:lvl>
   </w:abstractNum>
-  <w:abstractNum w:abstractNumId="98" w15:restartNumberingAfterBreak="0">
+  <w:abstractNum w:abstractNumId="106" w15:restartNumberingAfterBreak="0">
     <w:nsid w:val="628D7BD1"/>
     <w:multiLevelType w:val="multilevel"/>
     <w:tmpl w:val="95AC8446"/>
@@ -38587,7 +43305,156 @@
       </w:rPr>
     </w:lvl>
   </w:abstractNum>
-  <w:abstractNum w:abstractNumId="99" w15:restartNumberingAfterBreak="0">
+  <w:abstractNum w:abstractNumId="107" w15:restartNumberingAfterBreak="0">
+    <w:nsid w:val="63922857"/>
+    <w:multiLevelType w:val="multilevel"/>
+    <w:tmpl w:val="A692CD36"/>
+    <w:lvl w:ilvl="0">
+      <w:start w:val="1"/>
+      <w:numFmt w:val="bullet"/>
+      <w:lvlText w:val=""/>
+      <w:lvlJc w:val="left"/>
+      <w:pPr>
+        <w:tabs>
+          <w:tab w:val="num" w:pos="720"/>
+        </w:tabs>
+        <w:ind w:left="720" w:hanging="360"/>
+      </w:pPr>
+      <w:rPr>
+        <w:rFonts w:ascii="Symbol" w:hAnsi="Symbol" w:hint="default"/>
+        <w:sz w:val="20"/>
+      </w:rPr>
+    </w:lvl>
+    <w:lvl w:ilvl="1" w:tentative="1">
+      <w:start w:val="1"/>
+      <w:numFmt w:val="bullet"/>
+      <w:lvlText w:val="o"/>
+      <w:lvlJc w:val="left"/>
+      <w:pPr>
+        <w:tabs>
+          <w:tab w:val="num" w:pos="1440"/>
+        </w:tabs>
+        <w:ind w:left="1440" w:hanging="360"/>
+      </w:pPr>
+      <w:rPr>
+        <w:rFonts w:ascii="Courier New" w:hAnsi="Courier New" w:hint="default"/>
+        <w:sz w:val="20"/>
+      </w:rPr>
+    </w:lvl>
+    <w:lvl w:ilvl="2" w:tentative="1">
+      <w:start w:val="1"/>
+      <w:numFmt w:val="bullet"/>
+      <w:lvlText w:val=""/>
+      <w:lvlJc w:val="left"/>
+      <w:pPr>
+        <w:tabs>
+          <w:tab w:val="num" w:pos="2160"/>
+        </w:tabs>
+        <w:ind w:left="2160" w:hanging="360"/>
+      </w:pPr>
+      <w:rPr>
+        <w:rFonts w:ascii="Wingdings" w:hAnsi="Wingdings" w:hint="default"/>
+        <w:sz w:val="20"/>
+      </w:rPr>
+    </w:lvl>
+    <w:lvl w:ilvl="3" w:tentative="1">
+      <w:start w:val="1"/>
+      <w:numFmt w:val="bullet"/>
+      <w:lvlText w:val=""/>
+      <w:lvlJc w:val="left"/>
+      <w:pPr>
+        <w:tabs>
+          <w:tab w:val="num" w:pos="2880"/>
+        </w:tabs>
+        <w:ind w:left="2880" w:hanging="360"/>
+      </w:pPr>
+      <w:rPr>
+        <w:rFonts w:ascii="Wingdings" w:hAnsi="Wingdings" w:hint="default"/>
+        <w:sz w:val="20"/>
+      </w:rPr>
+    </w:lvl>
+    <w:lvl w:ilvl="4" w:tentative="1">
+      <w:start w:val="1"/>
+      <w:numFmt w:val="bullet"/>
+      <w:lvlText w:val=""/>
+      <w:lvlJc w:val="left"/>
+      <w:pPr>
+        <w:tabs>
+          <w:tab w:val="num" w:pos="3600"/>
+        </w:tabs>
+        <w:ind w:left="3600" w:hanging="360"/>
+      </w:pPr>
+      <w:rPr>
+        <w:rFonts w:ascii="Wingdings" w:hAnsi="Wingdings" w:hint="default"/>
+        <w:sz w:val="20"/>
+      </w:rPr>
+    </w:lvl>
+    <w:lvl w:ilvl="5" w:tentative="1">
+      <w:start w:val="1"/>
+      <w:numFmt w:val="bullet"/>
+      <w:lvlText w:val=""/>
+      <w:lvlJc w:val="left"/>
+      <w:pPr>
+        <w:tabs>
+          <w:tab w:val="num" w:pos="4320"/>
+        </w:tabs>
+        <w:ind w:left="4320" w:hanging="360"/>
+      </w:pPr>
+      <w:rPr>
+        <w:rFonts w:ascii="Wingdings" w:hAnsi="Wingdings" w:hint="default"/>
+        <w:sz w:val="20"/>
+      </w:rPr>
+    </w:lvl>
+    <w:lvl w:ilvl="6" w:tentative="1">
+      <w:start w:val="1"/>
+      <w:numFmt w:val="bullet"/>
+      <w:lvlText w:val=""/>
+      <w:lvlJc w:val="left"/>
+      <w:pPr>
+        <w:tabs>
+          <w:tab w:val="num" w:pos="5040"/>
+        </w:tabs>
+        <w:ind w:left="5040" w:hanging="360"/>
+      </w:pPr>
+      <w:rPr>
+        <w:rFonts w:ascii="Wingdings" w:hAnsi="Wingdings" w:hint="default"/>
+        <w:sz w:val="20"/>
+      </w:rPr>
+    </w:lvl>
+    <w:lvl w:ilvl="7" w:tentative="1">
+      <w:start w:val="1"/>
+      <w:numFmt w:val="bullet"/>
+      <w:lvlText w:val=""/>
+      <w:lvlJc w:val="left"/>
+      <w:pPr>
+        <w:tabs>
+          <w:tab w:val="num" w:pos="5760"/>
+        </w:tabs>
+        <w:ind w:left="5760" w:hanging="360"/>
+      </w:pPr>
+      <w:rPr>
+        <w:rFonts w:ascii="Wingdings" w:hAnsi="Wingdings" w:hint="default"/>
+        <w:sz w:val="20"/>
+      </w:rPr>
+    </w:lvl>
+    <w:lvl w:ilvl="8" w:tentative="1">
+      <w:start w:val="1"/>
+      <w:numFmt w:val="bullet"/>
+      <w:lvlText w:val=""/>
+      <w:lvlJc w:val="left"/>
+      <w:pPr>
+        <w:tabs>
+          <w:tab w:val="num" w:pos="6480"/>
+        </w:tabs>
+        <w:ind w:left="6480" w:hanging="360"/>
+      </w:pPr>
+      <w:rPr>
+        <w:rFonts w:ascii="Wingdings" w:hAnsi="Wingdings" w:hint="default"/>
+        <w:sz w:val="20"/>
+      </w:rPr>
+    </w:lvl>
+  </w:abstractNum>
+  <w:abstractNum w:abstractNumId="108" w15:restartNumberingAfterBreak="0">
     <w:nsid w:val="64346C4A"/>
     <w:multiLevelType w:val="multilevel"/>
     <w:tmpl w:val="384AE2BE"/>
@@ -38736,7 +43603,156 @@
       </w:rPr>
     </w:lvl>
   </w:abstractNum>
-  <w:abstractNum w:abstractNumId="100" w15:restartNumberingAfterBreak="0">
+  <w:abstractNum w:abstractNumId="109" w15:restartNumberingAfterBreak="0">
+    <w:nsid w:val="65413715"/>
+    <w:multiLevelType w:val="multilevel"/>
+    <w:tmpl w:val="C3205FD0"/>
+    <w:lvl w:ilvl="0">
+      <w:start w:val="1"/>
+      <w:numFmt w:val="bullet"/>
+      <w:lvlText w:val=""/>
+      <w:lvlJc w:val="left"/>
+      <w:pPr>
+        <w:tabs>
+          <w:tab w:val="num" w:pos="720"/>
+        </w:tabs>
+        <w:ind w:left="720" w:hanging="360"/>
+      </w:pPr>
+      <w:rPr>
+        <w:rFonts w:ascii="Symbol" w:hAnsi="Symbol" w:hint="default"/>
+        <w:sz w:val="20"/>
+      </w:rPr>
+    </w:lvl>
+    <w:lvl w:ilvl="1" w:tentative="1">
+      <w:start w:val="1"/>
+      <w:numFmt w:val="bullet"/>
+      <w:lvlText w:val="o"/>
+      <w:lvlJc w:val="left"/>
+      <w:pPr>
+        <w:tabs>
+          <w:tab w:val="num" w:pos="1440"/>
+        </w:tabs>
+        <w:ind w:left="1440" w:hanging="360"/>
+      </w:pPr>
+      <w:rPr>
+        <w:rFonts w:ascii="Courier New" w:hAnsi="Courier New" w:hint="default"/>
+        <w:sz w:val="20"/>
+      </w:rPr>
+    </w:lvl>
+    <w:lvl w:ilvl="2" w:tentative="1">
+      <w:start w:val="1"/>
+      <w:numFmt w:val="bullet"/>
+      <w:lvlText w:val=""/>
+      <w:lvlJc w:val="left"/>
+      <w:pPr>
+        <w:tabs>
+          <w:tab w:val="num" w:pos="2160"/>
+        </w:tabs>
+        <w:ind w:left="2160" w:hanging="360"/>
+      </w:pPr>
+      <w:rPr>
+        <w:rFonts w:ascii="Wingdings" w:hAnsi="Wingdings" w:hint="default"/>
+        <w:sz w:val="20"/>
+      </w:rPr>
+    </w:lvl>
+    <w:lvl w:ilvl="3" w:tentative="1">
+      <w:start w:val="1"/>
+      <w:numFmt w:val="bullet"/>
+      <w:lvlText w:val=""/>
+      <w:lvlJc w:val="left"/>
+      <w:pPr>
+        <w:tabs>
+          <w:tab w:val="num" w:pos="2880"/>
+        </w:tabs>
+        <w:ind w:left="2880" w:hanging="360"/>
+      </w:pPr>
+      <w:rPr>
+        <w:rFonts w:ascii="Wingdings" w:hAnsi="Wingdings" w:hint="default"/>
+        <w:sz w:val="20"/>
+      </w:rPr>
+    </w:lvl>
+    <w:lvl w:ilvl="4" w:tentative="1">
+      <w:start w:val="1"/>
+      <w:numFmt w:val="bullet"/>
+      <w:lvlText w:val=""/>
+      <w:lvlJc w:val="left"/>
+      <w:pPr>
+        <w:tabs>
+          <w:tab w:val="num" w:pos="3600"/>
+        </w:tabs>
+        <w:ind w:left="3600" w:hanging="360"/>
+      </w:pPr>
+      <w:rPr>
+        <w:rFonts w:ascii="Wingdings" w:hAnsi="Wingdings" w:hint="default"/>
+        <w:sz w:val="20"/>
+      </w:rPr>
+    </w:lvl>
+    <w:lvl w:ilvl="5" w:tentative="1">
+      <w:start w:val="1"/>
+      <w:numFmt w:val="bullet"/>
+      <w:lvlText w:val=""/>
+      <w:lvlJc w:val="left"/>
+      <w:pPr>
+        <w:tabs>
+          <w:tab w:val="num" w:pos="4320"/>
+        </w:tabs>
+        <w:ind w:left="4320" w:hanging="360"/>
+      </w:pPr>
+      <w:rPr>
+        <w:rFonts w:ascii="Wingdings" w:hAnsi="Wingdings" w:hint="default"/>
+        <w:sz w:val="20"/>
+      </w:rPr>
+    </w:lvl>
+    <w:lvl w:ilvl="6" w:tentative="1">
+      <w:start w:val="1"/>
+      <w:numFmt w:val="bullet"/>
+      <w:lvlText w:val=""/>
+      <w:lvlJc w:val="left"/>
+      <w:pPr>
+        <w:tabs>
+          <w:tab w:val="num" w:pos="5040"/>
+        </w:tabs>
+        <w:ind w:left="5040" w:hanging="360"/>
+      </w:pPr>
+      <w:rPr>
+        <w:rFonts w:ascii="Wingdings" w:hAnsi="Wingdings" w:hint="default"/>
+        <w:sz w:val="20"/>
+      </w:rPr>
+    </w:lvl>
+    <w:lvl w:ilvl="7" w:tentative="1">
+      <w:start w:val="1"/>
+      <w:numFmt w:val="bullet"/>
+      <w:lvlText w:val=""/>
+      <w:lvlJc w:val="left"/>
+      <w:pPr>
+        <w:tabs>
+          <w:tab w:val="num" w:pos="5760"/>
+        </w:tabs>
+        <w:ind w:left="5760" w:hanging="360"/>
+      </w:pPr>
+      <w:rPr>
+        <w:rFonts w:ascii="Wingdings" w:hAnsi="Wingdings" w:hint="default"/>
+        <w:sz w:val="20"/>
+      </w:rPr>
+    </w:lvl>
+    <w:lvl w:ilvl="8" w:tentative="1">
+      <w:start w:val="1"/>
+      <w:numFmt w:val="bullet"/>
+      <w:lvlText w:val=""/>
+      <w:lvlJc w:val="left"/>
+      <w:pPr>
+        <w:tabs>
+          <w:tab w:val="num" w:pos="6480"/>
+        </w:tabs>
+        <w:ind w:left="6480" w:hanging="360"/>
+      </w:pPr>
+      <w:rPr>
+        <w:rFonts w:ascii="Wingdings" w:hAnsi="Wingdings" w:hint="default"/>
+        <w:sz w:val="20"/>
+      </w:rPr>
+    </w:lvl>
+  </w:abstractNum>
+  <w:abstractNum w:abstractNumId="110" w15:restartNumberingAfterBreak="0">
     <w:nsid w:val="666A30E6"/>
     <w:multiLevelType w:val="multilevel"/>
     <w:tmpl w:val="65CA7B32"/>
@@ -38885,7 +43901,7 @@
       </w:rPr>
     </w:lvl>
   </w:abstractNum>
-  <w:abstractNum w:abstractNumId="101" w15:restartNumberingAfterBreak="0">
+  <w:abstractNum w:abstractNumId="111" w15:restartNumberingAfterBreak="0">
     <w:nsid w:val="66767DD3"/>
     <w:multiLevelType w:val="multilevel"/>
     <w:tmpl w:val="CDEED4EC"/>
@@ -39034,7 +44050,7 @@
       </w:rPr>
     </w:lvl>
   </w:abstractNum>
-  <w:abstractNum w:abstractNumId="102" w15:restartNumberingAfterBreak="0">
+  <w:abstractNum w:abstractNumId="112" w15:restartNumberingAfterBreak="0">
     <w:nsid w:val="66FB675F"/>
     <w:multiLevelType w:val="multilevel"/>
     <w:tmpl w:val="0D12E978"/>
@@ -39147,7 +44163,7 @@
       </w:pPr>
     </w:lvl>
   </w:abstractNum>
-  <w:abstractNum w:abstractNumId="103" w15:restartNumberingAfterBreak="0">
+  <w:abstractNum w:abstractNumId="113" w15:restartNumberingAfterBreak="0">
     <w:nsid w:val="67DB1587"/>
     <w:multiLevelType w:val="multilevel"/>
     <w:tmpl w:val="32320ADA"/>
@@ -39296,7 +44312,7 @@
       </w:rPr>
     </w:lvl>
   </w:abstractNum>
-  <w:abstractNum w:abstractNumId="104" w15:restartNumberingAfterBreak="0">
+  <w:abstractNum w:abstractNumId="114" w15:restartNumberingAfterBreak="0">
     <w:nsid w:val="67FE599B"/>
     <w:multiLevelType w:val="multilevel"/>
     <w:tmpl w:val="AED0FAD6"/>
@@ -39409,7 +44425,7 @@
       </w:pPr>
     </w:lvl>
   </w:abstractNum>
-  <w:abstractNum w:abstractNumId="105" w15:restartNumberingAfterBreak="0">
+  <w:abstractNum w:abstractNumId="115" w15:restartNumberingAfterBreak="0">
     <w:nsid w:val="68DC1A7D"/>
     <w:multiLevelType w:val="multilevel"/>
     <w:tmpl w:val="B8424BC4"/>
@@ -39558,7 +44574,120 @@
       </w:rPr>
     </w:lvl>
   </w:abstractNum>
-  <w:abstractNum w:abstractNumId="106" w15:restartNumberingAfterBreak="0">
+  <w:abstractNum w:abstractNumId="116" w15:restartNumberingAfterBreak="0">
+    <w:nsid w:val="68F261A5"/>
+    <w:multiLevelType w:val="hybridMultilevel"/>
+    <w:tmpl w:val="7F08FCDC"/>
+    <w:lvl w:ilvl="0" w:tplc="041A0001">
+      <w:start w:val="1"/>
+      <w:numFmt w:val="bullet"/>
+      <w:lvlText w:val=""/>
+      <w:lvlJc w:val="left"/>
+      <w:pPr>
+        <w:ind w:left="720" w:hanging="360"/>
+      </w:pPr>
+      <w:rPr>
+        <w:rFonts w:ascii="Symbol" w:hAnsi="Symbol" w:hint="default"/>
+      </w:rPr>
+    </w:lvl>
+    <w:lvl w:ilvl="1" w:tplc="041A0003" w:tentative="1">
+      <w:start w:val="1"/>
+      <w:numFmt w:val="bullet"/>
+      <w:lvlText w:val="o"/>
+      <w:lvlJc w:val="left"/>
+      <w:pPr>
+        <w:ind w:left="1440" w:hanging="360"/>
+      </w:pPr>
+      <w:rPr>
+        <w:rFonts w:ascii="Courier New" w:hAnsi="Courier New" w:cs="Courier New" w:hint="default"/>
+      </w:rPr>
+    </w:lvl>
+    <w:lvl w:ilvl="2" w:tplc="041A0005" w:tentative="1">
+      <w:start w:val="1"/>
+      <w:numFmt w:val="bullet"/>
+      <w:lvlText w:val=""/>
+      <w:lvlJc w:val="left"/>
+      <w:pPr>
+        <w:ind w:left="2160" w:hanging="360"/>
+      </w:pPr>
+      <w:rPr>
+        <w:rFonts w:ascii="Wingdings" w:hAnsi="Wingdings" w:hint="default"/>
+      </w:rPr>
+    </w:lvl>
+    <w:lvl w:ilvl="3" w:tplc="041A0001" w:tentative="1">
+      <w:start w:val="1"/>
+      <w:numFmt w:val="bullet"/>
+      <w:lvlText w:val=""/>
+      <w:lvlJc w:val="left"/>
+      <w:pPr>
+        <w:ind w:left="2880" w:hanging="360"/>
+      </w:pPr>
+      <w:rPr>
+        <w:rFonts w:ascii="Symbol" w:hAnsi="Symbol" w:hint="default"/>
+      </w:rPr>
+    </w:lvl>
+    <w:lvl w:ilvl="4" w:tplc="041A0003" w:tentative="1">
+      <w:start w:val="1"/>
+      <w:numFmt w:val="bullet"/>
+      <w:lvlText w:val="o"/>
+      <w:lvlJc w:val="left"/>
+      <w:pPr>
+        <w:ind w:left="3600" w:hanging="360"/>
+      </w:pPr>
+      <w:rPr>
+        <w:rFonts w:ascii="Courier New" w:hAnsi="Courier New" w:cs="Courier New" w:hint="default"/>
+      </w:rPr>
+    </w:lvl>
+    <w:lvl w:ilvl="5" w:tplc="041A0005" w:tentative="1">
+      <w:start w:val="1"/>
+      <w:numFmt w:val="bullet"/>
+      <w:lvlText w:val=""/>
+      <w:lvlJc w:val="left"/>
+      <w:pPr>
+        <w:ind w:left="4320" w:hanging="360"/>
+      </w:pPr>
+      <w:rPr>
+        <w:rFonts w:ascii="Wingdings" w:hAnsi="Wingdings" w:hint="default"/>
+      </w:rPr>
+    </w:lvl>
+    <w:lvl w:ilvl="6" w:tplc="041A0001" w:tentative="1">
+      <w:start w:val="1"/>
+      <w:numFmt w:val="bullet"/>
+      <w:lvlText w:val=""/>
+      <w:lvlJc w:val="left"/>
+      <w:pPr>
+        <w:ind w:left="5040" w:hanging="360"/>
+      </w:pPr>
+      <w:rPr>
+        <w:rFonts w:ascii="Symbol" w:hAnsi="Symbol" w:hint="default"/>
+      </w:rPr>
+    </w:lvl>
+    <w:lvl w:ilvl="7" w:tplc="041A0003" w:tentative="1">
+      <w:start w:val="1"/>
+      <w:numFmt w:val="bullet"/>
+      <w:lvlText w:val="o"/>
+      <w:lvlJc w:val="left"/>
+      <w:pPr>
+        <w:ind w:left="5760" w:hanging="360"/>
+      </w:pPr>
+      <w:rPr>
+        <w:rFonts w:ascii="Courier New" w:hAnsi="Courier New" w:cs="Courier New" w:hint="default"/>
+      </w:rPr>
+    </w:lvl>
+    <w:lvl w:ilvl="8" w:tplc="041A0005" w:tentative="1">
+      <w:start w:val="1"/>
+      <w:numFmt w:val="bullet"/>
+      <w:lvlText w:val=""/>
+      <w:lvlJc w:val="left"/>
+      <w:pPr>
+        <w:ind w:left="6480" w:hanging="360"/>
+      </w:pPr>
+      <w:rPr>
+        <w:rFonts w:ascii="Wingdings" w:hAnsi="Wingdings" w:hint="default"/>
+      </w:rPr>
+    </w:lvl>
+  </w:abstractNum>
+  <w:abstractNum w:abstractNumId="117" w15:restartNumberingAfterBreak="0">
     <w:nsid w:val="69D156AC"/>
     <w:multiLevelType w:val="multilevel"/>
     <w:tmpl w:val="AB9E5DF8"/>
@@ -39707,7 +44836,7 @@
       </w:rPr>
     </w:lvl>
   </w:abstractNum>
-  <w:abstractNum w:abstractNumId="107" w15:restartNumberingAfterBreak="0">
+  <w:abstractNum w:abstractNumId="118" w15:restartNumberingAfterBreak="0">
     <w:nsid w:val="6AA1780C"/>
     <w:multiLevelType w:val="multilevel"/>
     <w:tmpl w:val="6B24A7B0"/>
@@ -39856,7 +44985,156 @@
       </w:rPr>
     </w:lvl>
   </w:abstractNum>
-  <w:abstractNum w:abstractNumId="108" w15:restartNumberingAfterBreak="0">
+  <w:abstractNum w:abstractNumId="119" w15:restartNumberingAfterBreak="0">
+    <w:nsid w:val="6C140A51"/>
+    <w:multiLevelType w:val="multilevel"/>
+    <w:tmpl w:val="EC82BE84"/>
+    <w:lvl w:ilvl="0">
+      <w:start w:val="1"/>
+      <w:numFmt w:val="bullet"/>
+      <w:lvlText w:val=""/>
+      <w:lvlJc w:val="left"/>
+      <w:pPr>
+        <w:tabs>
+          <w:tab w:val="num" w:pos="720"/>
+        </w:tabs>
+        <w:ind w:left="720" w:hanging="360"/>
+      </w:pPr>
+      <w:rPr>
+        <w:rFonts w:ascii="Symbol" w:hAnsi="Symbol" w:hint="default"/>
+        <w:sz w:val="20"/>
+      </w:rPr>
+    </w:lvl>
+    <w:lvl w:ilvl="1" w:tentative="1">
+      <w:start w:val="1"/>
+      <w:numFmt w:val="bullet"/>
+      <w:lvlText w:val="o"/>
+      <w:lvlJc w:val="left"/>
+      <w:pPr>
+        <w:tabs>
+          <w:tab w:val="num" w:pos="1440"/>
+        </w:tabs>
+        <w:ind w:left="1440" w:hanging="360"/>
+      </w:pPr>
+      <w:rPr>
+        <w:rFonts w:ascii="Courier New" w:hAnsi="Courier New" w:hint="default"/>
+        <w:sz w:val="20"/>
+      </w:rPr>
+    </w:lvl>
+    <w:lvl w:ilvl="2" w:tentative="1">
+      <w:start w:val="1"/>
+      <w:numFmt w:val="bullet"/>
+      <w:lvlText w:val=""/>
+      <w:lvlJc w:val="left"/>
+      <w:pPr>
+        <w:tabs>
+          <w:tab w:val="num" w:pos="2160"/>
+        </w:tabs>
+        <w:ind w:left="2160" w:hanging="360"/>
+      </w:pPr>
+      <w:rPr>
+        <w:rFonts w:ascii="Wingdings" w:hAnsi="Wingdings" w:hint="default"/>
+        <w:sz w:val="20"/>
+      </w:rPr>
+    </w:lvl>
+    <w:lvl w:ilvl="3" w:tentative="1">
+      <w:start w:val="1"/>
+      <w:numFmt w:val="bullet"/>
+      <w:lvlText w:val=""/>
+      <w:lvlJc w:val="left"/>
+      <w:pPr>
+        <w:tabs>
+          <w:tab w:val="num" w:pos="2880"/>
+        </w:tabs>
+        <w:ind w:left="2880" w:hanging="360"/>
+      </w:pPr>
+      <w:rPr>
+        <w:rFonts w:ascii="Wingdings" w:hAnsi="Wingdings" w:hint="default"/>
+        <w:sz w:val="20"/>
+      </w:rPr>
+    </w:lvl>
+    <w:lvl w:ilvl="4" w:tentative="1">
+      <w:start w:val="1"/>
+      <w:numFmt w:val="bullet"/>
+      <w:lvlText w:val=""/>
+      <w:lvlJc w:val="left"/>
+      <w:pPr>
+        <w:tabs>
+          <w:tab w:val="num" w:pos="3600"/>
+        </w:tabs>
+        <w:ind w:left="3600" w:hanging="360"/>
+      </w:pPr>
+      <w:rPr>
+        <w:rFonts w:ascii="Wingdings" w:hAnsi="Wingdings" w:hint="default"/>
+        <w:sz w:val="20"/>
+      </w:rPr>
+    </w:lvl>
+    <w:lvl w:ilvl="5" w:tentative="1">
+      <w:start w:val="1"/>
+      <w:numFmt w:val="bullet"/>
+      <w:lvlText w:val=""/>
+      <w:lvlJc w:val="left"/>
+      <w:pPr>
+        <w:tabs>
+          <w:tab w:val="num" w:pos="4320"/>
+        </w:tabs>
+        <w:ind w:left="4320" w:hanging="360"/>
+      </w:pPr>
+      <w:rPr>
+        <w:rFonts w:ascii="Wingdings" w:hAnsi="Wingdings" w:hint="default"/>
+        <w:sz w:val="20"/>
+      </w:rPr>
+    </w:lvl>
+    <w:lvl w:ilvl="6" w:tentative="1">
+      <w:start w:val="1"/>
+      <w:numFmt w:val="bullet"/>
+      <w:lvlText w:val=""/>
+      <w:lvlJc w:val="left"/>
+      <w:pPr>
+        <w:tabs>
+          <w:tab w:val="num" w:pos="5040"/>
+        </w:tabs>
+        <w:ind w:left="5040" w:hanging="360"/>
+      </w:pPr>
+      <w:rPr>
+        <w:rFonts w:ascii="Wingdings" w:hAnsi="Wingdings" w:hint="default"/>
+        <w:sz w:val="20"/>
+      </w:rPr>
+    </w:lvl>
+    <w:lvl w:ilvl="7" w:tentative="1">
+      <w:start w:val="1"/>
+      <w:numFmt w:val="bullet"/>
+      <w:lvlText w:val=""/>
+      <w:lvlJc w:val="left"/>
+      <w:pPr>
+        <w:tabs>
+          <w:tab w:val="num" w:pos="5760"/>
+        </w:tabs>
+        <w:ind w:left="5760" w:hanging="360"/>
+      </w:pPr>
+      <w:rPr>
+        <w:rFonts w:ascii="Wingdings" w:hAnsi="Wingdings" w:hint="default"/>
+        <w:sz w:val="20"/>
+      </w:rPr>
+    </w:lvl>
+    <w:lvl w:ilvl="8" w:tentative="1">
+      <w:start w:val="1"/>
+      <w:numFmt w:val="bullet"/>
+      <w:lvlText w:val=""/>
+      <w:lvlJc w:val="left"/>
+      <w:pPr>
+        <w:tabs>
+          <w:tab w:val="num" w:pos="6480"/>
+        </w:tabs>
+        <w:ind w:left="6480" w:hanging="360"/>
+      </w:pPr>
+      <w:rPr>
+        <w:rFonts w:ascii="Wingdings" w:hAnsi="Wingdings" w:hint="default"/>
+        <w:sz w:val="20"/>
+      </w:rPr>
+    </w:lvl>
+  </w:abstractNum>
+  <w:abstractNum w:abstractNumId="120" w15:restartNumberingAfterBreak="0">
     <w:nsid w:val="6DD609A5"/>
     <w:multiLevelType w:val="multilevel"/>
     <w:tmpl w:val="5E58E21A"/>
@@ -40005,7 +45283,7 @@
       </w:rPr>
     </w:lvl>
   </w:abstractNum>
-  <w:abstractNum w:abstractNumId="109" w15:restartNumberingAfterBreak="0">
+  <w:abstractNum w:abstractNumId="121" w15:restartNumberingAfterBreak="0">
     <w:nsid w:val="6FA256AA"/>
     <w:multiLevelType w:val="multilevel"/>
     <w:tmpl w:val="0A6C162A"/>
@@ -40154,7 +45432,7 @@
       </w:rPr>
     </w:lvl>
   </w:abstractNum>
-  <w:abstractNum w:abstractNumId="110" w15:restartNumberingAfterBreak="0">
+  <w:abstractNum w:abstractNumId="122" w15:restartNumberingAfterBreak="0">
     <w:nsid w:val="70997219"/>
     <w:multiLevelType w:val="multilevel"/>
     <w:tmpl w:val="FEAC959E"/>
@@ -40303,7 +45581,7 @@
       </w:rPr>
     </w:lvl>
   </w:abstractNum>
-  <w:abstractNum w:abstractNumId="111" w15:restartNumberingAfterBreak="0">
+  <w:abstractNum w:abstractNumId="123" w15:restartNumberingAfterBreak="0">
     <w:nsid w:val="70B357FF"/>
     <w:multiLevelType w:val="multilevel"/>
     <w:tmpl w:val="4E3835A6"/>
@@ -40452,7 +45730,7 @@
       </w:rPr>
     </w:lvl>
   </w:abstractNum>
-  <w:abstractNum w:abstractNumId="112" w15:restartNumberingAfterBreak="0">
+  <w:abstractNum w:abstractNumId="124" w15:restartNumberingAfterBreak="0">
     <w:nsid w:val="73D5759C"/>
     <w:multiLevelType w:val="multilevel"/>
     <w:tmpl w:val="456E2336"/>
@@ -40601,7 +45879,7 @@
       </w:rPr>
     </w:lvl>
   </w:abstractNum>
-  <w:abstractNum w:abstractNumId="113" w15:restartNumberingAfterBreak="0">
+  <w:abstractNum w:abstractNumId="125" w15:restartNumberingAfterBreak="0">
     <w:nsid w:val="7402325A"/>
     <w:multiLevelType w:val="multilevel"/>
     <w:tmpl w:val="BD1C8D08"/>
@@ -40718,7 +45996,7 @@
       </w:pPr>
     </w:lvl>
   </w:abstractNum>
-  <w:abstractNum w:abstractNumId="114" w15:restartNumberingAfterBreak="0">
+  <w:abstractNum w:abstractNumId="126" w15:restartNumberingAfterBreak="0">
     <w:nsid w:val="747E5D0D"/>
     <w:multiLevelType w:val="multilevel"/>
     <w:tmpl w:val="1D36F9A6"/>
@@ -40867,7 +46145,7 @@
       </w:rPr>
     </w:lvl>
   </w:abstractNum>
-  <w:abstractNum w:abstractNumId="115" w15:restartNumberingAfterBreak="0">
+  <w:abstractNum w:abstractNumId="127" w15:restartNumberingAfterBreak="0">
     <w:nsid w:val="77136959"/>
     <w:multiLevelType w:val="multilevel"/>
     <w:tmpl w:val="6F522FDE"/>
@@ -41016,7 +46294,7 @@
       </w:rPr>
     </w:lvl>
   </w:abstractNum>
-  <w:abstractNum w:abstractNumId="116" w15:restartNumberingAfterBreak="0">
+  <w:abstractNum w:abstractNumId="128" w15:restartNumberingAfterBreak="0">
     <w:nsid w:val="77332B0E"/>
     <w:multiLevelType w:val="multilevel"/>
     <w:tmpl w:val="EE4A3752"/>
@@ -41133,7 +46411,7 @@
       </w:pPr>
     </w:lvl>
   </w:abstractNum>
-  <w:abstractNum w:abstractNumId="117" w15:restartNumberingAfterBreak="0">
+  <w:abstractNum w:abstractNumId="129" w15:restartNumberingAfterBreak="0">
     <w:nsid w:val="78F93781"/>
     <w:multiLevelType w:val="multilevel"/>
     <w:tmpl w:val="FCB8E5E0"/>
@@ -41282,7 +46560,7 @@
       </w:rPr>
     </w:lvl>
   </w:abstractNum>
-  <w:abstractNum w:abstractNumId="118" w15:restartNumberingAfterBreak="0">
+  <w:abstractNum w:abstractNumId="130" w15:restartNumberingAfterBreak="0">
     <w:nsid w:val="79615D50"/>
     <w:multiLevelType w:val="multilevel"/>
     <w:tmpl w:val="0FCC459E"/>
@@ -41431,7 +46709,7 @@
       </w:rPr>
     </w:lvl>
   </w:abstractNum>
-  <w:abstractNum w:abstractNumId="119" w15:restartNumberingAfterBreak="0">
+  <w:abstractNum w:abstractNumId="131" w15:restartNumberingAfterBreak="0">
     <w:nsid w:val="7AC23FFE"/>
     <w:multiLevelType w:val="multilevel"/>
     <w:tmpl w:val="4A24D2A8"/>
@@ -41580,7 +46858,7 @@
       </w:rPr>
     </w:lvl>
   </w:abstractNum>
-  <w:abstractNum w:abstractNumId="120" w15:restartNumberingAfterBreak="0">
+  <w:abstractNum w:abstractNumId="132" w15:restartNumberingAfterBreak="0">
     <w:nsid w:val="7B6815CD"/>
     <w:multiLevelType w:val="multilevel"/>
     <w:tmpl w:val="0888BD26"/>
@@ -41729,7 +47007,7 @@
       </w:rPr>
     </w:lvl>
   </w:abstractNum>
-  <w:abstractNum w:abstractNumId="121" w15:restartNumberingAfterBreak="0">
+  <w:abstractNum w:abstractNumId="133" w15:restartNumberingAfterBreak="0">
     <w:nsid w:val="7BC8789A"/>
     <w:multiLevelType w:val="multilevel"/>
     <w:tmpl w:val="E02487CC"/>
@@ -41878,7 +47156,120 @@
       </w:rPr>
     </w:lvl>
   </w:abstractNum>
-  <w:abstractNum w:abstractNumId="122" w15:restartNumberingAfterBreak="0">
+  <w:abstractNum w:abstractNumId="134" w15:restartNumberingAfterBreak="0">
+    <w:nsid w:val="7C7E49C6"/>
+    <w:multiLevelType w:val="multilevel"/>
+    <w:tmpl w:val="F5CAF964"/>
+    <w:lvl w:ilvl="0">
+      <w:start w:val="1"/>
+      <w:numFmt w:val="decimal"/>
+      <w:lvlText w:val="%1."/>
+      <w:lvlJc w:val="left"/>
+      <w:pPr>
+        <w:tabs>
+          <w:tab w:val="num" w:pos="720"/>
+        </w:tabs>
+        <w:ind w:left="720" w:hanging="360"/>
+      </w:pPr>
+    </w:lvl>
+    <w:lvl w:ilvl="1" w:tentative="1">
+      <w:start w:val="1"/>
+      <w:numFmt w:val="decimal"/>
+      <w:lvlText w:val="%2."/>
+      <w:lvlJc w:val="left"/>
+      <w:pPr>
+        <w:tabs>
+          <w:tab w:val="num" w:pos="1440"/>
+        </w:tabs>
+        <w:ind w:left="1440" w:hanging="360"/>
+      </w:pPr>
+    </w:lvl>
+    <w:lvl w:ilvl="2" w:tentative="1">
+      <w:start w:val="1"/>
+      <w:numFmt w:val="decimal"/>
+      <w:lvlText w:val="%3."/>
+      <w:lvlJc w:val="left"/>
+      <w:pPr>
+        <w:tabs>
+          <w:tab w:val="num" w:pos="2160"/>
+        </w:tabs>
+        <w:ind w:left="2160" w:hanging="360"/>
+      </w:pPr>
+    </w:lvl>
+    <w:lvl w:ilvl="3" w:tentative="1">
+      <w:start w:val="1"/>
+      <w:numFmt w:val="decimal"/>
+      <w:lvlText w:val="%4."/>
+      <w:lvlJc w:val="left"/>
+      <w:pPr>
+        <w:tabs>
+          <w:tab w:val="num" w:pos="2880"/>
+        </w:tabs>
+        <w:ind w:left="2880" w:hanging="360"/>
+      </w:pPr>
+    </w:lvl>
+    <w:lvl w:ilvl="4" w:tentative="1">
+      <w:start w:val="1"/>
+      <w:numFmt w:val="decimal"/>
+      <w:lvlText w:val="%5."/>
+      <w:lvlJc w:val="left"/>
+      <w:pPr>
+        <w:tabs>
+          <w:tab w:val="num" w:pos="3600"/>
+        </w:tabs>
+        <w:ind w:left="3600" w:hanging="360"/>
+      </w:pPr>
+    </w:lvl>
+    <w:lvl w:ilvl="5" w:tentative="1">
+      <w:start w:val="1"/>
+      <w:numFmt w:val="decimal"/>
+      <w:lvlText w:val="%6."/>
+      <w:lvlJc w:val="left"/>
+      <w:pPr>
+        <w:tabs>
+          <w:tab w:val="num" w:pos="4320"/>
+        </w:tabs>
+        <w:ind w:left="4320" w:hanging="360"/>
+      </w:pPr>
+    </w:lvl>
+    <w:lvl w:ilvl="6" w:tentative="1">
+      <w:start w:val="1"/>
+      <w:numFmt w:val="decimal"/>
+      <w:lvlText w:val="%7."/>
+      <w:lvlJc w:val="left"/>
+      <w:pPr>
+        <w:tabs>
+          <w:tab w:val="num" w:pos="5040"/>
+        </w:tabs>
+        <w:ind w:left="5040" w:hanging="360"/>
+      </w:pPr>
+    </w:lvl>
+    <w:lvl w:ilvl="7" w:tentative="1">
+      <w:start w:val="1"/>
+      <w:numFmt w:val="decimal"/>
+      <w:lvlText w:val="%8."/>
+      <w:lvlJc w:val="left"/>
+      <w:pPr>
+        <w:tabs>
+          <w:tab w:val="num" w:pos="5760"/>
+        </w:tabs>
+        <w:ind w:left="5760" w:hanging="360"/>
+      </w:pPr>
+    </w:lvl>
+    <w:lvl w:ilvl="8" w:tentative="1">
+      <w:start w:val="1"/>
+      <w:numFmt w:val="decimal"/>
+      <w:lvlText w:val="%9."/>
+      <w:lvlJc w:val="left"/>
+      <w:pPr>
+        <w:tabs>
+          <w:tab w:val="num" w:pos="6480"/>
+        </w:tabs>
+        <w:ind w:left="6480" w:hanging="360"/>
+      </w:pPr>
+    </w:lvl>
+  </w:abstractNum>
+  <w:abstractNum w:abstractNumId="135" w15:restartNumberingAfterBreak="0">
     <w:nsid w:val="7DE45B29"/>
     <w:multiLevelType w:val="multilevel"/>
     <w:tmpl w:val="E676F724"/>
@@ -41991,7 +47382,7 @@
       </w:pPr>
     </w:lvl>
   </w:abstractNum>
-  <w:abstractNum w:abstractNumId="123" w15:restartNumberingAfterBreak="0">
+  <w:abstractNum w:abstractNumId="136" w15:restartNumberingAfterBreak="0">
     <w:nsid w:val="7DEC1DF4"/>
     <w:multiLevelType w:val="multilevel"/>
     <w:tmpl w:val="A9080B70"/>
@@ -42140,7 +47531,7 @@
       </w:rPr>
     </w:lvl>
   </w:abstractNum>
-  <w:abstractNum w:abstractNumId="124" w15:restartNumberingAfterBreak="0">
+  <w:abstractNum w:abstractNumId="137" w15:restartNumberingAfterBreak="0">
     <w:nsid w:val="7E1A0EA1"/>
     <w:multiLevelType w:val="multilevel"/>
     <w:tmpl w:val="C7F0BF90"/>
@@ -42289,7 +47680,7 @@
       </w:rPr>
     </w:lvl>
   </w:abstractNum>
-  <w:abstractNum w:abstractNumId="125" w15:restartNumberingAfterBreak="0">
+  <w:abstractNum w:abstractNumId="138" w15:restartNumberingAfterBreak="0">
     <w:nsid w:val="7E2941EE"/>
     <w:multiLevelType w:val="multilevel"/>
     <w:tmpl w:val="11E2712C"/>
@@ -42438,7 +47829,7 @@
       </w:rPr>
     </w:lvl>
   </w:abstractNum>
-  <w:abstractNum w:abstractNumId="126" w15:restartNumberingAfterBreak="0">
+  <w:abstractNum w:abstractNumId="139" w15:restartNumberingAfterBreak="0">
     <w:nsid w:val="7E3B5EAC"/>
     <w:multiLevelType w:val="multilevel"/>
     <w:tmpl w:val="674AFED6"/>
@@ -42587,7 +47978,7 @@
       </w:rPr>
     </w:lvl>
   </w:abstractNum>
-  <w:abstractNum w:abstractNumId="127" w15:restartNumberingAfterBreak="0">
+  <w:abstractNum w:abstractNumId="140" w15:restartNumberingAfterBreak="0">
     <w:nsid w:val="7F1946E1"/>
     <w:multiLevelType w:val="multilevel"/>
     <w:tmpl w:val="DE4E1950"/>
@@ -42737,388 +48128,427 @@
     </w:lvl>
   </w:abstractNum>
   <w:num w:numId="1" w16cid:durableId="56515043">
-    <w:abstractNumId w:val="37"/>
+    <w:abstractNumId w:val="42"/>
   </w:num>
   <w:num w:numId="2" w16cid:durableId="1418746606">
-    <w:abstractNumId w:val="73"/>
+    <w:abstractNumId w:val="81"/>
   </w:num>
   <w:num w:numId="3" w16cid:durableId="1624313619">
-    <w:abstractNumId w:val="5"/>
+    <w:abstractNumId w:val="6"/>
   </w:num>
   <w:num w:numId="4" w16cid:durableId="580675865">
-    <w:abstractNumId w:val="45"/>
+    <w:abstractNumId w:val="50"/>
   </w:num>
   <w:num w:numId="5" w16cid:durableId="1383672132">
-    <w:abstractNumId w:val="56"/>
+    <w:abstractNumId w:val="64"/>
   </w:num>
   <w:num w:numId="6" w16cid:durableId="613252597">
-    <w:abstractNumId w:val="24"/>
+    <w:abstractNumId w:val="29"/>
   </w:num>
   <w:num w:numId="7" w16cid:durableId="874464683">
-    <w:abstractNumId w:val="63"/>
+    <w:abstractNumId w:val="71"/>
   </w:num>
   <w:num w:numId="8" w16cid:durableId="1791195871">
     <w:abstractNumId w:val="3"/>
   </w:num>
   <w:num w:numId="9" w16cid:durableId="1527132189">
-    <w:abstractNumId w:val="60"/>
+    <w:abstractNumId w:val="68"/>
   </w:num>
   <w:num w:numId="10" w16cid:durableId="864363441">
-    <w:abstractNumId w:val="46"/>
+    <w:abstractNumId w:val="53"/>
   </w:num>
   <w:num w:numId="11" w16cid:durableId="470632562">
-    <w:abstractNumId w:val="112"/>
+    <w:abstractNumId w:val="124"/>
   </w:num>
   <w:num w:numId="12" w16cid:durableId="2033799448">
-    <w:abstractNumId w:val="19"/>
+    <w:abstractNumId w:val="23"/>
   </w:num>
   <w:num w:numId="13" w16cid:durableId="59065648">
-    <w:abstractNumId w:val="126"/>
+    <w:abstractNumId w:val="139"/>
   </w:num>
   <w:num w:numId="14" w16cid:durableId="1222786924">
+    <w:abstractNumId w:val="77"/>
+  </w:num>
+  <w:num w:numId="15" w16cid:durableId="208691345">
+    <w:abstractNumId w:val="100"/>
+  </w:num>
+  <w:num w:numId="16" w16cid:durableId="281425178">
+    <w:abstractNumId w:val="28"/>
+  </w:num>
+  <w:num w:numId="17" w16cid:durableId="1849641173">
+    <w:abstractNumId w:val="57"/>
+  </w:num>
+  <w:num w:numId="18" w16cid:durableId="1984965633">
+    <w:abstractNumId w:val="87"/>
+  </w:num>
+  <w:num w:numId="19" w16cid:durableId="98450328">
+    <w:abstractNumId w:val="13"/>
+  </w:num>
+  <w:num w:numId="20" w16cid:durableId="1327827326">
+    <w:abstractNumId w:val="96"/>
+  </w:num>
+  <w:num w:numId="21" w16cid:durableId="286618869">
+    <w:abstractNumId w:val="89"/>
+  </w:num>
+  <w:num w:numId="22" w16cid:durableId="1038163804">
+    <w:abstractNumId w:val="117"/>
+  </w:num>
+  <w:num w:numId="23" w16cid:durableId="1568805700">
+    <w:abstractNumId w:val="11"/>
+  </w:num>
+  <w:num w:numId="24" w16cid:durableId="1210192894">
+    <w:abstractNumId w:val="75"/>
+  </w:num>
+  <w:num w:numId="25" w16cid:durableId="1348672981">
+    <w:abstractNumId w:val="59"/>
+  </w:num>
+  <w:num w:numId="26" w16cid:durableId="1542404715">
     <w:abstractNumId w:val="69"/>
   </w:num>
-  <w:num w:numId="15" w16cid:durableId="208691345">
-    <w:abstractNumId w:val="92"/>
+  <w:num w:numId="27" w16cid:durableId="411241935">
+    <w:abstractNumId w:val="131"/>
   </w:num>
-  <w:num w:numId="16" w16cid:durableId="281425178">
-    <w:abstractNumId w:val="23"/>
+  <w:num w:numId="28" w16cid:durableId="675350975">
+    <w:abstractNumId w:val="85"/>
   </w:num>
-  <w:num w:numId="17" w16cid:durableId="1849641173">
-    <w:abstractNumId w:val="50"/>
+  <w:num w:numId="29" w16cid:durableId="1485121287">
+    <w:abstractNumId w:val="9"/>
   </w:num>
-  <w:num w:numId="18" w16cid:durableId="1984965633">
-    <w:abstractNumId w:val="79"/>
+  <w:num w:numId="30" w16cid:durableId="1390500555">
+    <w:abstractNumId w:val="105"/>
   </w:num>
-  <w:num w:numId="19" w16cid:durableId="98450328">
+  <w:num w:numId="31" w16cid:durableId="760026595">
     <w:abstractNumId w:val="10"/>
   </w:num>
-  <w:num w:numId="20" w16cid:durableId="1327827326">
-    <w:abstractNumId w:val="88"/>
-  </w:num>
-  <w:num w:numId="21" w16cid:durableId="286618869">
-    <w:abstractNumId w:val="81"/>
-  </w:num>
-  <w:num w:numId="22" w16cid:durableId="1038163804">
-    <w:abstractNumId w:val="106"/>
-  </w:num>
-  <w:num w:numId="23" w16cid:durableId="1568805700">
-    <w:abstractNumId w:val="8"/>
-  </w:num>
-  <w:num w:numId="24" w16cid:durableId="1210192894">
-    <w:abstractNumId w:val="67"/>
-  </w:num>
-  <w:num w:numId="25" w16cid:durableId="1348672981">
-    <w:abstractNumId w:val="52"/>
-  </w:num>
-  <w:num w:numId="26" w16cid:durableId="1542404715">
-    <w:abstractNumId w:val="61"/>
-  </w:num>
-  <w:num w:numId="27" w16cid:durableId="411241935">
-    <w:abstractNumId w:val="119"/>
-  </w:num>
-  <w:num w:numId="28" w16cid:durableId="675350975">
-    <w:abstractNumId w:val="77"/>
-  </w:num>
-  <w:num w:numId="29" w16cid:durableId="1485121287">
-    <w:abstractNumId w:val="6"/>
-  </w:num>
-  <w:num w:numId="30" w16cid:durableId="1390500555">
-    <w:abstractNumId w:val="97"/>
-  </w:num>
-  <w:num w:numId="31" w16cid:durableId="760026595">
-    <w:abstractNumId w:val="7"/>
-  </w:num>
   <w:num w:numId="32" w16cid:durableId="341664781">
-    <w:abstractNumId w:val="20"/>
+    <w:abstractNumId w:val="25"/>
   </w:num>
   <w:num w:numId="33" w16cid:durableId="1310012961">
-    <w:abstractNumId w:val="27"/>
+    <w:abstractNumId w:val="32"/>
   </w:num>
   <w:num w:numId="34" w16cid:durableId="989990105">
-    <w:abstractNumId w:val="25"/>
+    <w:abstractNumId w:val="30"/>
   </w:num>
   <w:num w:numId="35" w16cid:durableId="2084136960">
-    <w:abstractNumId w:val="90"/>
+    <w:abstractNumId w:val="98"/>
   </w:num>
   <w:num w:numId="36" w16cid:durableId="1259633309">
-    <w:abstractNumId w:val="33"/>
+    <w:abstractNumId w:val="38"/>
   </w:num>
   <w:num w:numId="37" w16cid:durableId="1262883139">
-    <w:abstractNumId w:val="64"/>
+    <w:abstractNumId w:val="72"/>
   </w:num>
   <w:num w:numId="38" w16cid:durableId="1549027828">
-    <w:abstractNumId w:val="103"/>
+    <w:abstractNumId w:val="113"/>
   </w:num>
   <w:num w:numId="39" w16cid:durableId="442959781">
-    <w:abstractNumId w:val="76"/>
+    <w:abstractNumId w:val="84"/>
   </w:num>
   <w:num w:numId="40" w16cid:durableId="333535280">
-    <w:abstractNumId w:val="123"/>
+    <w:abstractNumId w:val="136"/>
   </w:num>
   <w:num w:numId="41" w16cid:durableId="2076196994">
-    <w:abstractNumId w:val="105"/>
+    <w:abstractNumId w:val="115"/>
   </w:num>
   <w:num w:numId="42" w16cid:durableId="804276882">
-    <w:abstractNumId w:val="117"/>
+    <w:abstractNumId w:val="129"/>
   </w:num>
   <w:num w:numId="43" w16cid:durableId="883171944">
     <w:abstractNumId w:val="0"/>
   </w:num>
   <w:num w:numId="44" w16cid:durableId="133759352">
-    <w:abstractNumId w:val="26"/>
+    <w:abstractNumId w:val="31"/>
   </w:num>
   <w:num w:numId="45" w16cid:durableId="1382166391">
-    <w:abstractNumId w:val="32"/>
+    <w:abstractNumId w:val="37"/>
   </w:num>
   <w:num w:numId="46" w16cid:durableId="377628488">
-    <w:abstractNumId w:val="53"/>
+    <w:abstractNumId w:val="61"/>
   </w:num>
   <w:num w:numId="47" w16cid:durableId="261693677">
-    <w:abstractNumId w:val="96"/>
+    <w:abstractNumId w:val="104"/>
   </w:num>
   <w:num w:numId="48" w16cid:durableId="2087066208">
-    <w:abstractNumId w:val="114"/>
+    <w:abstractNumId w:val="126"/>
   </w:num>
   <w:num w:numId="49" w16cid:durableId="1273511099">
-    <w:abstractNumId w:val="54"/>
+    <w:abstractNumId w:val="62"/>
   </w:num>
   <w:num w:numId="50" w16cid:durableId="673218140">
-    <w:abstractNumId w:val="127"/>
+    <w:abstractNumId w:val="140"/>
   </w:num>
   <w:num w:numId="51" w16cid:durableId="1673725803">
+    <w:abstractNumId w:val="94"/>
+  </w:num>
+  <w:num w:numId="52" w16cid:durableId="579296327">
+    <w:abstractNumId w:val="48"/>
+  </w:num>
+  <w:num w:numId="53" w16cid:durableId="1480808776">
+    <w:abstractNumId w:val="88"/>
+  </w:num>
+  <w:num w:numId="54" w16cid:durableId="521357053">
+    <w:abstractNumId w:val="40"/>
+  </w:num>
+  <w:num w:numId="55" w16cid:durableId="731656390">
+    <w:abstractNumId w:val="18"/>
+  </w:num>
+  <w:num w:numId="56" w16cid:durableId="1194078202">
+    <w:abstractNumId w:val="137"/>
+  </w:num>
+  <w:num w:numId="57" w16cid:durableId="1706443413">
+    <w:abstractNumId w:val="92"/>
+  </w:num>
+  <w:num w:numId="58" w16cid:durableId="1290740803">
+    <w:abstractNumId w:val="36"/>
+  </w:num>
+  <w:num w:numId="59" w16cid:durableId="1516191525">
+    <w:abstractNumId w:val="66"/>
+  </w:num>
+  <w:num w:numId="60" w16cid:durableId="74057746">
+    <w:abstractNumId w:val="47"/>
+  </w:num>
+  <w:num w:numId="61" w16cid:durableId="1815834507">
+    <w:abstractNumId w:val="58"/>
+  </w:num>
+  <w:num w:numId="62" w16cid:durableId="1294865120">
+    <w:abstractNumId w:val="118"/>
+  </w:num>
+  <w:num w:numId="63" w16cid:durableId="108092767">
+    <w:abstractNumId w:val="39"/>
+  </w:num>
+  <w:num w:numId="64" w16cid:durableId="1278180143">
+    <w:abstractNumId w:val="78"/>
+  </w:num>
+  <w:num w:numId="65" w16cid:durableId="2123068326">
+    <w:abstractNumId w:val="111"/>
+  </w:num>
+  <w:num w:numId="66" w16cid:durableId="1753702099">
+    <w:abstractNumId w:val="125"/>
+  </w:num>
+  <w:num w:numId="67" w16cid:durableId="1527252029">
+    <w:abstractNumId w:val="22"/>
+  </w:num>
+  <w:num w:numId="68" w16cid:durableId="12070763">
+    <w:abstractNumId w:val="17"/>
+  </w:num>
+  <w:num w:numId="69" w16cid:durableId="264534251">
+    <w:abstractNumId w:val="43"/>
+  </w:num>
+  <w:num w:numId="70" w16cid:durableId="1270619688">
+    <w:abstractNumId w:val="45"/>
+  </w:num>
+  <w:num w:numId="71" w16cid:durableId="1211115297">
+    <w:abstractNumId w:val="110"/>
+  </w:num>
+  <w:num w:numId="72" w16cid:durableId="402920548">
+    <w:abstractNumId w:val="91"/>
+  </w:num>
+  <w:num w:numId="73" w16cid:durableId="1103383733">
+    <w:abstractNumId w:val="79"/>
+  </w:num>
+  <w:num w:numId="74" w16cid:durableId="2028679873">
+    <w:abstractNumId w:val="14"/>
+  </w:num>
+  <w:num w:numId="75" w16cid:durableId="1090466851">
+    <w:abstractNumId w:val="102"/>
+  </w:num>
+  <w:num w:numId="76" w16cid:durableId="1624340593">
+    <w:abstractNumId w:val="95"/>
+  </w:num>
+  <w:num w:numId="77" w16cid:durableId="668678096">
+    <w:abstractNumId w:val="112"/>
+  </w:num>
+  <w:num w:numId="78" w16cid:durableId="880940554">
+    <w:abstractNumId w:val="122"/>
+  </w:num>
+  <w:num w:numId="79" w16cid:durableId="951669199">
     <w:abstractNumId w:val="86"/>
   </w:num>
-  <w:num w:numId="52" w16cid:durableId="579296327">
-    <w:abstractNumId w:val="43"/>
-  </w:num>
-  <w:num w:numId="53" w16cid:durableId="1480808776">
-    <w:abstractNumId w:val="80"/>
-  </w:num>
-  <w:num w:numId="54" w16cid:durableId="521357053">
-    <w:abstractNumId w:val="35"/>
-  </w:num>
-  <w:num w:numId="55" w16cid:durableId="731656390">
-    <w:abstractNumId w:val="15"/>
-  </w:num>
-  <w:num w:numId="56" w16cid:durableId="1194078202">
-    <w:abstractNumId w:val="124"/>
-  </w:num>
-  <w:num w:numId="57" w16cid:durableId="1706443413">
-    <w:abstractNumId w:val="84"/>
-  </w:num>
-  <w:num w:numId="58" w16cid:durableId="1290740803">
-    <w:abstractNumId w:val="31"/>
-  </w:num>
-  <w:num w:numId="59" w16cid:durableId="1516191525">
-    <w:abstractNumId w:val="58"/>
-  </w:num>
-  <w:num w:numId="60" w16cid:durableId="74057746">
-    <w:abstractNumId w:val="42"/>
-  </w:num>
-  <w:num w:numId="61" w16cid:durableId="1815834507">
-    <w:abstractNumId w:val="51"/>
-  </w:num>
-  <w:num w:numId="62" w16cid:durableId="1294865120">
-    <w:abstractNumId w:val="107"/>
-  </w:num>
-  <w:num w:numId="63" w16cid:durableId="108092767">
+  <w:num w:numId="80" w16cid:durableId="536695776">
     <w:abstractNumId w:val="34"/>
   </w:num>
-  <w:num w:numId="64" w16cid:durableId="1278180143">
-    <w:abstractNumId w:val="70"/>
-  </w:num>
-  <w:num w:numId="65" w16cid:durableId="2123068326">
-    <w:abstractNumId w:val="101"/>
-  </w:num>
-  <w:num w:numId="66" w16cid:durableId="1753702099">
-    <w:abstractNumId w:val="113"/>
-  </w:num>
-  <w:num w:numId="67" w16cid:durableId="1527252029">
-    <w:abstractNumId w:val="18"/>
-  </w:num>
-  <w:num w:numId="68" w16cid:durableId="12070763">
-    <w:abstractNumId w:val="14"/>
-  </w:num>
-  <w:num w:numId="69" w16cid:durableId="264534251">
-    <w:abstractNumId w:val="38"/>
-  </w:num>
-  <w:num w:numId="70" w16cid:durableId="1270619688">
-    <w:abstractNumId w:val="40"/>
-  </w:num>
-  <w:num w:numId="71" w16cid:durableId="1211115297">
-    <w:abstractNumId w:val="100"/>
-  </w:num>
-  <w:num w:numId="72" w16cid:durableId="402920548">
-    <w:abstractNumId w:val="83"/>
-  </w:num>
-  <w:num w:numId="73" w16cid:durableId="1103383733">
-    <w:abstractNumId w:val="71"/>
-  </w:num>
-  <w:num w:numId="74" w16cid:durableId="2028679873">
-    <w:abstractNumId w:val="11"/>
-  </w:num>
-  <w:num w:numId="75" w16cid:durableId="1090466851">
-    <w:abstractNumId w:val="94"/>
-  </w:num>
-  <w:num w:numId="76" w16cid:durableId="1624340593">
-    <w:abstractNumId w:val="87"/>
-  </w:num>
-  <w:num w:numId="77" w16cid:durableId="668678096">
-    <w:abstractNumId w:val="102"/>
-  </w:num>
-  <w:num w:numId="78" w16cid:durableId="880940554">
-    <w:abstractNumId w:val="110"/>
-  </w:num>
-  <w:num w:numId="79" w16cid:durableId="951669199">
-    <w:abstractNumId w:val="78"/>
-  </w:num>
-  <w:num w:numId="80" w16cid:durableId="536695776">
-    <w:abstractNumId w:val="29"/>
-  </w:num>
   <w:num w:numId="81" w16cid:durableId="1260984839">
-    <w:abstractNumId w:val="111"/>
+    <w:abstractNumId w:val="123"/>
   </w:num>
   <w:num w:numId="82" w16cid:durableId="1161042252">
-    <w:abstractNumId w:val="41"/>
+    <w:abstractNumId w:val="46"/>
   </w:num>
   <w:num w:numId="83" w16cid:durableId="1236746292">
-    <w:abstractNumId w:val="109"/>
+    <w:abstractNumId w:val="121"/>
   </w:num>
   <w:num w:numId="84" w16cid:durableId="2138136159">
     <w:abstractNumId w:val="1"/>
   </w:num>
   <w:num w:numId="85" w16cid:durableId="30619967">
-    <w:abstractNumId w:val="36"/>
+    <w:abstractNumId w:val="41"/>
   </w:num>
   <w:num w:numId="86" w16cid:durableId="911085173">
-    <w:abstractNumId w:val="104"/>
+    <w:abstractNumId w:val="114"/>
   </w:num>
   <w:num w:numId="87" w16cid:durableId="1217745342">
-    <w:abstractNumId w:val="74"/>
+    <w:abstractNumId w:val="82"/>
   </w:num>
   <w:num w:numId="88" w16cid:durableId="469177549">
-    <w:abstractNumId w:val="55"/>
+    <w:abstractNumId w:val="63"/>
   </w:num>
   <w:num w:numId="89" w16cid:durableId="2063940158">
-    <w:abstractNumId w:val="68"/>
+    <w:abstractNumId w:val="76"/>
   </w:num>
   <w:num w:numId="90" w16cid:durableId="765921404">
-    <w:abstractNumId w:val="39"/>
+    <w:abstractNumId w:val="44"/>
   </w:num>
   <w:num w:numId="91" w16cid:durableId="101726414">
-    <w:abstractNumId w:val="93"/>
+    <w:abstractNumId w:val="101"/>
   </w:num>
   <w:num w:numId="92" w16cid:durableId="2003968535">
-    <w:abstractNumId w:val="57"/>
+    <w:abstractNumId w:val="65"/>
   </w:num>
   <w:num w:numId="93" w16cid:durableId="1473592912">
-    <w:abstractNumId w:val="30"/>
+    <w:abstractNumId w:val="35"/>
   </w:num>
   <w:num w:numId="94" w16cid:durableId="653215147">
-    <w:abstractNumId w:val="22"/>
+    <w:abstractNumId w:val="27"/>
   </w:num>
   <w:num w:numId="95" w16cid:durableId="405610394">
-    <w:abstractNumId w:val="47"/>
+    <w:abstractNumId w:val="54"/>
   </w:num>
   <w:num w:numId="96" w16cid:durableId="174660752">
-    <w:abstractNumId w:val="91"/>
+    <w:abstractNumId w:val="99"/>
   </w:num>
   <w:num w:numId="97" w16cid:durableId="1896508732">
-    <w:abstractNumId w:val="98"/>
+    <w:abstractNumId w:val="106"/>
   </w:num>
   <w:num w:numId="98" w16cid:durableId="1955360361">
     <w:abstractNumId w:val="4"/>
   </w:num>
   <w:num w:numId="99" w16cid:durableId="1997419449">
-    <w:abstractNumId w:val="120"/>
+    <w:abstractNumId w:val="132"/>
   </w:num>
   <w:num w:numId="100" w16cid:durableId="1603950555">
-    <w:abstractNumId w:val="122"/>
+    <w:abstractNumId w:val="135"/>
   </w:num>
   <w:num w:numId="101" w16cid:durableId="1875994041">
-    <w:abstractNumId w:val="65"/>
+    <w:abstractNumId w:val="73"/>
   </w:num>
   <w:num w:numId="102" w16cid:durableId="465124604">
-    <w:abstractNumId w:val="59"/>
+    <w:abstractNumId w:val="67"/>
   </w:num>
   <w:num w:numId="103" w16cid:durableId="188761383">
-    <w:abstractNumId w:val="85"/>
+    <w:abstractNumId w:val="93"/>
   </w:num>
   <w:num w:numId="104" w16cid:durableId="457335778">
-    <w:abstractNumId w:val="125"/>
+    <w:abstractNumId w:val="138"/>
   </w:num>
   <w:num w:numId="105" w16cid:durableId="2087607713">
-    <w:abstractNumId w:val="16"/>
+    <w:abstractNumId w:val="20"/>
   </w:num>
   <w:num w:numId="106" w16cid:durableId="1482386604">
-    <w:abstractNumId w:val="82"/>
+    <w:abstractNumId w:val="90"/>
   </w:num>
   <w:num w:numId="107" w16cid:durableId="689448542">
-    <w:abstractNumId w:val="118"/>
+    <w:abstractNumId w:val="130"/>
   </w:num>
   <w:num w:numId="108" w16cid:durableId="1946379547">
-    <w:abstractNumId w:val="28"/>
+    <w:abstractNumId w:val="33"/>
   </w:num>
   <w:num w:numId="109" w16cid:durableId="1353646225">
     <w:abstractNumId w:val="2"/>
   </w:num>
   <w:num w:numId="110" w16cid:durableId="1435055446">
+    <w:abstractNumId w:val="15"/>
+  </w:num>
+  <w:num w:numId="111" w16cid:durableId="991717614">
+    <w:abstractNumId w:val="55"/>
+  </w:num>
+  <w:num w:numId="112" w16cid:durableId="44793854">
+    <w:abstractNumId w:val="49"/>
+  </w:num>
+  <w:num w:numId="113" w16cid:durableId="1361009559">
+    <w:abstractNumId w:val="127"/>
+  </w:num>
+  <w:num w:numId="114" w16cid:durableId="1974872221">
+    <w:abstractNumId w:val="80"/>
+  </w:num>
+  <w:num w:numId="115" w16cid:durableId="1075858128">
+    <w:abstractNumId w:val="70"/>
+  </w:num>
+  <w:num w:numId="116" w16cid:durableId="472329565">
+    <w:abstractNumId w:val="108"/>
+  </w:num>
+  <w:num w:numId="117" w16cid:durableId="6447339">
+    <w:abstractNumId w:val="16"/>
+  </w:num>
+  <w:num w:numId="118" w16cid:durableId="1157528249">
+    <w:abstractNumId w:val="83"/>
+  </w:num>
+  <w:num w:numId="119" w16cid:durableId="601962871">
+    <w:abstractNumId w:val="56"/>
+  </w:num>
+  <w:num w:numId="120" w16cid:durableId="895162753">
+    <w:abstractNumId w:val="97"/>
+  </w:num>
+  <w:num w:numId="121" w16cid:durableId="1312439238">
     <w:abstractNumId w:val="12"/>
   </w:num>
-  <w:num w:numId="111" w16cid:durableId="991717614">
-    <w:abstractNumId w:val="48"/>
-  </w:num>
-  <w:num w:numId="112" w16cid:durableId="44793854">
-    <w:abstractNumId w:val="44"/>
-  </w:num>
-  <w:num w:numId="113" w16cid:durableId="1361009559">
-    <w:abstractNumId w:val="115"/>
-  </w:num>
-  <w:num w:numId="114" w16cid:durableId="1974872221">
-    <w:abstractNumId w:val="72"/>
-  </w:num>
-  <w:num w:numId="115" w16cid:durableId="1075858128">
-    <w:abstractNumId w:val="62"/>
-  </w:num>
-  <w:num w:numId="116" w16cid:durableId="472329565">
-    <w:abstractNumId w:val="99"/>
-  </w:num>
-  <w:num w:numId="117" w16cid:durableId="6447339">
-    <w:abstractNumId w:val="13"/>
-  </w:num>
-  <w:num w:numId="118" w16cid:durableId="1157528249">
-    <w:abstractNumId w:val="75"/>
-  </w:num>
-  <w:num w:numId="119" w16cid:durableId="601962871">
-    <w:abstractNumId w:val="49"/>
-  </w:num>
-  <w:num w:numId="120" w16cid:durableId="895162753">
-    <w:abstractNumId w:val="89"/>
-  </w:num>
-  <w:num w:numId="121" w16cid:durableId="1312439238">
-    <w:abstractNumId w:val="9"/>
-  </w:num>
   <w:num w:numId="122" w16cid:durableId="315913053">
-    <w:abstractNumId w:val="66"/>
+    <w:abstractNumId w:val="74"/>
   </w:num>
   <w:num w:numId="123" w16cid:durableId="1527016997">
-    <w:abstractNumId w:val="116"/>
+    <w:abstractNumId w:val="128"/>
   </w:num>
   <w:num w:numId="124" w16cid:durableId="338044005">
-    <w:abstractNumId w:val="121"/>
+    <w:abstractNumId w:val="133"/>
   </w:num>
   <w:num w:numId="125" w16cid:durableId="1281108140">
-    <w:abstractNumId w:val="95"/>
+    <w:abstractNumId w:val="103"/>
   </w:num>
   <w:num w:numId="126" w16cid:durableId="116030189">
+    <w:abstractNumId w:val="26"/>
+  </w:num>
+  <w:num w:numId="127" w16cid:durableId="1712880450">
     <w:abstractNumId w:val="21"/>
   </w:num>
-  <w:num w:numId="127" w16cid:durableId="1712880450">
-    <w:abstractNumId w:val="17"/>
+  <w:num w:numId="128" w16cid:durableId="1627421505">
+    <w:abstractNumId w:val="120"/>
   </w:num>
-  <w:num w:numId="128" w16cid:durableId="1627421505">
-    <w:abstractNumId w:val="108"/>
+  <w:num w:numId="129" w16cid:durableId="683243212">
+    <w:abstractNumId w:val="51"/>
+  </w:num>
+  <w:num w:numId="130" w16cid:durableId="340203725">
+    <w:abstractNumId w:val="52"/>
+  </w:num>
+  <w:num w:numId="131" w16cid:durableId="1298871922">
+    <w:abstractNumId w:val="60"/>
+  </w:num>
+  <w:num w:numId="132" w16cid:durableId="90200893">
+    <w:abstractNumId w:val="109"/>
+  </w:num>
+  <w:num w:numId="133" w16cid:durableId="125317827">
+    <w:abstractNumId w:val="134"/>
+  </w:num>
+  <w:num w:numId="134" w16cid:durableId="910820218">
+    <w:abstractNumId w:val="119"/>
+  </w:num>
+  <w:num w:numId="135" w16cid:durableId="1320038653">
+    <w:abstractNumId w:val="7"/>
+  </w:num>
+  <w:num w:numId="136" w16cid:durableId="713894514">
+    <w:abstractNumId w:val="8"/>
+  </w:num>
+  <w:num w:numId="137" w16cid:durableId="79068011">
+    <w:abstractNumId w:val="24"/>
+  </w:num>
+  <w:num w:numId="138" w16cid:durableId="715272966">
+    <w:abstractNumId w:val="19"/>
+  </w:num>
+  <w:num w:numId="139" w16cid:durableId="664357140">
+    <w:abstractNumId w:val="107"/>
+  </w:num>
+  <w:num w:numId="140" w16cid:durableId="1635598483">
+    <w:abstractNumId w:val="5"/>
+  </w:num>
+  <w:num w:numId="141" w16cid:durableId="436101185">
+    <w:abstractNumId w:val="116"/>
   </w:num>
 </w:numbering>
 </file>
